--- a/sem_2/Lab13/Lab13.docx
+++ b/sem_2/Lab13/Lab13.docx
@@ -800,6 +800,26 @@
     </w:p>
     <w:p>
       <w:pPr>
+        <w:pStyle w:val="22"/>
+        <w:keepNext w:val="0"/>
+        <w:keepLines w:val="0"/>
+        <w:widowControl/>
+        <w:numPr>
+          <w:ilvl w:val="0"/>
+          <w:numId w:val="0"/>
+        </w:numPr>
+        <w:suppressLineNumbers w:val="0"/>
+        <w:spacing w:before="0" w:beforeAutospacing="0" w:after="0" w:afterAutospacing="1" w:line="15" w:lineRule="atLeast"/>
+        <w:ind w:right="0" w:rightChars="0"/>
+        <w:jc w:val="left"/>
+        <w:rPr>
+          <w:rFonts w:hint="default"/>
+          <w:lang w:val="ru-RU"/>
+        </w:rPr>
+      </w:pPr>
+    </w:p>
+    <w:p>
+      <w:pPr>
         <w:pStyle w:val="3"/>
         <w:keepNext w:val="0"/>
         <w:keepLines w:val="0"/>
@@ -830,24 +850,60 @@
     </w:p>
     <w:p>
       <w:pPr>
-        <w:pStyle w:val="22"/>
-        <w:keepNext w:val="0"/>
-        <w:keepLines w:val="0"/>
-        <w:widowControl/>
-        <w:suppressLineNumbers w:val="0"/>
-        <w:rPr>
-          <w:rFonts w:hint="default" w:ascii="Times New Roman" w:hAnsi="Times New Roman" w:cs="Times New Roman"/>
-          <w:sz w:val="28"/>
-          <w:szCs w:val="28"/>
-        </w:rPr>
-      </w:pPr>
-      <w:r>
-        <w:rPr>
-          <w:rFonts w:hint="default" w:ascii="Times New Roman" w:hAnsi="Times New Roman" w:cs="Times New Roman"/>
-          <w:sz w:val="28"/>
-          <w:szCs w:val="28"/>
-        </w:rPr>
-        <w:t>Реализованы:</w:t>
+        <w:keepNext w:val="0"/>
+        <w:keepLines w:val="0"/>
+        <w:widowControl/>
+        <w:numPr>
+          <w:ilvl w:val="0"/>
+          <w:numId w:val="0"/>
+        </w:numPr>
+        <w:suppressLineNumbers w:val="0"/>
+        <w:spacing w:before="0" w:beforeAutospacing="1" w:after="0" w:afterAutospacing="1" w:line="360" w:lineRule="auto"/>
+        <w:jc w:val="both"/>
+        <w:rPr>
+          <w:rFonts w:hint="default" w:ascii="Times New Roman" w:hAnsi="Times New Roman" w:cs="Times New Roman"/>
+          <w:color w:val="auto"/>
+          <w:sz w:val="28"/>
+          <w:szCs w:val="28"/>
+        </w:rPr>
+      </w:pPr>
+      <w:r>
+        <w:rPr>
+          <w:rFonts w:hint="default" w:ascii="Times New Roman" w:hAnsi="Times New Roman" w:cs="Times New Roman"/>
+          <w:color w:val="auto"/>
+          <w:sz w:val="28"/>
+          <w:szCs w:val="28"/>
+        </w:rPr>
+        <w:t>Для решения задачи 1 реализована функция task1().</w:t>
+      </w:r>
+    </w:p>
+    <w:p>
+      <w:pPr>
+        <w:keepNext w:val="0"/>
+        <w:keepLines w:val="0"/>
+        <w:widowControl/>
+        <w:numPr>
+          <w:ilvl w:val="0"/>
+          <w:numId w:val="0"/>
+        </w:numPr>
+        <w:suppressLineNumbers w:val="0"/>
+        <w:spacing w:before="0" w:beforeAutospacing="1" w:after="0" w:afterAutospacing="1" w:line="360" w:lineRule="auto"/>
+        <w:jc w:val="both"/>
+        <w:rPr>
+          <w:rFonts w:hint="default" w:ascii="Times New Roman" w:hAnsi="Times New Roman" w:cs="Times New Roman"/>
+          <w:color w:val="auto"/>
+          <w:sz w:val="28"/>
+          <w:szCs w:val="28"/>
+        </w:rPr>
+      </w:pPr>
+      <w:r>
+        <w:rPr>
+          <w:rFonts w:hint="default" w:ascii="Times New Roman" w:hAnsi="Times New Roman" w:cs="Times New Roman"/>
+          <w:color w:val="auto"/>
+          <w:sz w:val="28"/>
+          <w:szCs w:val="28"/>
+        </w:rPr>
+        <w:t>Функция выполняет:</w:t>
       </w:r>
     </w:p>
     <w:p>
@@ -860,21 +916,24 @@
           <w:numId w:val="3"/>
         </w:numPr>
         <w:suppressLineNumbers w:val="0"/>
-        <w:spacing w:before="0" w:beforeAutospacing="1" w:after="0" w:afterAutospacing="1"/>
+        <w:spacing w:before="0" w:beforeAutospacing="1" w:after="0" w:afterAutospacing="1" w:line="360" w:lineRule="auto"/>
         <w:ind w:left="860" w:leftChars="0" w:hanging="420" w:firstLineChars="0"/>
-        <w:rPr>
-          <w:rFonts w:hint="default" w:ascii="Times New Roman" w:hAnsi="Times New Roman" w:cs="Times New Roman"/>
-          <w:sz w:val="28"/>
-          <w:szCs w:val="28"/>
-        </w:rPr>
-      </w:pPr>
-      <w:r>
-        <w:rPr>
-          <w:rFonts w:hint="default" w:ascii="Times New Roman" w:hAnsi="Times New Roman" w:cs="Times New Roman"/>
-          <w:sz w:val="28"/>
-          <w:szCs w:val="28"/>
-        </w:rPr>
-        <w:t xml:space="preserve">ввод элементов контейнера </w:t>
+        <w:jc w:val="both"/>
+        <w:rPr>
+          <w:rFonts w:hint="default" w:ascii="Times New Roman" w:hAnsi="Times New Roman" w:cs="Times New Roman"/>
+          <w:color w:val="auto"/>
+          <w:sz w:val="28"/>
+          <w:szCs w:val="28"/>
+        </w:rPr>
+      </w:pPr>
+      <w:r>
+        <w:rPr>
+          <w:rFonts w:hint="default" w:ascii="Times New Roman" w:hAnsi="Times New Roman" w:cs="Times New Roman"/>
+          <w:color w:val="auto"/>
+          <w:sz w:val="28"/>
+          <w:szCs w:val="28"/>
+        </w:rPr>
+        <w:t xml:space="preserve">создание контейнера deque&lt;Pair&gt;  </w:t>
       </w:r>
     </w:p>
     <w:p>
@@ -887,38 +946,24 @@
           <w:numId w:val="3"/>
         </w:numPr>
         <w:suppressLineNumbers w:val="0"/>
-        <w:spacing w:before="0" w:beforeAutospacing="1" w:after="0" w:afterAutospacing="1"/>
+        <w:spacing w:before="0" w:beforeAutospacing="1" w:after="0" w:afterAutospacing="1" w:line="360" w:lineRule="auto"/>
         <w:ind w:left="860" w:leftChars="0" w:hanging="420" w:firstLineChars="0"/>
-        <w:rPr>
-          <w:rFonts w:hint="default" w:ascii="Times New Roman" w:hAnsi="Times New Roman" w:cs="Times New Roman"/>
-          <w:sz w:val="28"/>
-          <w:szCs w:val="28"/>
-        </w:rPr>
-      </w:pPr>
-      <w:r>
-        <w:rPr>
-          <w:rFonts w:hint="default" w:ascii="Times New Roman" w:hAnsi="Times New Roman" w:cs="Times New Roman"/>
-          <w:sz w:val="28"/>
-          <w:szCs w:val="28"/>
-        </w:rPr>
-        <w:t>сортировка (</w:t>
-      </w:r>
-      <w:r>
-        <w:rPr>
-          <w:rStyle w:val="15"/>
-          <w:rFonts w:hint="default" w:ascii="Times New Roman" w:hAnsi="Times New Roman" w:cs="Times New Roman"/>
-          <w:sz w:val="28"/>
-          <w:szCs w:val="28"/>
-        </w:rPr>
-        <w:t>sort</w:t>
-      </w:r>
-      <w:r>
-        <w:rPr>
-          <w:rFonts w:hint="default" w:ascii="Times New Roman" w:hAnsi="Times New Roman" w:cs="Times New Roman"/>
-          <w:sz w:val="28"/>
-          <w:szCs w:val="28"/>
-        </w:rPr>
-        <w:t xml:space="preserve">) </w:t>
+        <w:jc w:val="both"/>
+        <w:rPr>
+          <w:rFonts w:hint="default" w:ascii="Times New Roman" w:hAnsi="Times New Roman" w:cs="Times New Roman"/>
+          <w:color w:val="auto"/>
+          <w:sz w:val="28"/>
+          <w:szCs w:val="28"/>
+        </w:rPr>
+      </w:pPr>
+      <w:r>
+        <w:rPr>
+          <w:rFonts w:hint="default" w:ascii="Times New Roman" w:hAnsi="Times New Roman" w:cs="Times New Roman"/>
+          <w:color w:val="auto"/>
+          <w:sz w:val="28"/>
+          <w:szCs w:val="28"/>
+        </w:rPr>
+        <w:t xml:space="preserve">ввод элементов  </w:t>
       </w:r>
     </w:p>
     <w:p>
@@ -931,38 +976,24 @@
           <w:numId w:val="3"/>
         </w:numPr>
         <w:suppressLineNumbers w:val="0"/>
-        <w:spacing w:before="0" w:beforeAutospacing="1" w:after="0" w:afterAutospacing="1"/>
+        <w:spacing w:before="0" w:beforeAutospacing="1" w:after="0" w:afterAutospacing="1" w:line="360" w:lineRule="auto"/>
         <w:ind w:left="860" w:leftChars="0" w:hanging="420" w:firstLineChars="0"/>
-        <w:rPr>
-          <w:rFonts w:hint="default" w:ascii="Times New Roman" w:hAnsi="Times New Roman" w:cs="Times New Roman"/>
-          <w:sz w:val="28"/>
-          <w:szCs w:val="28"/>
-        </w:rPr>
-      </w:pPr>
-      <w:r>
-        <w:rPr>
-          <w:rFonts w:hint="default" w:ascii="Times New Roman" w:hAnsi="Times New Roman" w:cs="Times New Roman"/>
-          <w:sz w:val="28"/>
-          <w:szCs w:val="28"/>
-        </w:rPr>
-        <w:t>поиск элемента (</w:t>
-      </w:r>
-      <w:r>
-        <w:rPr>
-          <w:rStyle w:val="15"/>
-          <w:rFonts w:hint="default" w:ascii="Times New Roman" w:hAnsi="Times New Roman" w:cs="Times New Roman"/>
-          <w:sz w:val="28"/>
-          <w:szCs w:val="28"/>
-        </w:rPr>
-        <w:t>find_if</w:t>
-      </w:r>
-      <w:r>
-        <w:rPr>
-          <w:rFonts w:hint="default" w:ascii="Times New Roman" w:hAnsi="Times New Roman" w:cs="Times New Roman"/>
-          <w:sz w:val="28"/>
-          <w:szCs w:val="28"/>
-        </w:rPr>
-        <w:t xml:space="preserve">) </w:t>
+        <w:jc w:val="both"/>
+        <w:rPr>
+          <w:rFonts w:hint="default" w:ascii="Times New Roman" w:hAnsi="Times New Roman" w:cs="Times New Roman"/>
+          <w:color w:val="auto"/>
+          <w:sz w:val="28"/>
+          <w:szCs w:val="28"/>
+        </w:rPr>
+      </w:pPr>
+      <w:r>
+        <w:rPr>
+          <w:rFonts w:hint="default" w:ascii="Times New Roman" w:hAnsi="Times New Roman" w:cs="Times New Roman"/>
+          <w:color w:val="auto"/>
+          <w:sz w:val="28"/>
+          <w:szCs w:val="28"/>
+        </w:rPr>
+        <w:t xml:space="preserve">сортировку контейнера  </w:t>
       </w:r>
     </w:p>
     <w:p>
@@ -975,38 +1006,24 @@
           <w:numId w:val="3"/>
         </w:numPr>
         <w:suppressLineNumbers w:val="0"/>
-        <w:spacing w:before="0" w:beforeAutospacing="1" w:after="0" w:afterAutospacing="1"/>
+        <w:spacing w:before="0" w:beforeAutospacing="1" w:after="0" w:afterAutospacing="1" w:line="360" w:lineRule="auto"/>
         <w:ind w:left="860" w:leftChars="0" w:hanging="420" w:firstLineChars="0"/>
-        <w:rPr>
-          <w:rFonts w:hint="default" w:ascii="Times New Roman" w:hAnsi="Times New Roman" w:cs="Times New Roman"/>
-          <w:sz w:val="28"/>
-          <w:szCs w:val="28"/>
-        </w:rPr>
-      </w:pPr>
-      <w:r>
-        <w:rPr>
-          <w:rFonts w:hint="default" w:ascii="Times New Roman" w:hAnsi="Times New Roman" w:cs="Times New Roman"/>
-          <w:sz w:val="28"/>
-          <w:szCs w:val="28"/>
-        </w:rPr>
-        <w:t>удаление элементов (</w:t>
-      </w:r>
-      <w:r>
-        <w:rPr>
-          <w:rStyle w:val="15"/>
-          <w:rFonts w:hint="default" w:ascii="Times New Roman" w:hAnsi="Times New Roman" w:cs="Times New Roman"/>
-          <w:sz w:val="28"/>
-          <w:szCs w:val="28"/>
-        </w:rPr>
-        <w:t>remove_if</w:t>
-      </w:r>
-      <w:r>
-        <w:rPr>
-          <w:rFonts w:hint="default" w:ascii="Times New Roman" w:hAnsi="Times New Roman" w:cs="Times New Roman"/>
-          <w:sz w:val="28"/>
-          <w:szCs w:val="28"/>
-        </w:rPr>
-        <w:t xml:space="preserve">) </w:t>
+        <w:jc w:val="both"/>
+        <w:rPr>
+          <w:rFonts w:hint="default" w:ascii="Times New Roman" w:hAnsi="Times New Roman" w:cs="Times New Roman"/>
+          <w:color w:val="auto"/>
+          <w:sz w:val="28"/>
+          <w:szCs w:val="28"/>
+        </w:rPr>
+      </w:pPr>
+      <w:r>
+        <w:rPr>
+          <w:rFonts w:hint="default" w:ascii="Times New Roman" w:hAnsi="Times New Roman" w:cs="Times New Roman"/>
+          <w:color w:val="auto"/>
+          <w:sz w:val="28"/>
+          <w:szCs w:val="28"/>
+        </w:rPr>
+        <w:t xml:space="preserve">поиск максимального элемента (max_element)  </w:t>
       </w:r>
     </w:p>
     <w:p>
@@ -1019,52 +1036,216 @@
           <w:numId w:val="3"/>
         </w:numPr>
         <w:suppressLineNumbers w:val="0"/>
-        <w:spacing w:before="0" w:beforeAutospacing="1" w:after="0" w:afterAutospacing="1"/>
+        <w:spacing w:before="0" w:beforeAutospacing="1" w:after="0" w:afterAutospacing="1" w:line="360" w:lineRule="auto"/>
         <w:ind w:left="860" w:leftChars="0" w:hanging="420" w:firstLineChars="0"/>
-        <w:rPr>
-          <w:rFonts w:hint="default" w:ascii="Times New Roman" w:hAnsi="Times New Roman" w:cs="Times New Roman"/>
-          <w:sz w:val="28"/>
-          <w:szCs w:val="28"/>
-        </w:rPr>
-      </w:pPr>
-      <w:r>
-        <w:rPr>
-          <w:rFonts w:hint="default" w:ascii="Times New Roman" w:hAnsi="Times New Roman" w:cs="Times New Roman"/>
-          <w:sz w:val="28"/>
-          <w:szCs w:val="28"/>
-        </w:rPr>
-        <w:t>обработка элементов (</w:t>
-      </w:r>
-      <w:r>
-        <w:rPr>
-          <w:rStyle w:val="15"/>
-          <w:rFonts w:hint="default" w:ascii="Times New Roman" w:hAnsi="Times New Roman" w:cs="Times New Roman"/>
-          <w:sz w:val="28"/>
-          <w:szCs w:val="28"/>
-        </w:rPr>
-        <w:t>for_each</w:t>
-      </w:r>
-      <w:r>
-        <w:rPr>
-          <w:rFonts w:hint="default" w:ascii="Times New Roman" w:hAnsi="Times New Roman" w:cs="Times New Roman"/>
-          <w:sz w:val="28"/>
-          <w:szCs w:val="28"/>
-        </w:rPr>
-        <w:t>)</w:t>
-      </w:r>
-    </w:p>
-    <w:p>
-      <w:pPr>
-        <w:keepNext w:val="0"/>
-        <w:keepLines w:val="0"/>
-        <w:widowControl/>
-        <w:numPr>
-          <w:ilvl w:val="0"/>
+        <w:jc w:val="both"/>
+        <w:rPr>
+          <w:rFonts w:hint="default" w:ascii="Times New Roman" w:hAnsi="Times New Roman" w:cs="Times New Roman"/>
+          <w:color w:val="auto"/>
+          <w:sz w:val="28"/>
+          <w:szCs w:val="28"/>
+        </w:rPr>
+      </w:pPr>
+      <w:r>
+        <w:rPr>
+          <w:rFonts w:hint="default" w:ascii="Times New Roman" w:hAnsi="Times New Roman" w:cs="Times New Roman"/>
+          <w:color w:val="auto"/>
+          <w:sz w:val="28"/>
+          <w:szCs w:val="28"/>
+        </w:rPr>
+        <w:t xml:space="preserve">добавление максимального элемента  </w:t>
+      </w:r>
+    </w:p>
+    <w:p>
+      <w:pPr>
+        <w:keepNext w:val="0"/>
+        <w:keepLines w:val="0"/>
+        <w:widowControl/>
+        <w:numPr>
+          <w:ilvl w:val="0"/>
+          <w:numId w:val="3"/>
+        </w:numPr>
+        <w:suppressLineNumbers w:val="0"/>
+        <w:spacing w:before="0" w:beforeAutospacing="1" w:after="0" w:afterAutospacing="1" w:line="360" w:lineRule="auto"/>
+        <w:ind w:left="860" w:leftChars="0" w:hanging="420" w:firstLineChars="0"/>
+        <w:jc w:val="both"/>
+        <w:rPr>
+          <w:rFonts w:hint="default" w:ascii="Times New Roman" w:hAnsi="Times New Roman" w:cs="Times New Roman"/>
+          <w:color w:val="auto"/>
+          <w:sz w:val="28"/>
+          <w:szCs w:val="28"/>
+        </w:rPr>
+      </w:pPr>
+      <w:r>
+        <w:rPr>
+          <w:rFonts w:hint="default" w:ascii="Times New Roman" w:hAnsi="Times New Roman" w:cs="Times New Roman"/>
+          <w:color w:val="auto"/>
+          <w:sz w:val="28"/>
+          <w:szCs w:val="28"/>
+        </w:rPr>
+        <w:t xml:space="preserve">удаление элементов из диапазона (remove_if)  </w:t>
+      </w:r>
+    </w:p>
+    <w:p>
+      <w:pPr>
+        <w:keepNext w:val="0"/>
+        <w:keepLines w:val="0"/>
+        <w:widowControl/>
+        <w:numPr>
+          <w:ilvl w:val="0"/>
+          <w:numId w:val="3"/>
+        </w:numPr>
+        <w:suppressLineNumbers w:val="0"/>
+        <w:spacing w:before="0" w:beforeAutospacing="1" w:after="0" w:afterAutospacing="1" w:line="360" w:lineRule="auto"/>
+        <w:ind w:left="860" w:leftChars="0" w:hanging="420" w:firstLineChars="0"/>
+        <w:jc w:val="both"/>
+        <w:rPr>
+          <w:rFonts w:hint="default" w:ascii="Times New Roman" w:hAnsi="Times New Roman" w:cs="Times New Roman"/>
+          <w:color w:val="auto"/>
+          <w:sz w:val="28"/>
+          <w:szCs w:val="28"/>
+        </w:rPr>
+      </w:pPr>
+      <w:r>
+        <w:rPr>
+          <w:rFonts w:hint="default" w:ascii="Times New Roman" w:hAnsi="Times New Roman" w:cs="Times New Roman"/>
+          <w:color w:val="auto"/>
+          <w:sz w:val="28"/>
+          <w:szCs w:val="28"/>
+        </w:rPr>
+        <w:t xml:space="preserve">поиск элемента (find_if)  </w:t>
+      </w:r>
+    </w:p>
+    <w:p>
+      <w:pPr>
+        <w:keepNext w:val="0"/>
+        <w:keepLines w:val="0"/>
+        <w:widowControl/>
+        <w:numPr>
+          <w:ilvl w:val="0"/>
+          <w:numId w:val="3"/>
+        </w:numPr>
+        <w:suppressLineNumbers w:val="0"/>
+        <w:spacing w:before="0" w:beforeAutospacing="1" w:after="0" w:afterAutospacing="1" w:line="360" w:lineRule="auto"/>
+        <w:ind w:left="860" w:leftChars="0" w:hanging="420" w:firstLineChars="0"/>
+        <w:jc w:val="both"/>
+        <w:rPr>
+          <w:rFonts w:hint="default" w:ascii="Times New Roman" w:hAnsi="Times New Roman" w:cs="Times New Roman"/>
+          <w:color w:val="auto"/>
+          <w:sz w:val="28"/>
+          <w:szCs w:val="28"/>
+        </w:rPr>
+      </w:pPr>
+      <w:r>
+        <w:rPr>
+          <w:rFonts w:hint="default" w:ascii="Times New Roman" w:hAnsi="Times New Roman" w:cs="Times New Roman"/>
+          <w:color w:val="auto"/>
+          <w:sz w:val="28"/>
+          <w:szCs w:val="28"/>
+        </w:rPr>
+        <w:t xml:space="preserve">подсчет элементов (count_if)  </w:t>
+      </w:r>
+    </w:p>
+    <w:p>
+      <w:pPr>
+        <w:keepNext w:val="0"/>
+        <w:keepLines w:val="0"/>
+        <w:widowControl/>
+        <w:numPr>
+          <w:ilvl w:val="0"/>
+          <w:numId w:val="3"/>
+        </w:numPr>
+        <w:suppressLineNumbers w:val="0"/>
+        <w:spacing w:before="0" w:beforeAutospacing="1" w:after="0" w:afterAutospacing="1" w:line="360" w:lineRule="auto"/>
+        <w:ind w:left="860" w:leftChars="0" w:hanging="420" w:firstLineChars="0"/>
+        <w:jc w:val="both"/>
+        <w:rPr>
+          <w:rFonts w:hint="default" w:ascii="Times New Roman" w:hAnsi="Times New Roman" w:cs="Times New Roman"/>
+          <w:color w:val="auto"/>
+          <w:sz w:val="28"/>
+          <w:szCs w:val="28"/>
+        </w:rPr>
+      </w:pPr>
+      <w:r>
+        <w:rPr>
+          <w:rFonts w:hint="default" w:ascii="Times New Roman" w:hAnsi="Times New Roman" w:cs="Times New Roman"/>
+          <w:color w:val="auto"/>
+          <w:sz w:val="28"/>
+          <w:szCs w:val="28"/>
+        </w:rPr>
+        <w:t xml:space="preserve">вычисление среднего значения (accumulate)  </w:t>
+      </w:r>
+    </w:p>
+    <w:p>
+      <w:pPr>
+        <w:keepNext w:val="0"/>
+        <w:keepLines w:val="0"/>
+        <w:widowControl/>
+        <w:numPr>
+          <w:ilvl w:val="0"/>
+          <w:numId w:val="3"/>
+        </w:numPr>
+        <w:suppressLineNumbers w:val="0"/>
+        <w:spacing w:before="0" w:beforeAutospacing="1" w:after="0" w:afterAutospacing="1" w:line="360" w:lineRule="auto"/>
+        <w:ind w:left="860" w:leftChars="0" w:hanging="420" w:firstLineChars="0"/>
+        <w:jc w:val="both"/>
+        <w:rPr>
+          <w:rFonts w:hint="default" w:ascii="Times New Roman" w:hAnsi="Times New Roman" w:cs="Times New Roman"/>
+          <w:color w:val="auto"/>
+          <w:sz w:val="28"/>
+          <w:szCs w:val="28"/>
+        </w:rPr>
+      </w:pPr>
+      <w:r>
+        <w:rPr>
+          <w:rFonts w:hint="default" w:ascii="Times New Roman" w:hAnsi="Times New Roman" w:cs="Times New Roman"/>
+          <w:color w:val="auto"/>
+          <w:sz w:val="28"/>
+          <w:szCs w:val="28"/>
+        </w:rPr>
+        <w:t xml:space="preserve">добавление среднего значения (for_each)  </w:t>
+      </w:r>
+    </w:p>
+    <w:p>
+      <w:pPr>
+        <w:keepNext w:val="0"/>
+        <w:keepLines w:val="0"/>
+        <w:widowControl/>
+        <w:numPr>
+          <w:ilvl w:val="0"/>
+          <w:numId w:val="3"/>
+        </w:numPr>
+        <w:suppressLineNumbers w:val="0"/>
+        <w:spacing w:before="0" w:beforeAutospacing="1" w:after="0" w:afterAutospacing="1" w:line="360" w:lineRule="auto"/>
+        <w:ind w:left="860" w:leftChars="0" w:hanging="420" w:firstLineChars="0"/>
+        <w:jc w:val="both"/>
+        <w:rPr>
+          <w:rFonts w:hint="default" w:ascii="Times New Roman" w:hAnsi="Times New Roman" w:cs="Times New Roman"/>
+          <w:color w:val="auto"/>
+          <w:sz w:val="28"/>
+          <w:szCs w:val="28"/>
+        </w:rPr>
+      </w:pPr>
+      <w:r>
+        <w:rPr>
+          <w:rFonts w:hint="default" w:ascii="Times New Roman" w:hAnsi="Times New Roman" w:cs="Times New Roman"/>
+          <w:color w:val="auto"/>
+          <w:sz w:val="28"/>
+          <w:szCs w:val="28"/>
+        </w:rPr>
+        <w:t xml:space="preserve">вывод результата  </w:t>
+      </w:r>
+    </w:p>
+    <w:p>
+      <w:pPr>
+        <w:keepNext w:val="0"/>
+        <w:keepLines w:val="0"/>
+        <w:widowControl/>
+        <w:numPr>
           <w:numId w:val="0"/>
         </w:numPr>
         <w:suppressLineNumbers w:val="0"/>
         <w:spacing w:before="0" w:beforeAutospacing="1" w:after="0" w:afterAutospacing="1" w:line="360" w:lineRule="auto"/>
-        <w:ind w:left="360" w:leftChars="0"/>
         <w:jc w:val="both"/>
         <w:rPr>
           <w:rFonts w:hint="default" w:ascii="Times New Roman" w:hAnsi="Times New Roman" w:cs="Times New Roman"/>
@@ -1129,252 +1310,474 @@
     </w:p>
     <w:p>
       <w:pPr>
-        <w:pStyle w:val="22"/>
-        <w:keepNext w:val="0"/>
-        <w:keepLines w:val="0"/>
-        <w:widowControl/>
-        <w:suppressLineNumbers w:val="0"/>
-        <w:rPr>
-          <w:rFonts w:hint="default" w:ascii="Times New Roman" w:hAnsi="Times New Roman" w:cs="Times New Roman"/>
-          <w:sz w:val="28"/>
-          <w:szCs w:val="28"/>
-        </w:rPr>
-      </w:pPr>
-      <w:r>
-        <w:rPr>
-          <w:rFonts w:hint="default" w:ascii="Times New Roman" w:hAnsi="Times New Roman" w:cs="Times New Roman"/>
-          <w:sz w:val="28"/>
-          <w:szCs w:val="28"/>
-        </w:rPr>
-        <w:t>Программа:</w:t>
-      </w:r>
-    </w:p>
-    <w:p>
-      <w:pPr>
-        <w:keepNext w:val="0"/>
-        <w:keepLines w:val="0"/>
-        <w:widowControl/>
-        <w:numPr>
-          <w:ilvl w:val="0"/>
-          <w:numId w:val="3"/>
-        </w:numPr>
-        <w:suppressLineNumbers w:val="0"/>
-        <w:spacing w:before="0" w:beforeAutospacing="1" w:after="0" w:afterAutospacing="1"/>
-        <w:ind w:left="860" w:leftChars="0" w:hanging="420" w:firstLineChars="0"/>
-        <w:rPr>
-          <w:rFonts w:hint="default" w:ascii="Times New Roman" w:hAnsi="Times New Roman" w:cs="Times New Roman"/>
-          <w:sz w:val="28"/>
-          <w:szCs w:val="28"/>
-        </w:rPr>
-      </w:pPr>
-      <w:r>
-        <w:rPr>
-          <w:rFonts w:hint="default" w:ascii="Times New Roman" w:hAnsi="Times New Roman" w:cs="Times New Roman"/>
-          <w:sz w:val="28"/>
-          <w:szCs w:val="28"/>
-        </w:rPr>
-        <w:t xml:space="preserve">вводит элементы в </w:t>
-      </w:r>
-      <w:r>
-        <w:rPr>
-          <w:rStyle w:val="15"/>
-          <w:rFonts w:hint="default" w:ascii="Times New Roman" w:hAnsi="Times New Roman" w:cs="Times New Roman"/>
-          <w:sz w:val="28"/>
-          <w:szCs w:val="28"/>
-        </w:rPr>
-        <w:t>deque</w:t>
-      </w:r>
-      <w:r>
-        <w:rPr>
-          <w:rFonts w:hint="default" w:ascii="Times New Roman" w:hAnsi="Times New Roman" w:cs="Times New Roman"/>
-          <w:sz w:val="28"/>
-          <w:szCs w:val="28"/>
-        </w:rPr>
-        <w:t xml:space="preserve"> </w:t>
-      </w:r>
-    </w:p>
-    <w:p>
-      <w:pPr>
-        <w:keepNext w:val="0"/>
-        <w:keepLines w:val="0"/>
-        <w:widowControl/>
-        <w:numPr>
-          <w:ilvl w:val="0"/>
-          <w:numId w:val="3"/>
-        </w:numPr>
-        <w:suppressLineNumbers w:val="0"/>
-        <w:spacing w:before="0" w:beforeAutospacing="1" w:after="0" w:afterAutospacing="1"/>
-        <w:ind w:left="860" w:leftChars="0" w:hanging="420" w:firstLineChars="0"/>
-        <w:rPr>
-          <w:rFonts w:hint="default" w:ascii="Times New Roman" w:hAnsi="Times New Roman" w:cs="Times New Roman"/>
-          <w:sz w:val="28"/>
-          <w:szCs w:val="28"/>
-        </w:rPr>
-      </w:pPr>
-      <w:r>
-        <w:rPr>
-          <w:rFonts w:hint="default" w:ascii="Times New Roman" w:hAnsi="Times New Roman" w:cs="Times New Roman"/>
-          <w:sz w:val="28"/>
-          <w:szCs w:val="28"/>
-        </w:rPr>
-        <w:t xml:space="preserve">выполняет сортировку </w:t>
-      </w:r>
-    </w:p>
-    <w:p>
-      <w:pPr>
-        <w:keepNext w:val="0"/>
-        <w:keepLines w:val="0"/>
-        <w:widowControl/>
-        <w:numPr>
-          <w:ilvl w:val="0"/>
-          <w:numId w:val="3"/>
-        </w:numPr>
-        <w:suppressLineNumbers w:val="0"/>
-        <w:spacing w:before="0" w:beforeAutospacing="1" w:after="0" w:afterAutospacing="1"/>
-        <w:ind w:left="860" w:leftChars="0" w:hanging="420" w:firstLineChars="0"/>
-        <w:rPr>
-          <w:rFonts w:hint="default" w:ascii="Times New Roman" w:hAnsi="Times New Roman" w:cs="Times New Roman"/>
-          <w:sz w:val="28"/>
-          <w:szCs w:val="28"/>
-        </w:rPr>
-      </w:pPr>
-      <w:r>
-        <w:rPr>
-          <w:rFonts w:hint="default" w:ascii="Times New Roman" w:hAnsi="Times New Roman" w:cs="Times New Roman"/>
-          <w:sz w:val="28"/>
-          <w:szCs w:val="28"/>
-        </w:rPr>
-        <w:t xml:space="preserve">осуществляет поиск элемента </w:t>
-      </w:r>
-    </w:p>
-    <w:p>
-      <w:pPr>
-        <w:keepNext w:val="0"/>
-        <w:keepLines w:val="0"/>
-        <w:widowControl/>
-        <w:numPr>
-          <w:ilvl w:val="0"/>
-          <w:numId w:val="3"/>
-        </w:numPr>
-        <w:suppressLineNumbers w:val="0"/>
-        <w:spacing w:before="0" w:beforeAutospacing="1" w:after="0" w:afterAutospacing="1"/>
-        <w:ind w:left="860" w:leftChars="0" w:hanging="420" w:firstLineChars="0"/>
-        <w:rPr>
-          <w:rFonts w:hint="default" w:ascii="Times New Roman" w:hAnsi="Times New Roman" w:cs="Times New Roman"/>
-          <w:sz w:val="28"/>
-          <w:szCs w:val="28"/>
-        </w:rPr>
-      </w:pPr>
-      <w:r>
-        <w:rPr>
-          <w:rFonts w:hint="default" w:ascii="Times New Roman" w:hAnsi="Times New Roman" w:cs="Times New Roman"/>
-          <w:sz w:val="28"/>
-          <w:szCs w:val="28"/>
-        </w:rPr>
-        <w:t xml:space="preserve">добавляет максимальный элемент </w:t>
-      </w:r>
-    </w:p>
-    <w:p>
-      <w:pPr>
-        <w:keepNext w:val="0"/>
-        <w:keepLines w:val="0"/>
-        <w:widowControl/>
-        <w:numPr>
-          <w:ilvl w:val="0"/>
-          <w:numId w:val="3"/>
-        </w:numPr>
-        <w:suppressLineNumbers w:val="0"/>
-        <w:spacing w:before="0" w:beforeAutospacing="1" w:after="0" w:afterAutospacing="1"/>
-        <w:ind w:left="860" w:leftChars="0" w:hanging="420" w:firstLineChars="0"/>
-        <w:rPr>
-          <w:rFonts w:hint="default" w:ascii="Times New Roman" w:hAnsi="Times New Roman" w:cs="Times New Roman"/>
-          <w:sz w:val="28"/>
-          <w:szCs w:val="28"/>
-        </w:rPr>
-      </w:pPr>
-      <w:r>
-        <w:rPr>
-          <w:rFonts w:hint="default" w:ascii="Times New Roman" w:hAnsi="Times New Roman" w:cs="Times New Roman"/>
-          <w:sz w:val="28"/>
-          <w:szCs w:val="28"/>
-        </w:rPr>
-        <w:t xml:space="preserve">удаляет элементы из диапазона </w:t>
-      </w:r>
-    </w:p>
-    <w:p>
-      <w:pPr>
-        <w:keepNext w:val="0"/>
-        <w:keepLines w:val="0"/>
-        <w:widowControl/>
-        <w:numPr>
-          <w:ilvl w:val="0"/>
-          <w:numId w:val="3"/>
-        </w:numPr>
-        <w:suppressLineNumbers w:val="0"/>
-        <w:spacing w:before="0" w:beforeAutospacing="1" w:after="0" w:afterAutospacing="1"/>
-        <w:ind w:left="860" w:leftChars="0" w:hanging="420" w:firstLineChars="0"/>
-        <w:rPr>
-          <w:rFonts w:hint="default" w:ascii="Times New Roman" w:hAnsi="Times New Roman" w:cs="Times New Roman"/>
-          <w:sz w:val="28"/>
-          <w:szCs w:val="28"/>
-        </w:rPr>
-      </w:pPr>
-      <w:r>
-        <w:rPr>
-          <w:rFonts w:hint="default" w:ascii="Times New Roman" w:hAnsi="Times New Roman" w:cs="Times New Roman"/>
-          <w:sz w:val="28"/>
-          <w:szCs w:val="28"/>
-        </w:rPr>
-        <w:t xml:space="preserve">добавляет среднее значение ко всем элементам </w:t>
-      </w:r>
-    </w:p>
-    <w:p>
-      <w:pPr>
-        <w:keepNext w:val="0"/>
-        <w:keepLines w:val="0"/>
-        <w:widowControl/>
-        <w:numPr>
-          <w:ilvl w:val="0"/>
-          <w:numId w:val="3"/>
-        </w:numPr>
-        <w:suppressLineNumbers w:val="0"/>
-        <w:spacing w:before="0" w:beforeAutospacing="1" w:after="0" w:afterAutospacing="1"/>
-        <w:ind w:left="860" w:leftChars="0" w:hanging="420" w:firstLineChars="0"/>
-        <w:rPr>
-          <w:rFonts w:hint="default" w:ascii="Times New Roman" w:hAnsi="Times New Roman" w:cs="Times New Roman"/>
-          <w:sz w:val="28"/>
-          <w:szCs w:val="28"/>
-        </w:rPr>
-      </w:pPr>
-      <w:r>
-        <w:rPr>
-          <w:rFonts w:hint="default" w:ascii="Times New Roman" w:hAnsi="Times New Roman" w:cs="Times New Roman"/>
-          <w:sz w:val="28"/>
-          <w:szCs w:val="28"/>
-        </w:rPr>
-        <w:t xml:space="preserve">выводит результат </w:t>
-      </w:r>
-    </w:p>
-    <w:p>
-      <w:pPr>
-        <w:keepNext w:val="0"/>
-        <w:keepLines w:val="0"/>
-        <w:widowControl/>
-        <w:numPr>
-          <w:ilvl w:val="0"/>
+        <w:keepNext w:val="0"/>
+        <w:keepLines w:val="0"/>
+        <w:widowControl/>
+        <w:numPr>
           <w:numId w:val="0"/>
         </w:numPr>
         <w:suppressLineNumbers w:val="0"/>
         <w:spacing w:before="0" w:beforeAutospacing="1" w:after="0" w:afterAutospacing="1" w:line="360" w:lineRule="auto"/>
-        <w:ind w:left="360" w:leftChars="0"/>
-        <w:jc w:val="both"/>
-        <w:rPr>
-          <w:rFonts w:hint="default" w:ascii="Times New Roman" w:hAnsi="Times New Roman" w:cs="Times New Roman"/>
-          <w:color w:val="auto"/>
-          <w:sz w:val="28"/>
-          <w:szCs w:val="28"/>
-        </w:rPr>
-      </w:pPr>
+        <w:ind w:leftChars="0"/>
+        <w:jc w:val="both"/>
+        <w:rPr>
+          <w:rFonts w:hint="default" w:ascii="Times New Roman" w:hAnsi="Times New Roman" w:eastAsia="SimSun" w:cs="Times New Roman"/>
+          <w:sz w:val="28"/>
+          <w:szCs w:val="28"/>
+        </w:rPr>
+      </w:pPr>
+      <w:r>
+        <w:rPr>
+          <w:rFonts w:hint="default" w:ascii="Times New Roman" w:hAnsi="Times New Roman" w:eastAsia="SimSun" w:cs="Times New Roman"/>
+          <w:sz w:val="28"/>
+          <w:szCs w:val="28"/>
+        </w:rPr>
+        <w:t>В основной программе при выборе пункта меню, соответствующего задаче 1,</w:t>
+      </w:r>
+      <w:r>
+        <w:rPr>
+          <w:rFonts w:hint="default" w:ascii="Times New Roman" w:hAnsi="Times New Roman" w:eastAsia="SimSun" w:cs="Times New Roman"/>
+          <w:sz w:val="28"/>
+          <w:szCs w:val="28"/>
+        </w:rPr>
+        <w:br w:type="textWrapping"/>
+      </w:r>
+      <w:r>
+        <w:rPr>
+          <w:rFonts w:hint="default" w:ascii="Times New Roman" w:hAnsi="Times New Roman" w:eastAsia="SimSun" w:cs="Times New Roman"/>
+          <w:sz w:val="28"/>
+          <w:szCs w:val="28"/>
+        </w:rPr>
+        <w:t>вызывается функция task1().</w:t>
+      </w:r>
+      <w:r>
+        <w:rPr>
+          <w:rFonts w:hint="default" w:ascii="Times New Roman" w:hAnsi="Times New Roman" w:eastAsia="SimSun" w:cs="Times New Roman"/>
+          <w:sz w:val="28"/>
+          <w:szCs w:val="28"/>
+        </w:rPr>
+        <w:br w:type="textWrapping"/>
+      </w:r>
+      <w:r>
+        <w:rPr>
+          <w:rFonts w:hint="default" w:ascii="Times New Roman" w:hAnsi="Times New Roman" w:eastAsia="SimSun" w:cs="Times New Roman"/>
+          <w:sz w:val="28"/>
+          <w:szCs w:val="28"/>
+        </w:rPr>
+        <w:t>Внутри функции выполняются следующие действия:</w:t>
+      </w:r>
+    </w:p>
+    <w:p>
+      <w:pPr>
+        <w:keepNext w:val="0"/>
+        <w:keepLines w:val="0"/>
+        <w:widowControl/>
+        <w:numPr>
+          <w:ilvl w:val="0"/>
+          <w:numId w:val="4"/>
+        </w:numPr>
+        <w:suppressLineNumbers w:val="0"/>
+        <w:spacing w:before="0" w:beforeAutospacing="1" w:after="0" w:afterAutospacing="1" w:line="360" w:lineRule="auto"/>
+        <w:ind w:left="865" w:leftChars="0" w:hanging="425" w:firstLineChars="0"/>
+        <w:jc w:val="both"/>
+        <w:rPr>
+          <w:rFonts w:hint="default" w:ascii="Times New Roman" w:hAnsi="Times New Roman" w:cs="Times New Roman"/>
+          <w:color w:val="auto"/>
+          <w:sz w:val="28"/>
+          <w:szCs w:val="28"/>
+        </w:rPr>
+      </w:pPr>
+      <w:r>
+        <w:rPr>
+          <w:rFonts w:hint="default" w:ascii="Times New Roman" w:hAnsi="Times New Roman" w:eastAsia="SimSun" w:cs="Times New Roman"/>
+          <w:sz w:val="28"/>
+          <w:szCs w:val="28"/>
+        </w:rPr>
+        <w:t>Пользователь вводит количество элементов контейнера.</w:t>
+      </w:r>
+    </w:p>
+    <w:p>
+      <w:pPr>
+        <w:keepNext w:val="0"/>
+        <w:keepLines w:val="0"/>
+        <w:widowControl/>
+        <w:numPr>
+          <w:ilvl w:val="0"/>
+          <w:numId w:val="4"/>
+        </w:numPr>
+        <w:suppressLineNumbers w:val="0"/>
+        <w:spacing w:before="0" w:beforeAutospacing="1" w:after="0" w:afterAutospacing="1" w:line="360" w:lineRule="auto"/>
+        <w:ind w:left="865" w:leftChars="0" w:hanging="425" w:firstLineChars="0"/>
+        <w:jc w:val="both"/>
+        <w:rPr>
+          <w:rFonts w:hint="default" w:ascii="Times New Roman" w:hAnsi="Times New Roman" w:cs="Times New Roman"/>
+          <w:color w:val="auto"/>
+          <w:sz w:val="28"/>
+          <w:szCs w:val="28"/>
+        </w:rPr>
+      </w:pPr>
+      <w:r>
+        <w:rPr>
+          <w:rFonts w:hint="default" w:ascii="Times New Roman" w:hAnsi="Times New Roman" w:eastAsia="SimSun" w:cs="Times New Roman"/>
+          <w:sz w:val="28"/>
+          <w:szCs w:val="28"/>
+        </w:rPr>
+        <w:t>Создаётся последовательный контейнер deque&lt;Pair&gt;.</w:t>
+      </w:r>
+    </w:p>
+    <w:p>
+      <w:pPr>
+        <w:keepNext w:val="0"/>
+        <w:keepLines w:val="0"/>
+        <w:widowControl/>
+        <w:numPr>
+          <w:ilvl w:val="0"/>
+          <w:numId w:val="4"/>
+        </w:numPr>
+        <w:suppressLineNumbers w:val="0"/>
+        <w:spacing w:before="0" w:beforeAutospacing="1" w:after="0" w:afterAutospacing="1" w:line="360" w:lineRule="auto"/>
+        <w:ind w:left="865" w:leftChars="0" w:hanging="425" w:firstLineChars="0"/>
+        <w:jc w:val="both"/>
+        <w:rPr>
+          <w:rFonts w:hint="default" w:ascii="Times New Roman" w:hAnsi="Times New Roman" w:cs="Times New Roman"/>
+          <w:color w:val="auto"/>
+          <w:sz w:val="28"/>
+          <w:szCs w:val="28"/>
+        </w:rPr>
+      </w:pPr>
+      <w:r>
+        <w:rPr>
+          <w:rFonts w:hint="default" w:ascii="Times New Roman" w:hAnsi="Times New Roman" w:eastAsia="SimSun" w:cs="Times New Roman"/>
+          <w:sz w:val="28"/>
+          <w:szCs w:val="28"/>
+        </w:rPr>
+        <w:t>Выполняется ввод элементов пользовательского типа Pair.</w:t>
+      </w:r>
+    </w:p>
+    <w:p>
+      <w:pPr>
+        <w:keepNext w:val="0"/>
+        <w:keepLines w:val="0"/>
+        <w:widowControl/>
+        <w:numPr>
+          <w:ilvl w:val="0"/>
+          <w:numId w:val="4"/>
+        </w:numPr>
+        <w:suppressLineNumbers w:val="0"/>
+        <w:spacing w:before="0" w:beforeAutospacing="1" w:after="0" w:afterAutospacing="1" w:line="360" w:lineRule="auto"/>
+        <w:ind w:left="865" w:leftChars="0" w:hanging="425" w:firstLineChars="0"/>
+        <w:jc w:val="both"/>
+        <w:rPr>
+          <w:rFonts w:hint="default" w:ascii="Times New Roman" w:hAnsi="Times New Roman" w:cs="Times New Roman"/>
+          <w:color w:val="auto"/>
+          <w:sz w:val="28"/>
+          <w:szCs w:val="28"/>
+        </w:rPr>
+      </w:pPr>
+      <w:r>
+        <w:rPr>
+          <w:rFonts w:hint="default" w:ascii="Times New Roman" w:hAnsi="Times New Roman" w:eastAsia="SimSun" w:cs="Times New Roman"/>
+          <w:sz w:val="28"/>
+          <w:szCs w:val="28"/>
+        </w:rPr>
+        <w:t>Контейнер выводится на экран.</w:t>
+      </w:r>
+    </w:p>
+    <w:p>
+      <w:pPr>
+        <w:keepNext w:val="0"/>
+        <w:keepLines w:val="0"/>
+        <w:widowControl/>
+        <w:numPr>
+          <w:ilvl w:val="0"/>
+          <w:numId w:val="4"/>
+        </w:numPr>
+        <w:suppressLineNumbers w:val="0"/>
+        <w:spacing w:before="0" w:beforeAutospacing="1" w:after="0" w:afterAutospacing="1" w:line="360" w:lineRule="auto"/>
+        <w:ind w:left="865" w:leftChars="0" w:hanging="425" w:firstLineChars="0"/>
+        <w:jc w:val="both"/>
+        <w:rPr>
+          <w:rFonts w:hint="default" w:ascii="Times New Roman" w:hAnsi="Times New Roman" w:cs="Times New Roman"/>
+          <w:color w:val="auto"/>
+          <w:sz w:val="28"/>
+          <w:szCs w:val="28"/>
+        </w:rPr>
+      </w:pPr>
+      <w:r>
+        <w:rPr>
+          <w:rFonts w:hint="default" w:ascii="Times New Roman" w:hAnsi="Times New Roman" w:eastAsia="SimSun" w:cs="Times New Roman"/>
+          <w:sz w:val="28"/>
+          <w:szCs w:val="28"/>
+        </w:rPr>
+        <w:t>Выполняется сортировка элементов с использованием алгоритма sort.</w:t>
+      </w:r>
+    </w:p>
+    <w:p>
+      <w:pPr>
+        <w:keepNext w:val="0"/>
+        <w:keepLines w:val="0"/>
+        <w:widowControl/>
+        <w:numPr>
+          <w:ilvl w:val="0"/>
+          <w:numId w:val="4"/>
+        </w:numPr>
+        <w:suppressLineNumbers w:val="0"/>
+        <w:spacing w:before="0" w:beforeAutospacing="1" w:after="0" w:afterAutospacing="1" w:line="360" w:lineRule="auto"/>
+        <w:ind w:left="865" w:leftChars="0" w:hanging="425" w:firstLineChars="0"/>
+        <w:jc w:val="both"/>
+        <w:rPr>
+          <w:rFonts w:hint="default" w:ascii="Times New Roman" w:hAnsi="Times New Roman" w:cs="Times New Roman"/>
+          <w:color w:val="auto"/>
+          <w:sz w:val="28"/>
+          <w:szCs w:val="28"/>
+        </w:rPr>
+      </w:pPr>
+      <w:r>
+        <w:rPr>
+          <w:rFonts w:hint="default" w:ascii="Times New Roman" w:hAnsi="Times New Roman" w:eastAsia="SimSun" w:cs="Times New Roman"/>
+          <w:sz w:val="28"/>
+          <w:szCs w:val="28"/>
+        </w:rPr>
+        <w:t>Определяется максимальный элемент с помощью алгоритма max_element</w:t>
+      </w:r>
+      <w:r>
+        <w:rPr>
+          <w:rFonts w:hint="default" w:ascii="Times New Roman" w:hAnsi="Times New Roman" w:eastAsia="SimSun" w:cs="Times New Roman"/>
+          <w:sz w:val="28"/>
+          <w:szCs w:val="28"/>
+        </w:rPr>
+        <w:br w:type="textWrapping"/>
+      </w:r>
+      <w:r>
+        <w:rPr>
+          <w:rFonts w:hint="default" w:ascii="Times New Roman" w:hAnsi="Times New Roman" w:eastAsia="SimSun" w:cs="Times New Roman"/>
+          <w:sz w:val="28"/>
+          <w:szCs w:val="28"/>
+        </w:rPr>
+        <w:t>и добавляется в конец контейнера.</w:t>
+      </w:r>
+    </w:p>
+    <w:p>
+      <w:pPr>
+        <w:keepNext w:val="0"/>
+        <w:keepLines w:val="0"/>
+        <w:widowControl/>
+        <w:numPr>
+          <w:ilvl w:val="0"/>
+          <w:numId w:val="4"/>
+        </w:numPr>
+        <w:suppressLineNumbers w:val="0"/>
+        <w:spacing w:before="0" w:beforeAutospacing="1" w:after="0" w:afterAutospacing="1" w:line="360" w:lineRule="auto"/>
+        <w:ind w:left="865" w:leftChars="0" w:hanging="425" w:firstLineChars="0"/>
+        <w:jc w:val="both"/>
+        <w:rPr>
+          <w:rFonts w:hint="default" w:ascii="Times New Roman" w:hAnsi="Times New Roman" w:cs="Times New Roman"/>
+          <w:color w:val="auto"/>
+          <w:sz w:val="28"/>
+          <w:szCs w:val="28"/>
+        </w:rPr>
+      </w:pPr>
+      <w:r>
+        <w:rPr>
+          <w:rFonts w:hint="default" w:ascii="Times New Roman" w:hAnsi="Times New Roman" w:eastAsia="SimSun" w:cs="Times New Roman"/>
+          <w:sz w:val="28"/>
+          <w:szCs w:val="28"/>
+        </w:rPr>
+        <w:t>Пользователь вводит диапазон значений ключа.</w:t>
+      </w:r>
+    </w:p>
+    <w:p>
+      <w:pPr>
+        <w:keepNext w:val="0"/>
+        <w:keepLines w:val="0"/>
+        <w:widowControl/>
+        <w:numPr>
+          <w:ilvl w:val="0"/>
+          <w:numId w:val="4"/>
+        </w:numPr>
+        <w:suppressLineNumbers w:val="0"/>
+        <w:spacing w:before="0" w:beforeAutospacing="1" w:after="0" w:afterAutospacing="1" w:line="360" w:lineRule="auto"/>
+        <w:ind w:left="865" w:leftChars="0" w:hanging="425" w:firstLineChars="0"/>
+        <w:jc w:val="both"/>
+        <w:rPr>
+          <w:rFonts w:hint="default" w:ascii="Times New Roman" w:hAnsi="Times New Roman" w:cs="Times New Roman"/>
+          <w:color w:val="auto"/>
+          <w:sz w:val="28"/>
+          <w:szCs w:val="28"/>
+        </w:rPr>
+      </w:pPr>
+      <w:r>
+        <w:rPr>
+          <w:rFonts w:hint="default" w:ascii="Times New Roman" w:hAnsi="Times New Roman" w:eastAsia="SimSun" w:cs="Times New Roman"/>
+          <w:sz w:val="28"/>
+          <w:szCs w:val="28"/>
+        </w:rPr>
+        <w:t>Удаляются элементы, ключи которых попадают в заданный диапазон</w:t>
+      </w:r>
+      <w:r>
+        <w:rPr>
+          <w:rFonts w:hint="default" w:ascii="Times New Roman" w:hAnsi="Times New Roman" w:eastAsia="SimSun" w:cs="Times New Roman"/>
+          <w:sz w:val="28"/>
+          <w:szCs w:val="28"/>
+        </w:rPr>
+        <w:br w:type="textWrapping"/>
+      </w:r>
+      <w:r>
+        <w:rPr>
+          <w:rFonts w:hint="default" w:ascii="Times New Roman" w:hAnsi="Times New Roman" w:eastAsia="SimSun" w:cs="Times New Roman"/>
+          <w:sz w:val="28"/>
+          <w:szCs w:val="28"/>
+        </w:rPr>
+        <w:t>(с использованием алгоритма remove_if).</w:t>
+      </w:r>
+    </w:p>
+    <w:p>
+      <w:pPr>
+        <w:keepNext w:val="0"/>
+        <w:keepLines w:val="0"/>
+        <w:widowControl/>
+        <w:numPr>
+          <w:ilvl w:val="0"/>
+          <w:numId w:val="4"/>
+        </w:numPr>
+        <w:suppressLineNumbers w:val="0"/>
+        <w:spacing w:before="0" w:beforeAutospacing="1" w:after="0" w:afterAutospacing="1" w:line="360" w:lineRule="auto"/>
+        <w:ind w:left="865" w:leftChars="0" w:hanging="425" w:firstLineChars="0"/>
+        <w:jc w:val="both"/>
+        <w:rPr>
+          <w:rFonts w:hint="default" w:ascii="Times New Roman" w:hAnsi="Times New Roman" w:cs="Times New Roman"/>
+          <w:color w:val="auto"/>
+          <w:sz w:val="28"/>
+          <w:szCs w:val="28"/>
+        </w:rPr>
+      </w:pPr>
+      <w:r>
+        <w:rPr>
+          <w:rFonts w:hint="default" w:ascii="Times New Roman" w:hAnsi="Times New Roman" w:eastAsia="SimSun" w:cs="Times New Roman"/>
+          <w:sz w:val="28"/>
+          <w:szCs w:val="28"/>
+        </w:rPr>
+        <w:t>Выполняется поиск элемента (find_if) и подсчёт элементов (count_if).</w:t>
+      </w:r>
+    </w:p>
+    <w:p>
+      <w:pPr>
+        <w:keepNext w:val="0"/>
+        <w:keepLines w:val="0"/>
+        <w:widowControl/>
+        <w:numPr>
+          <w:ilvl w:val="0"/>
+          <w:numId w:val="4"/>
+        </w:numPr>
+        <w:suppressLineNumbers w:val="0"/>
+        <w:spacing w:before="0" w:beforeAutospacing="1" w:after="0" w:afterAutospacing="1" w:line="360" w:lineRule="auto"/>
+        <w:ind w:left="865" w:leftChars="0" w:hanging="425" w:firstLineChars="0"/>
+        <w:jc w:val="both"/>
+        <w:rPr>
+          <w:rFonts w:hint="default" w:ascii="Times New Roman" w:hAnsi="Times New Roman" w:cs="Times New Roman"/>
+          <w:color w:val="auto"/>
+          <w:sz w:val="28"/>
+          <w:szCs w:val="28"/>
+        </w:rPr>
+      </w:pPr>
+      <w:r>
+        <w:rPr>
+          <w:rFonts w:hint="default" w:ascii="Times New Roman" w:hAnsi="Times New Roman" w:eastAsia="SimSun" w:cs="Times New Roman"/>
+          <w:sz w:val="28"/>
+          <w:szCs w:val="28"/>
+        </w:rPr>
+        <w:t>Вычисляется среднее значение элементов контейнера</w:t>
+      </w:r>
+      <w:r>
+        <w:rPr>
+          <w:rFonts w:hint="default" w:ascii="Times New Roman" w:hAnsi="Times New Roman" w:eastAsia="SimSun" w:cs="Times New Roman"/>
+          <w:sz w:val="28"/>
+          <w:szCs w:val="28"/>
+        </w:rPr>
+        <w:br w:type="textWrapping"/>
+      </w:r>
+      <w:r>
+        <w:rPr>
+          <w:rFonts w:hint="default" w:ascii="Times New Roman" w:hAnsi="Times New Roman" w:eastAsia="SimSun" w:cs="Times New Roman"/>
+          <w:sz w:val="28"/>
+          <w:szCs w:val="28"/>
+        </w:rPr>
+        <w:t>с использованием алгоритма accumulate.</w:t>
+      </w:r>
+    </w:p>
+    <w:p>
+      <w:pPr>
+        <w:keepNext w:val="0"/>
+        <w:keepLines w:val="0"/>
+        <w:widowControl/>
+        <w:numPr>
+          <w:ilvl w:val="0"/>
+          <w:numId w:val="4"/>
+        </w:numPr>
+        <w:suppressLineNumbers w:val="0"/>
+        <w:spacing w:before="0" w:beforeAutospacing="1" w:after="0" w:afterAutospacing="1" w:line="360" w:lineRule="auto"/>
+        <w:ind w:left="865" w:leftChars="0" w:hanging="425" w:firstLineChars="0"/>
+        <w:jc w:val="both"/>
+        <w:rPr>
+          <w:rFonts w:hint="default" w:ascii="Times New Roman" w:hAnsi="Times New Roman" w:cs="Times New Roman"/>
+          <w:color w:val="auto"/>
+          <w:sz w:val="28"/>
+          <w:szCs w:val="28"/>
+        </w:rPr>
+      </w:pPr>
+      <w:r>
+        <w:rPr>
+          <w:rFonts w:hint="default" w:ascii="Times New Roman" w:hAnsi="Times New Roman" w:eastAsia="SimSun" w:cs="Times New Roman"/>
+          <w:sz w:val="28"/>
+          <w:szCs w:val="28"/>
+        </w:rPr>
+        <w:t>К каждому элементу контейнера прибавляется среднее значение</w:t>
+      </w:r>
+      <w:r>
+        <w:rPr>
+          <w:rFonts w:hint="default" w:ascii="Times New Roman" w:hAnsi="Times New Roman" w:eastAsia="SimSun" w:cs="Times New Roman"/>
+          <w:sz w:val="28"/>
+          <w:szCs w:val="28"/>
+        </w:rPr>
+        <w:br w:type="textWrapping"/>
+      </w:r>
+      <w:r>
+        <w:rPr>
+          <w:rFonts w:hint="default" w:ascii="Times New Roman" w:hAnsi="Times New Roman" w:eastAsia="SimSun" w:cs="Times New Roman"/>
+          <w:sz w:val="28"/>
+          <w:szCs w:val="28"/>
+        </w:rPr>
+        <w:t>(с использованием алгоритма for_each).</w:t>
+      </w:r>
+    </w:p>
+    <w:p>
+      <w:pPr>
+        <w:keepNext w:val="0"/>
+        <w:keepLines w:val="0"/>
+        <w:widowControl/>
+        <w:numPr>
+          <w:ilvl w:val="0"/>
+          <w:numId w:val="4"/>
+        </w:numPr>
+        <w:suppressLineNumbers w:val="0"/>
+        <w:spacing w:before="0" w:beforeAutospacing="1" w:after="0" w:afterAutospacing="1" w:line="360" w:lineRule="auto"/>
+        <w:ind w:left="865" w:leftChars="0" w:hanging="425" w:firstLineChars="0"/>
+        <w:jc w:val="both"/>
+        <w:rPr>
+          <w:rFonts w:hint="default" w:ascii="Times New Roman" w:hAnsi="Times New Roman" w:cs="Times New Roman"/>
+          <w:color w:val="auto"/>
+          <w:sz w:val="28"/>
+          <w:szCs w:val="28"/>
+        </w:rPr>
+      </w:pPr>
+      <w:r>
+        <w:rPr>
+          <w:rFonts w:hint="default" w:ascii="Times New Roman" w:hAnsi="Times New Roman" w:eastAsia="SimSun" w:cs="Times New Roman"/>
+          <w:sz w:val="28"/>
+          <w:szCs w:val="28"/>
+        </w:rPr>
+        <w:t>Результат выводится на экран.</w:t>
+      </w:r>
     </w:p>
     <w:p>
       <w:pPr>
@@ -1417,21 +1820,23 @@
         <w:jc w:val="both"/>
         <w:rPr>
           <w:rFonts w:hint="default" w:ascii="Times New Roman" w:hAnsi="Times New Roman" w:cs="Times New Roman"/>
-          <w:sz w:val="28"/>
-          <w:szCs w:val="28"/>
-        </w:rPr>
-      </w:pPr>
-      <w:r>
-        <w:rPr>
-          <w:rFonts w:hint="default" w:ascii="Times New Roman" w:hAnsi="Times New Roman" w:cs="Times New Roman"/>
+          <w:color w:val="auto"/>
+          <w:sz w:val="28"/>
+          <w:szCs w:val="28"/>
+        </w:rPr>
+      </w:pPr>
+      <w:r>
+        <w:rPr>
+          <w:rFonts w:hint="default" w:ascii="Times New Roman" w:hAnsi="Times New Roman" w:cs="Times New Roman"/>
+          <w:color w:val="auto"/>
           <w:sz w:val="28"/>
           <w:szCs w:val="28"/>
         </w:rPr>
         <w:drawing>
           <wp:inline distT="0" distB="0" distL="114300" distR="114300">
-            <wp:extent cx="5845810" cy="2657475"/>
-            <wp:effectExtent l="0" t="0" r="2540" b="9525"/>
-            <wp:docPr id="6" name="Изображение 2"/>
+            <wp:extent cx="5538470" cy="4276725"/>
+            <wp:effectExtent l="0" t="0" r="5080" b="9525"/>
+            <wp:docPr id="2" name="Изображение 1"/>
             <wp:cNvGraphicFramePr>
               <a:graphicFrameLocks xmlns:a="http://schemas.openxmlformats.org/drawingml/2006/main" noChangeAspect="1"/>
             </wp:cNvGraphicFramePr>
@@ -1439,7 +1844,7 @@
               <a:graphicData uri="http://schemas.openxmlformats.org/drawingml/2006/picture">
                 <pic:pic xmlns:pic="http://schemas.openxmlformats.org/drawingml/2006/picture">
                   <pic:nvPicPr>
-                    <pic:cNvPr id="6" name="Изображение 2"/>
+                    <pic:cNvPr id="2" name="Изображение 1"/>
                     <pic:cNvPicPr>
                       <a:picLocks noChangeAspect="1"/>
                     </pic:cNvPicPr>
@@ -1453,7 +1858,7 @@
                   <pic:spPr>
                     <a:xfrm>
                       <a:off x="0" y="0"/>
-                      <a:ext cx="5845810" cy="2657475"/>
+                      <a:ext cx="5538470" cy="4276725"/>
                     </a:xfrm>
                     <a:prstGeom prst="rect">
                       <a:avLst/>
@@ -1472,166 +1877,108 @@
     </w:p>
     <w:p>
       <w:pPr>
-        <w:pStyle w:val="22"/>
-        <w:keepNext w:val="0"/>
-        <w:keepLines w:val="0"/>
-        <w:widowControl/>
-        <w:suppressLineNumbers w:val="0"/>
-        <w:rPr>
-          <w:rFonts w:hint="default" w:ascii="Times New Roman" w:hAnsi="Times New Roman" w:cs="Times New Roman"/>
-          <w:sz w:val="28"/>
-          <w:szCs w:val="28"/>
-        </w:rPr>
-      </w:pPr>
-      <w:r>
-        <w:rPr>
-          <w:rFonts w:hint="default" w:ascii="Times New Roman" w:hAnsi="Times New Roman" w:cs="Times New Roman"/>
-          <w:sz w:val="28"/>
-          <w:szCs w:val="28"/>
-        </w:rPr>
-        <w:t>Программа корректно выполняет все операции над контейнером:</w:t>
-      </w:r>
-    </w:p>
-    <w:p>
-      <w:pPr>
-        <w:keepNext w:val="0"/>
-        <w:keepLines w:val="0"/>
-        <w:widowControl/>
-        <w:numPr>
-          <w:ilvl w:val="0"/>
-          <w:numId w:val="3"/>
-        </w:numPr>
-        <w:suppressLineNumbers w:val="0"/>
-        <w:spacing w:before="0" w:beforeAutospacing="1" w:after="0" w:afterAutospacing="1"/>
-        <w:ind w:left="860" w:leftChars="0" w:hanging="420" w:firstLineChars="0"/>
-        <w:rPr>
-          <w:rFonts w:hint="default" w:ascii="Times New Roman" w:hAnsi="Times New Roman" w:cs="Times New Roman"/>
-          <w:sz w:val="28"/>
-          <w:szCs w:val="28"/>
-        </w:rPr>
-      </w:pPr>
-      <w:r>
-        <w:rPr>
-          <w:rFonts w:hint="default" w:ascii="Times New Roman" w:hAnsi="Times New Roman" w:cs="Times New Roman"/>
-          <w:sz w:val="28"/>
-          <w:szCs w:val="28"/>
-        </w:rPr>
-        <w:t xml:space="preserve">используется алгоритм сортировки </w:t>
-      </w:r>
-    </w:p>
-    <w:p>
-      <w:pPr>
-        <w:keepNext w:val="0"/>
-        <w:keepLines w:val="0"/>
-        <w:widowControl/>
-        <w:numPr>
-          <w:ilvl w:val="0"/>
-          <w:numId w:val="3"/>
-        </w:numPr>
-        <w:suppressLineNumbers w:val="0"/>
-        <w:spacing w:before="0" w:beforeAutospacing="1" w:after="0" w:afterAutospacing="1"/>
-        <w:ind w:left="860" w:leftChars="0" w:hanging="420" w:firstLineChars="0"/>
-        <w:rPr>
-          <w:rFonts w:hint="default" w:ascii="Times New Roman" w:hAnsi="Times New Roman" w:cs="Times New Roman"/>
-          <w:sz w:val="28"/>
-          <w:szCs w:val="28"/>
-        </w:rPr>
-      </w:pPr>
-      <w:r>
-        <w:rPr>
-          <w:rFonts w:hint="default" w:ascii="Times New Roman" w:hAnsi="Times New Roman" w:cs="Times New Roman"/>
-          <w:sz w:val="28"/>
-          <w:szCs w:val="28"/>
-        </w:rPr>
-        <w:t xml:space="preserve">поиск осуществляется через предикат </w:t>
-      </w:r>
-    </w:p>
-    <w:p>
-      <w:pPr>
-        <w:keepNext w:val="0"/>
-        <w:keepLines w:val="0"/>
-        <w:widowControl/>
-        <w:numPr>
-          <w:ilvl w:val="0"/>
-          <w:numId w:val="3"/>
-        </w:numPr>
-        <w:suppressLineNumbers w:val="0"/>
-        <w:spacing w:before="0" w:beforeAutospacing="1" w:after="0" w:afterAutospacing="1"/>
-        <w:ind w:left="860" w:leftChars="0" w:hanging="420" w:firstLineChars="0"/>
-        <w:rPr>
-          <w:rFonts w:hint="default" w:ascii="Times New Roman" w:hAnsi="Times New Roman" w:cs="Times New Roman"/>
-          <w:sz w:val="28"/>
-          <w:szCs w:val="28"/>
-        </w:rPr>
-      </w:pPr>
-      <w:r>
-        <w:rPr>
-          <w:rFonts w:hint="default" w:ascii="Times New Roman" w:hAnsi="Times New Roman" w:cs="Times New Roman"/>
-          <w:sz w:val="28"/>
-          <w:szCs w:val="28"/>
-        </w:rPr>
-        <w:t xml:space="preserve">удаление реализовано с помощью </w:t>
-      </w:r>
-      <w:r>
-        <w:rPr>
-          <w:rStyle w:val="15"/>
-          <w:rFonts w:hint="default" w:ascii="Times New Roman" w:hAnsi="Times New Roman" w:cs="Times New Roman"/>
-          <w:sz w:val="28"/>
-          <w:szCs w:val="28"/>
-        </w:rPr>
-        <w:t>remove_if</w:t>
-      </w:r>
-      <w:r>
-        <w:rPr>
-          <w:rFonts w:hint="default" w:ascii="Times New Roman" w:hAnsi="Times New Roman" w:cs="Times New Roman"/>
-          <w:sz w:val="28"/>
-          <w:szCs w:val="28"/>
+        <w:keepNext w:val="0"/>
+        <w:keepLines w:val="0"/>
+        <w:widowControl/>
+        <w:numPr>
+          <w:ilvl w:val="0"/>
+          <w:numId w:val="0"/>
+        </w:numPr>
+        <w:suppressLineNumbers w:val="0"/>
+        <w:spacing w:before="0" w:beforeAutospacing="1" w:after="0" w:afterAutospacing="1" w:line="360" w:lineRule="auto"/>
+        <w:ind w:firstLine="708" w:firstLineChars="0"/>
+        <w:jc w:val="both"/>
+        <w:rPr>
+          <w:rFonts w:hint="default" w:ascii="Times New Roman" w:hAnsi="Times New Roman" w:cs="Times New Roman"/>
+          <w:color w:val="auto"/>
+          <w:sz w:val="28"/>
+          <w:szCs w:val="28"/>
+        </w:rPr>
+      </w:pPr>
+      <w:r>
+        <w:rPr>
+          <w:rFonts w:hint="default" w:ascii="Times New Roman" w:hAnsi="Times New Roman" w:cs="Times New Roman"/>
+          <w:color w:val="auto"/>
+          <w:sz w:val="28"/>
+          <w:szCs w:val="28"/>
+        </w:rPr>
+        <w:t>После выполнения программы контейнер сортируется,</w:t>
+      </w:r>
+      <w:r>
+        <w:rPr>
+          <w:rFonts w:hint="default" w:ascii="Times New Roman" w:hAnsi="Times New Roman" w:cs="Times New Roman"/>
+          <w:color w:val="auto"/>
+          <w:sz w:val="28"/>
+          <w:szCs w:val="28"/>
+          <w:lang w:val="ru-RU"/>
         </w:rPr>
         <w:t xml:space="preserve"> </w:t>
       </w:r>
-    </w:p>
-    <w:p>
-      <w:pPr>
-        <w:keepNext w:val="0"/>
-        <w:keepLines w:val="0"/>
-        <w:widowControl/>
-        <w:numPr>
-          <w:ilvl w:val="0"/>
-          <w:numId w:val="3"/>
-        </w:numPr>
-        <w:suppressLineNumbers w:val="0"/>
-        <w:spacing w:before="0" w:beforeAutospacing="1" w:after="0" w:afterAutospacing="1"/>
-        <w:ind w:left="860" w:leftChars="0" w:hanging="420" w:firstLineChars="0"/>
-        <w:rPr>
-          <w:rFonts w:hint="default" w:ascii="Times New Roman" w:hAnsi="Times New Roman" w:cs="Times New Roman"/>
-          <w:sz w:val="28"/>
-          <w:szCs w:val="28"/>
-        </w:rPr>
-      </w:pPr>
-      <w:r>
-        <w:rPr>
-          <w:rFonts w:hint="default" w:ascii="Times New Roman" w:hAnsi="Times New Roman" w:cs="Times New Roman"/>
-          <w:sz w:val="28"/>
-          <w:szCs w:val="28"/>
-        </w:rPr>
-        <w:t xml:space="preserve">обработка элементов выполняется через </w:t>
-      </w:r>
-      <w:r>
-        <w:rPr>
-          <w:rStyle w:val="15"/>
-          <w:rFonts w:hint="default" w:ascii="Times New Roman" w:hAnsi="Times New Roman" w:cs="Times New Roman"/>
-          <w:sz w:val="28"/>
-          <w:szCs w:val="28"/>
-        </w:rPr>
-        <w:t>for_each</w:t>
-      </w:r>
-      <w:r>
-        <w:rPr>
-          <w:rFonts w:hint="default" w:ascii="Times New Roman" w:hAnsi="Times New Roman" w:cs="Times New Roman"/>
-          <w:sz w:val="28"/>
-          <w:szCs w:val="28"/>
+      <w:r>
+        <w:rPr>
+          <w:rFonts w:hint="default" w:ascii="Times New Roman" w:hAnsi="Times New Roman" w:cs="Times New Roman"/>
+          <w:color w:val="auto"/>
+          <w:sz w:val="28"/>
+          <w:szCs w:val="28"/>
+        </w:rPr>
+        <w:t>в него добавляется максимальный элемент,</w:t>
+      </w:r>
+      <w:r>
+        <w:rPr>
+          <w:rFonts w:hint="default" w:ascii="Times New Roman" w:hAnsi="Times New Roman" w:cs="Times New Roman"/>
+          <w:color w:val="auto"/>
+          <w:sz w:val="28"/>
+          <w:szCs w:val="28"/>
+          <w:lang w:val="ru-RU"/>
         </w:rPr>
         <w:t xml:space="preserve"> </w:t>
+      </w:r>
+      <w:r>
+        <w:rPr>
+          <w:rFonts w:hint="default" w:ascii="Times New Roman" w:hAnsi="Times New Roman" w:cs="Times New Roman"/>
+          <w:color w:val="auto"/>
+          <w:sz w:val="28"/>
+          <w:szCs w:val="28"/>
+        </w:rPr>
+        <w:t>удаляются элементы из заданного диапазона,</w:t>
+      </w:r>
+      <w:r>
+        <w:rPr>
+          <w:rFonts w:hint="default" w:ascii="Times New Roman" w:hAnsi="Times New Roman" w:cs="Times New Roman"/>
+          <w:color w:val="auto"/>
+          <w:sz w:val="28"/>
+          <w:szCs w:val="28"/>
+          <w:lang w:val="ru-RU"/>
+        </w:rPr>
+        <w:t xml:space="preserve"> </w:t>
+      </w:r>
+      <w:r>
+        <w:rPr>
+          <w:rFonts w:hint="default" w:ascii="Times New Roman" w:hAnsi="Times New Roman" w:cs="Times New Roman"/>
+          <w:color w:val="auto"/>
+          <w:sz w:val="28"/>
+          <w:szCs w:val="28"/>
+        </w:rPr>
+        <w:t>вычисляется среднее значение,</w:t>
+      </w:r>
+      <w:r>
+        <w:rPr>
+          <w:rFonts w:hint="default" w:ascii="Times New Roman" w:hAnsi="Times New Roman" w:cs="Times New Roman"/>
+          <w:color w:val="auto"/>
+          <w:sz w:val="28"/>
+          <w:szCs w:val="28"/>
+          <w:lang w:val="ru-RU"/>
+        </w:rPr>
+        <w:t xml:space="preserve"> </w:t>
+      </w:r>
+      <w:r>
+        <w:rPr>
+          <w:rFonts w:hint="default" w:ascii="Times New Roman" w:hAnsi="Times New Roman" w:cs="Times New Roman"/>
+          <w:color w:val="auto"/>
+          <w:sz w:val="28"/>
+          <w:szCs w:val="28"/>
+        </w:rPr>
+        <w:t>после чего к каждому элементу прибавляется это значение.</w:t>
       </w:r>
     </w:p>
     <w:p>
@@ -1648,6 +1995,7 @@
         <w:ind w:left="440" w:leftChars="0"/>
         <w:rPr>
           <w:rFonts w:hint="default" w:ascii="Times New Roman" w:hAnsi="Times New Roman" w:cs="Times New Roman"/>
+          <w:color w:val="auto"/>
           <w:sz w:val="28"/>
           <w:szCs w:val="28"/>
         </w:rPr>
@@ -1685,137 +2033,105 @@
     </w:p>
     <w:p>
       <w:pPr>
-        <w:pStyle w:val="22"/>
-        <w:keepNext w:val="0"/>
-        <w:keepLines w:val="0"/>
-        <w:widowControl/>
-        <w:suppressLineNumbers w:val="0"/>
-        <w:rPr>
-          <w:rFonts w:hint="default" w:ascii="Times New Roman" w:hAnsi="Times New Roman" w:cs="Times New Roman"/>
-          <w:sz w:val="28"/>
-          <w:szCs w:val="28"/>
-        </w:rPr>
-      </w:pPr>
-      <w:r>
-        <w:rPr>
-          <w:rFonts w:hint="default" w:ascii="Times New Roman" w:hAnsi="Times New Roman" w:cs="Times New Roman"/>
-          <w:sz w:val="28"/>
-          <w:szCs w:val="28"/>
-        </w:rPr>
-        <w:t xml:space="preserve">Класс </w:t>
-      </w:r>
-      <w:r>
-        <w:rPr>
-          <w:rStyle w:val="15"/>
-          <w:rFonts w:hint="default" w:ascii="Times New Roman" w:hAnsi="Times New Roman" w:cs="Times New Roman"/>
-          <w:sz w:val="28"/>
-          <w:szCs w:val="28"/>
-        </w:rPr>
-        <w:t>Pair</w:t>
-      </w:r>
-      <w:r>
-        <w:rPr>
-          <w:rFonts w:hint="default" w:ascii="Times New Roman" w:hAnsi="Times New Roman" w:cs="Times New Roman"/>
-          <w:sz w:val="28"/>
-          <w:szCs w:val="28"/>
-        </w:rPr>
-        <w:t xml:space="preserve"> содержит:</w:t>
-      </w:r>
-    </w:p>
-    <w:p>
-      <w:pPr>
-        <w:keepNext w:val="0"/>
-        <w:keepLines w:val="0"/>
-        <w:widowControl/>
-        <w:numPr>
-          <w:ilvl w:val="0"/>
-          <w:numId w:val="3"/>
-        </w:numPr>
-        <w:suppressLineNumbers w:val="0"/>
-        <w:spacing w:before="0" w:beforeAutospacing="1" w:after="0" w:afterAutospacing="1"/>
-        <w:ind w:left="860" w:leftChars="0" w:hanging="420" w:firstLineChars="0"/>
-        <w:rPr>
-          <w:rFonts w:hint="default" w:ascii="Times New Roman" w:hAnsi="Times New Roman" w:cs="Times New Roman"/>
-          <w:sz w:val="28"/>
-          <w:szCs w:val="28"/>
-        </w:rPr>
-      </w:pPr>
-      <w:r>
-        <w:rPr>
-          <w:rStyle w:val="15"/>
-          <w:rFonts w:hint="default" w:ascii="Times New Roman" w:hAnsi="Times New Roman" w:cs="Times New Roman"/>
-          <w:sz w:val="28"/>
-          <w:szCs w:val="28"/>
-        </w:rPr>
-        <w:t>int first</w:t>
-      </w:r>
-      <w:r>
-        <w:rPr>
-          <w:rFonts w:hint="default" w:ascii="Times New Roman" w:hAnsi="Times New Roman" w:cs="Times New Roman"/>
-          <w:sz w:val="28"/>
-          <w:szCs w:val="28"/>
+        <w:pStyle w:val="3"/>
+        <w:keepNext w:val="0"/>
+        <w:keepLines w:val="0"/>
+        <w:widowControl/>
+        <w:suppressLineNumbers w:val="0"/>
+        <w:spacing w:line="360" w:lineRule="auto"/>
+        <w:ind w:firstLine="708" w:firstLineChars="0"/>
+        <w:jc w:val="both"/>
+        <w:rPr>
+          <w:rFonts w:hint="default" w:ascii="Times New Roman" w:hAnsi="Times New Roman" w:cs="Times New Roman"/>
+          <w:color w:val="auto"/>
+          <w:sz w:val="28"/>
+          <w:szCs w:val="28"/>
+        </w:rPr>
+      </w:pPr>
+      <w:r>
+        <w:rPr>
+          <w:rFonts w:hint="default" w:ascii="Times New Roman" w:hAnsi="Times New Roman" w:cs="Times New Roman"/>
+          <w:color w:val="auto"/>
+          <w:sz w:val="28"/>
+          <w:szCs w:val="28"/>
+        </w:rPr>
+        <w:t>Класс Pair представляет собой пользовательский тип данных,</w:t>
+      </w:r>
+      <w:r>
+        <w:rPr>
+          <w:rFonts w:hint="default" w:ascii="Times New Roman" w:hAnsi="Times New Roman" w:cs="Times New Roman"/>
+          <w:color w:val="auto"/>
+          <w:sz w:val="28"/>
+          <w:szCs w:val="28"/>
+          <w:lang w:val="ru-RU"/>
         </w:rPr>
         <w:t xml:space="preserve"> </w:t>
       </w:r>
-    </w:p>
-    <w:p>
-      <w:pPr>
-        <w:keepNext w:val="0"/>
-        <w:keepLines w:val="0"/>
-        <w:widowControl/>
-        <w:numPr>
-          <w:ilvl w:val="0"/>
-          <w:numId w:val="3"/>
-        </w:numPr>
-        <w:suppressLineNumbers w:val="0"/>
-        <w:spacing w:before="0" w:beforeAutospacing="1" w:after="0" w:afterAutospacing="1"/>
-        <w:ind w:left="860" w:leftChars="0" w:hanging="420" w:firstLineChars="0"/>
-        <w:rPr>
-          <w:rFonts w:hint="default" w:ascii="Times New Roman" w:hAnsi="Times New Roman" w:cs="Times New Roman"/>
-          <w:sz w:val="28"/>
-          <w:szCs w:val="28"/>
-        </w:rPr>
-      </w:pPr>
-      <w:r>
-        <w:rPr>
-          <w:rStyle w:val="15"/>
-          <w:rFonts w:hint="default" w:ascii="Times New Roman" w:hAnsi="Times New Roman" w:cs="Times New Roman"/>
-          <w:sz w:val="28"/>
-          <w:szCs w:val="28"/>
-        </w:rPr>
-        <w:t>double second</w:t>
-      </w:r>
-      <w:r>
-        <w:rPr>
-          <w:rFonts w:hint="default" w:ascii="Times New Roman" w:hAnsi="Times New Roman" w:cs="Times New Roman"/>
-          <w:sz w:val="28"/>
-          <w:szCs w:val="28"/>
+      <w:r>
+        <w:rPr>
+          <w:rFonts w:hint="default" w:ascii="Times New Roman" w:hAnsi="Times New Roman" w:cs="Times New Roman"/>
+          <w:color w:val="auto"/>
+          <w:sz w:val="28"/>
+          <w:szCs w:val="28"/>
+        </w:rPr>
+        <w:t>содержащий два поля: целое число first и вещественное число second.</w:t>
+      </w:r>
+      <w:r>
+        <w:rPr>
+          <w:rFonts w:hint="default" w:ascii="Times New Roman" w:hAnsi="Times New Roman" w:cs="Times New Roman"/>
+          <w:color w:val="auto"/>
+          <w:sz w:val="28"/>
+          <w:szCs w:val="28"/>
+          <w:lang w:val="ru-RU"/>
         </w:rPr>
         <w:t xml:space="preserve"> </w:t>
       </w:r>
-    </w:p>
-    <w:p>
-      <w:pPr>
-        <w:pStyle w:val="22"/>
-        <w:keepNext w:val="0"/>
-        <w:keepLines w:val="0"/>
-        <w:widowControl/>
-        <w:suppressLineNumbers w:val="0"/>
-        <w:rPr>
-          <w:rFonts w:hint="default" w:ascii="Times New Roman" w:hAnsi="Times New Roman" w:cs="Times New Roman"/>
-          <w:color w:val="auto"/>
-          <w:sz w:val="28"/>
-          <w:szCs w:val="28"/>
-        </w:rPr>
-      </w:pPr>
-      <w:r>
-        <w:rPr>
-          <w:rFonts w:hint="default" w:ascii="Times New Roman" w:hAnsi="Times New Roman" w:cs="Times New Roman"/>
-          <w:sz w:val="28"/>
-          <w:szCs w:val="28"/>
-        </w:rPr>
-        <w:t>Используется для хранения данных в контейнерах.</w:t>
-      </w:r>
+      <w:r>
+        <w:rPr>
+          <w:rFonts w:hint="default" w:ascii="Times New Roman" w:hAnsi="Times New Roman" w:cs="Times New Roman"/>
+          <w:color w:val="auto"/>
+          <w:sz w:val="28"/>
+          <w:szCs w:val="28"/>
+        </w:rPr>
+        <w:t>Класс используется во всех задачах для хранения элементов контейнеров.</w:t>
+      </w:r>
+    </w:p>
+    <w:p>
+      <w:pPr>
+        <w:pStyle w:val="3"/>
+        <w:keepNext w:val="0"/>
+        <w:keepLines w:val="0"/>
+        <w:widowControl/>
+        <w:suppressLineNumbers w:val="0"/>
+        <w:spacing w:line="360" w:lineRule="auto"/>
+        <w:jc w:val="center"/>
+        <w:rPr>
+          <w:rFonts w:hint="default" w:ascii="Times New Roman" w:hAnsi="Times New Roman" w:cs="Times New Roman"/>
+          <w:color w:val="auto"/>
+          <w:sz w:val="28"/>
+          <w:szCs w:val="28"/>
+        </w:rPr>
+      </w:pPr>
+    </w:p>
+    <w:p>
+      <w:pPr>
+        <w:rPr>
+          <w:rFonts w:hint="default" w:ascii="Times New Roman" w:hAnsi="Times New Roman" w:cs="Times New Roman"/>
+          <w:color w:val="auto"/>
+          <w:sz w:val="28"/>
+          <w:szCs w:val="28"/>
+        </w:rPr>
+      </w:pPr>
+    </w:p>
+    <w:p>
+      <w:pPr>
+        <w:rPr>
+          <w:rFonts w:hint="default" w:ascii="Times New Roman" w:hAnsi="Times New Roman" w:cs="Times New Roman"/>
+          <w:color w:val="auto"/>
+          <w:sz w:val="28"/>
+          <w:szCs w:val="28"/>
+        </w:rPr>
+      </w:pPr>
     </w:p>
     <w:p>
       <w:pPr>
@@ -1849,190 +2165,242 @@
     </w:p>
     <w:p>
       <w:pPr>
-        <w:pStyle w:val="22"/>
-        <w:keepNext w:val="0"/>
-        <w:keepLines w:val="0"/>
-        <w:widowControl/>
-        <w:suppressLineNumbers w:val="0"/>
-        <w:rPr>
-          <w:rFonts w:hint="default" w:ascii="Times New Roman" w:hAnsi="Times New Roman" w:cs="Times New Roman"/>
-          <w:sz w:val="28"/>
-          <w:szCs w:val="28"/>
-        </w:rPr>
-      </w:pPr>
-      <w:r>
-        <w:rPr>
-          <w:rFonts w:hint="default" w:ascii="Times New Roman" w:hAnsi="Times New Roman" w:cs="Times New Roman"/>
-          <w:sz w:val="28"/>
-          <w:szCs w:val="28"/>
-        </w:rPr>
-        <w:t>Реализованы:</w:t>
-      </w:r>
-    </w:p>
-    <w:p>
-      <w:pPr>
-        <w:keepNext w:val="0"/>
-        <w:keepLines w:val="0"/>
-        <w:widowControl/>
-        <w:numPr>
-          <w:ilvl w:val="0"/>
-          <w:numId w:val="3"/>
-        </w:numPr>
-        <w:suppressLineNumbers w:val="0"/>
-        <w:spacing w:before="0" w:beforeAutospacing="1" w:after="0" w:afterAutospacing="1"/>
+        <w:keepNext w:val="0"/>
+        <w:keepLines w:val="0"/>
+        <w:widowControl/>
+        <w:suppressLineNumbers w:val="0"/>
+        <w:spacing w:line="360" w:lineRule="auto"/>
+        <w:jc w:val="both"/>
+        <w:rPr>
+          <w:rFonts w:hint="default" w:ascii="Times New Roman" w:hAnsi="Times New Roman" w:cs="Times New Roman"/>
+          <w:color w:val="auto"/>
+          <w:sz w:val="28"/>
+          <w:szCs w:val="28"/>
+        </w:rPr>
+      </w:pPr>
+      <w:r>
+        <w:rPr>
+          <w:rFonts w:hint="default" w:ascii="Times New Roman" w:hAnsi="Times New Roman" w:cs="Times New Roman"/>
+          <w:color w:val="auto"/>
+          <w:sz w:val="28"/>
+          <w:szCs w:val="28"/>
+        </w:rPr>
+        <w:t>В классе Pair перегружены следующие операции:</w:t>
+      </w:r>
+    </w:p>
+    <w:p>
+      <w:pPr>
+        <w:keepNext w:val="0"/>
+        <w:keepLines w:val="0"/>
+        <w:widowControl/>
+        <w:numPr>
+          <w:ilvl w:val="0"/>
+          <w:numId w:val="5"/>
+        </w:numPr>
+        <w:suppressLineNumbers w:val="0"/>
+        <w:spacing w:line="360" w:lineRule="auto"/>
         <w:ind w:left="860" w:leftChars="0" w:hanging="420" w:firstLineChars="0"/>
-        <w:rPr>
-          <w:rFonts w:hint="default" w:ascii="Times New Roman" w:hAnsi="Times New Roman" w:cs="Times New Roman"/>
-          <w:sz w:val="28"/>
-          <w:szCs w:val="28"/>
-        </w:rPr>
-      </w:pPr>
-      <w:r>
-        <w:rPr>
-          <w:rFonts w:hint="default" w:ascii="Times New Roman" w:hAnsi="Times New Roman" w:cs="Times New Roman"/>
-          <w:sz w:val="28"/>
-          <w:szCs w:val="28"/>
-        </w:rPr>
-        <w:t>операторы сравнения (</w:t>
-      </w:r>
-      <w:r>
-        <w:rPr>
-          <w:rStyle w:val="15"/>
-          <w:rFonts w:hint="default" w:ascii="Times New Roman" w:hAnsi="Times New Roman" w:cs="Times New Roman"/>
-          <w:sz w:val="28"/>
-          <w:szCs w:val="28"/>
-        </w:rPr>
-        <w:t>&lt;</w:t>
-      </w:r>
-      <w:r>
-        <w:rPr>
-          <w:rFonts w:hint="default" w:ascii="Times New Roman" w:hAnsi="Times New Roman" w:cs="Times New Roman"/>
-          <w:sz w:val="28"/>
-          <w:szCs w:val="28"/>
-        </w:rPr>
-        <w:t xml:space="preserve">, </w:t>
-      </w:r>
-      <w:r>
-        <w:rPr>
-          <w:rStyle w:val="15"/>
-          <w:rFonts w:hint="default" w:ascii="Times New Roman" w:hAnsi="Times New Roman" w:cs="Times New Roman"/>
-          <w:sz w:val="28"/>
-          <w:szCs w:val="28"/>
-        </w:rPr>
-        <w:t>&gt;</w:t>
-      </w:r>
-      <w:r>
-        <w:rPr>
-          <w:rFonts w:hint="default" w:ascii="Times New Roman" w:hAnsi="Times New Roman" w:cs="Times New Roman"/>
-          <w:sz w:val="28"/>
-          <w:szCs w:val="28"/>
-        </w:rPr>
-        <w:t xml:space="preserve">, </w:t>
-      </w:r>
-      <w:r>
-        <w:rPr>
-          <w:rStyle w:val="15"/>
-          <w:rFonts w:hint="default" w:ascii="Times New Roman" w:hAnsi="Times New Roman" w:cs="Times New Roman"/>
-          <w:sz w:val="28"/>
-          <w:szCs w:val="28"/>
-        </w:rPr>
-        <w:t>==</w:t>
-      </w:r>
-      <w:r>
-        <w:rPr>
-          <w:rFonts w:hint="default" w:ascii="Times New Roman" w:hAnsi="Times New Roman" w:cs="Times New Roman"/>
-          <w:sz w:val="28"/>
-          <w:szCs w:val="28"/>
-        </w:rPr>
-        <w:t xml:space="preserve">) </w:t>
-      </w:r>
-    </w:p>
-    <w:p>
-      <w:pPr>
-        <w:keepNext w:val="0"/>
-        <w:keepLines w:val="0"/>
-        <w:widowControl/>
-        <w:numPr>
-          <w:ilvl w:val="0"/>
-          <w:numId w:val="3"/>
-        </w:numPr>
-        <w:suppressLineNumbers w:val="0"/>
-        <w:spacing w:before="0" w:beforeAutospacing="1" w:after="0" w:afterAutospacing="1"/>
+        <w:jc w:val="both"/>
+        <w:rPr>
+          <w:rFonts w:hint="default" w:ascii="Times New Roman" w:hAnsi="Times New Roman" w:cs="Times New Roman"/>
+          <w:color w:val="auto"/>
+          <w:sz w:val="28"/>
+          <w:szCs w:val="28"/>
+        </w:rPr>
+      </w:pPr>
+      <w:r>
+        <w:rPr>
+          <w:rFonts w:hint="default" w:ascii="Times New Roman" w:hAnsi="Times New Roman" w:cs="Times New Roman"/>
+          <w:color w:val="auto"/>
+          <w:sz w:val="28"/>
+          <w:szCs w:val="28"/>
+        </w:rPr>
+        <w:t xml:space="preserve">operator&lt; — для сравнения элементов  </w:t>
+      </w:r>
+    </w:p>
+    <w:p>
+      <w:pPr>
+        <w:keepNext w:val="0"/>
+        <w:keepLines w:val="0"/>
+        <w:widowControl/>
+        <w:numPr>
+          <w:ilvl w:val="0"/>
+          <w:numId w:val="5"/>
+        </w:numPr>
+        <w:suppressLineNumbers w:val="0"/>
+        <w:spacing w:line="360" w:lineRule="auto"/>
         <w:ind w:left="860" w:leftChars="0" w:hanging="420" w:firstLineChars="0"/>
-        <w:rPr>
-          <w:rFonts w:hint="default" w:ascii="Times New Roman" w:hAnsi="Times New Roman" w:cs="Times New Roman"/>
-          <w:sz w:val="28"/>
-          <w:szCs w:val="28"/>
-        </w:rPr>
-      </w:pPr>
-      <w:r>
-        <w:rPr>
-          <w:rFonts w:hint="default" w:ascii="Times New Roman" w:hAnsi="Times New Roman" w:cs="Times New Roman"/>
-          <w:sz w:val="28"/>
-          <w:szCs w:val="28"/>
-        </w:rPr>
-        <w:t>арифметические операции (</w:t>
-      </w:r>
-      <w:r>
-        <w:rPr>
-          <w:rStyle w:val="15"/>
-          <w:rFonts w:hint="default" w:ascii="Times New Roman" w:hAnsi="Times New Roman" w:cs="Times New Roman"/>
-          <w:sz w:val="28"/>
-          <w:szCs w:val="28"/>
-        </w:rPr>
-        <w:t>+</w:t>
-      </w:r>
-      <w:r>
-        <w:rPr>
-          <w:rFonts w:hint="default" w:ascii="Times New Roman" w:hAnsi="Times New Roman" w:cs="Times New Roman"/>
-          <w:sz w:val="28"/>
-          <w:szCs w:val="28"/>
-        </w:rPr>
-        <w:t xml:space="preserve">, </w:t>
-      </w:r>
-      <w:r>
-        <w:rPr>
-          <w:rStyle w:val="15"/>
-          <w:rFonts w:hint="default" w:ascii="Times New Roman" w:hAnsi="Times New Roman" w:cs="Times New Roman"/>
-          <w:sz w:val="28"/>
-          <w:szCs w:val="28"/>
-        </w:rPr>
-        <w:t>/</w:t>
-      </w:r>
-      <w:r>
-        <w:rPr>
-          <w:rFonts w:hint="default" w:ascii="Times New Roman" w:hAnsi="Times New Roman" w:cs="Times New Roman"/>
-          <w:sz w:val="28"/>
-          <w:szCs w:val="28"/>
-        </w:rPr>
-        <w:t xml:space="preserve">) </w:t>
-      </w:r>
-    </w:p>
-    <w:p>
-      <w:pPr>
-        <w:keepNext w:val="0"/>
-        <w:keepLines w:val="0"/>
-        <w:widowControl/>
-        <w:numPr>
-          <w:ilvl w:val="0"/>
-          <w:numId w:val="3"/>
-        </w:numPr>
-        <w:suppressLineNumbers w:val="0"/>
-        <w:spacing w:before="0" w:beforeAutospacing="1" w:after="0" w:afterAutospacing="1"/>
+        <w:jc w:val="both"/>
+        <w:rPr>
+          <w:rFonts w:hint="default" w:ascii="Times New Roman" w:hAnsi="Times New Roman" w:cs="Times New Roman"/>
+          <w:color w:val="auto"/>
+          <w:sz w:val="28"/>
+          <w:szCs w:val="28"/>
+        </w:rPr>
+      </w:pPr>
+      <w:r>
+        <w:rPr>
+          <w:rFonts w:hint="default" w:ascii="Times New Roman" w:hAnsi="Times New Roman" w:cs="Times New Roman"/>
+          <w:color w:val="auto"/>
+          <w:sz w:val="28"/>
+          <w:szCs w:val="28"/>
+          <w:lang w:val="en-US"/>
+        </w:rPr>
+        <w:t>o</w:t>
+      </w:r>
+      <w:r>
+        <w:rPr>
+          <w:rFonts w:hint="default" w:ascii="Times New Roman" w:hAnsi="Times New Roman" w:cs="Times New Roman"/>
+          <w:color w:val="auto"/>
+          <w:sz w:val="28"/>
+          <w:szCs w:val="28"/>
+        </w:rPr>
+        <w:t xml:space="preserve">perator&gt; — для поиска максимального элемента  </w:t>
+      </w:r>
+    </w:p>
+    <w:p>
+      <w:pPr>
+        <w:keepNext w:val="0"/>
+        <w:keepLines w:val="0"/>
+        <w:widowControl/>
+        <w:numPr>
+          <w:ilvl w:val="0"/>
+          <w:numId w:val="5"/>
+        </w:numPr>
+        <w:suppressLineNumbers w:val="0"/>
+        <w:spacing w:line="360" w:lineRule="auto"/>
         <w:ind w:left="860" w:leftChars="0" w:hanging="420" w:firstLineChars="0"/>
-        <w:rPr>
-          <w:rFonts w:hint="default" w:ascii="Times New Roman" w:hAnsi="Times New Roman" w:cs="Times New Roman"/>
-          <w:sz w:val="28"/>
-          <w:szCs w:val="28"/>
-        </w:rPr>
-      </w:pPr>
-      <w:r>
-        <w:rPr>
-          <w:rFonts w:hint="default" w:ascii="Times New Roman" w:hAnsi="Times New Roman" w:cs="Times New Roman"/>
-          <w:sz w:val="28"/>
-          <w:szCs w:val="28"/>
-        </w:rPr>
-        <w:t xml:space="preserve">операции ввода и вывода </w:t>
+        <w:jc w:val="both"/>
+        <w:rPr>
+          <w:rFonts w:hint="default" w:ascii="Times New Roman" w:hAnsi="Times New Roman" w:cs="Times New Roman"/>
+          <w:color w:val="auto"/>
+          <w:sz w:val="28"/>
+          <w:szCs w:val="28"/>
+        </w:rPr>
+      </w:pPr>
+      <w:r>
+        <w:rPr>
+          <w:rFonts w:hint="default" w:ascii="Times New Roman" w:hAnsi="Times New Roman" w:cs="Times New Roman"/>
+          <w:color w:val="auto"/>
+          <w:sz w:val="28"/>
+          <w:szCs w:val="28"/>
+        </w:rPr>
+        <w:t xml:space="preserve">operator== — для сравнения элементов  </w:t>
+      </w:r>
+    </w:p>
+    <w:p>
+      <w:pPr>
+        <w:keepNext w:val="0"/>
+        <w:keepLines w:val="0"/>
+        <w:widowControl/>
+        <w:numPr>
+          <w:ilvl w:val="0"/>
+          <w:numId w:val="5"/>
+        </w:numPr>
+        <w:suppressLineNumbers w:val="0"/>
+        <w:spacing w:line="360" w:lineRule="auto"/>
+        <w:ind w:left="860" w:leftChars="0" w:hanging="420" w:firstLineChars="0"/>
+        <w:jc w:val="both"/>
+        <w:rPr>
+          <w:rFonts w:hint="default" w:ascii="Times New Roman" w:hAnsi="Times New Roman" w:cs="Times New Roman"/>
+          <w:color w:val="auto"/>
+          <w:sz w:val="28"/>
+          <w:szCs w:val="28"/>
+        </w:rPr>
+      </w:pPr>
+      <w:r>
+        <w:rPr>
+          <w:rFonts w:hint="default" w:ascii="Times New Roman" w:hAnsi="Times New Roman" w:cs="Times New Roman"/>
+          <w:color w:val="auto"/>
+          <w:sz w:val="28"/>
+          <w:szCs w:val="28"/>
+        </w:rPr>
+        <w:t xml:space="preserve">operator+ — для сложения объектов  </w:t>
+      </w:r>
+    </w:p>
+    <w:p>
+      <w:pPr>
+        <w:keepNext w:val="0"/>
+        <w:keepLines w:val="0"/>
+        <w:widowControl/>
+        <w:numPr>
+          <w:ilvl w:val="0"/>
+          <w:numId w:val="5"/>
+        </w:numPr>
+        <w:suppressLineNumbers w:val="0"/>
+        <w:spacing w:line="360" w:lineRule="auto"/>
+        <w:ind w:left="860" w:leftChars="0" w:hanging="420" w:firstLineChars="0"/>
+        <w:jc w:val="both"/>
+        <w:rPr>
+          <w:rFonts w:hint="default" w:ascii="Times New Roman" w:hAnsi="Times New Roman" w:cs="Times New Roman"/>
+          <w:color w:val="auto"/>
+          <w:sz w:val="28"/>
+          <w:szCs w:val="28"/>
+        </w:rPr>
+      </w:pPr>
+      <w:r>
+        <w:rPr>
+          <w:rFonts w:hint="default" w:ascii="Times New Roman" w:hAnsi="Times New Roman" w:cs="Times New Roman"/>
+          <w:color w:val="auto"/>
+          <w:sz w:val="28"/>
+          <w:szCs w:val="28"/>
+        </w:rPr>
+        <w:t xml:space="preserve">operator/ — для вычисления среднего значения  </w:t>
+      </w:r>
+    </w:p>
+    <w:p>
+      <w:pPr>
+        <w:keepNext w:val="0"/>
+        <w:keepLines w:val="0"/>
+        <w:widowControl/>
+        <w:numPr>
+          <w:ilvl w:val="0"/>
+          <w:numId w:val="5"/>
+        </w:numPr>
+        <w:suppressLineNumbers w:val="0"/>
+        <w:spacing w:line="360" w:lineRule="auto"/>
+        <w:ind w:left="860" w:leftChars="0" w:hanging="420" w:firstLineChars="0"/>
+        <w:jc w:val="both"/>
+        <w:rPr>
+          <w:rFonts w:hint="default" w:ascii="Times New Roman" w:hAnsi="Times New Roman" w:cs="Times New Roman"/>
+          <w:color w:val="auto"/>
+          <w:sz w:val="28"/>
+          <w:szCs w:val="28"/>
+        </w:rPr>
+      </w:pPr>
+      <w:r>
+        <w:rPr>
+          <w:rFonts w:hint="default" w:ascii="Times New Roman" w:hAnsi="Times New Roman" w:cs="Times New Roman"/>
+          <w:color w:val="auto"/>
+          <w:sz w:val="28"/>
+          <w:szCs w:val="28"/>
+        </w:rPr>
+        <w:t xml:space="preserve">operator+= — для изменения элементов  </w:t>
+      </w:r>
+    </w:p>
+    <w:p>
+      <w:pPr>
+        <w:keepNext w:val="0"/>
+        <w:keepLines w:val="0"/>
+        <w:widowControl/>
+        <w:suppressLineNumbers w:val="0"/>
+        <w:spacing w:line="360" w:lineRule="auto"/>
+        <w:jc w:val="both"/>
+        <w:rPr>
+          <w:rFonts w:hint="default" w:ascii="Times New Roman" w:hAnsi="Times New Roman" w:cs="Times New Roman"/>
+          <w:color w:val="auto"/>
+          <w:sz w:val="28"/>
+          <w:szCs w:val="28"/>
+        </w:rPr>
+      </w:pPr>
+      <w:r>
+        <w:rPr>
+          <w:rFonts w:hint="default" w:ascii="Times New Roman" w:hAnsi="Times New Roman" w:cs="Times New Roman"/>
+          <w:color w:val="auto"/>
+          <w:sz w:val="28"/>
+          <w:szCs w:val="28"/>
+        </w:rPr>
+        <w:t>Также реализованы операции ввода и вывода.</w:t>
       </w:r>
     </w:p>
     <w:p>
@@ -2083,238 +2451,382 @@
     </w:p>
     <w:p>
       <w:pPr>
-        <w:pStyle w:val="22"/>
-        <w:keepNext w:val="0"/>
-        <w:keepLines w:val="0"/>
-        <w:widowControl/>
-        <w:suppressLineNumbers w:val="0"/>
-        <w:rPr>
-          <w:rFonts w:hint="default" w:ascii="Times New Roman" w:hAnsi="Times New Roman" w:cs="Times New Roman"/>
-          <w:sz w:val="28"/>
-          <w:szCs w:val="28"/>
-        </w:rPr>
-      </w:pPr>
-      <w:r>
-        <w:rPr>
-          <w:rFonts w:hint="default" w:ascii="Times New Roman" w:hAnsi="Times New Roman" w:cs="Times New Roman"/>
-          <w:sz w:val="28"/>
-          <w:szCs w:val="28"/>
-        </w:rPr>
-        <w:t>Реализованы:</w:t>
-      </w:r>
-    </w:p>
-    <w:p>
-      <w:pPr>
-        <w:keepNext w:val="0"/>
-        <w:keepLines w:val="0"/>
-        <w:widowControl/>
-        <w:numPr>
-          <w:ilvl w:val="0"/>
-          <w:numId w:val="3"/>
-        </w:numPr>
-        <w:suppressLineNumbers w:val="0"/>
-        <w:spacing w:before="0" w:beforeAutospacing="1" w:after="0" w:afterAutospacing="1"/>
+        <w:keepNext w:val="0"/>
+        <w:keepLines w:val="0"/>
+        <w:widowControl/>
+        <w:suppressLineNumbers w:val="0"/>
+        <w:spacing w:line="360" w:lineRule="auto"/>
+        <w:jc w:val="both"/>
+        <w:rPr>
+          <w:rFonts w:hint="default" w:ascii="Times New Roman" w:hAnsi="Times New Roman" w:cs="Times New Roman"/>
+          <w:color w:val="auto"/>
+          <w:sz w:val="28"/>
+          <w:szCs w:val="28"/>
+        </w:rPr>
+      </w:pPr>
+      <w:r>
+        <w:rPr>
+          <w:rFonts w:hint="default" w:ascii="Times New Roman" w:hAnsi="Times New Roman" w:cs="Times New Roman"/>
+          <w:color w:val="auto"/>
+          <w:sz w:val="28"/>
+          <w:szCs w:val="28"/>
+        </w:rPr>
+        <w:t>Для решения задачи 2 реализована функция task2().</w:t>
+      </w:r>
+    </w:p>
+    <w:p>
+      <w:pPr>
+        <w:keepNext w:val="0"/>
+        <w:keepLines w:val="0"/>
+        <w:widowControl/>
+        <w:suppressLineNumbers w:val="0"/>
+        <w:spacing w:line="360" w:lineRule="auto"/>
+        <w:jc w:val="both"/>
+        <w:rPr>
+          <w:rFonts w:hint="default" w:ascii="Times New Roman" w:hAnsi="Times New Roman" w:cs="Times New Roman"/>
+          <w:color w:val="auto"/>
+          <w:sz w:val="28"/>
+          <w:szCs w:val="28"/>
+        </w:rPr>
+      </w:pPr>
+      <w:r>
+        <w:rPr>
+          <w:rFonts w:hint="default" w:ascii="Times New Roman" w:hAnsi="Times New Roman" w:cs="Times New Roman"/>
+          <w:color w:val="auto"/>
+          <w:sz w:val="28"/>
+          <w:szCs w:val="28"/>
+        </w:rPr>
+        <w:t>Функция выполняет:</w:t>
+      </w:r>
+    </w:p>
+    <w:p>
+      <w:pPr>
+        <w:keepNext w:val="0"/>
+        <w:keepLines w:val="0"/>
+        <w:widowControl/>
+        <w:numPr>
+          <w:ilvl w:val="0"/>
+          <w:numId w:val="5"/>
+        </w:numPr>
+        <w:suppressLineNumbers w:val="0"/>
+        <w:spacing w:line="360" w:lineRule="auto"/>
         <w:ind w:left="860" w:leftChars="0" w:hanging="420" w:firstLineChars="0"/>
-        <w:jc w:val="left"/>
-        <w:rPr>
-          <w:rFonts w:hint="default" w:ascii="Times New Roman" w:hAnsi="Times New Roman" w:cs="Times New Roman"/>
-          <w:sz w:val="28"/>
-          <w:szCs w:val="28"/>
-        </w:rPr>
-      </w:pPr>
-      <w:r>
-        <w:rPr>
-          <w:rFonts w:hint="default" w:ascii="Times New Roman" w:hAnsi="Times New Roman" w:cs="Times New Roman"/>
-          <w:sz w:val="28"/>
-          <w:szCs w:val="28"/>
-        </w:rPr>
-        <w:t>копирование элементов стека во временный контейнер (</w:t>
-      </w:r>
-      <w:r>
-        <w:rPr>
-          <w:rStyle w:val="15"/>
-          <w:rFonts w:hint="default" w:ascii="Times New Roman" w:hAnsi="Times New Roman" w:cs="Times New Roman"/>
-          <w:sz w:val="28"/>
-          <w:szCs w:val="28"/>
-        </w:rPr>
-        <w:t>vector</w:t>
-      </w:r>
-      <w:r>
-        <w:rPr>
-          <w:rFonts w:hint="default" w:ascii="Times New Roman" w:hAnsi="Times New Roman" w:cs="Times New Roman"/>
-          <w:sz w:val="28"/>
-          <w:szCs w:val="28"/>
-        </w:rPr>
-        <w:t xml:space="preserve">) </w:t>
-      </w:r>
-    </w:p>
-    <w:p>
-      <w:pPr>
-        <w:keepNext w:val="0"/>
-        <w:keepLines w:val="0"/>
-        <w:widowControl/>
-        <w:numPr>
-          <w:ilvl w:val="0"/>
-          <w:numId w:val="3"/>
-        </w:numPr>
-        <w:suppressLineNumbers w:val="0"/>
-        <w:spacing w:before="0" w:beforeAutospacing="1" w:after="0" w:afterAutospacing="1"/>
+        <w:jc w:val="both"/>
+        <w:rPr>
+          <w:rFonts w:hint="default" w:ascii="Times New Roman" w:hAnsi="Times New Roman" w:cs="Times New Roman"/>
+          <w:color w:val="auto"/>
+          <w:sz w:val="28"/>
+          <w:szCs w:val="28"/>
+        </w:rPr>
+      </w:pPr>
+      <w:r>
+        <w:rPr>
+          <w:rFonts w:hint="default" w:ascii="Times New Roman" w:hAnsi="Times New Roman" w:cs="Times New Roman"/>
+          <w:color w:val="auto"/>
+          <w:sz w:val="28"/>
+          <w:szCs w:val="28"/>
+        </w:rPr>
+        <w:t xml:space="preserve">создание контейнера stack&lt;Pair&gt;  </w:t>
+      </w:r>
+    </w:p>
+    <w:p>
+      <w:pPr>
+        <w:keepNext w:val="0"/>
+        <w:keepLines w:val="0"/>
+        <w:widowControl/>
+        <w:numPr>
+          <w:ilvl w:val="0"/>
+          <w:numId w:val="5"/>
+        </w:numPr>
+        <w:suppressLineNumbers w:val="0"/>
+        <w:spacing w:line="360" w:lineRule="auto"/>
         <w:ind w:left="860" w:leftChars="0" w:hanging="420" w:firstLineChars="0"/>
-        <w:rPr>
-          <w:rFonts w:hint="default" w:ascii="Times New Roman" w:hAnsi="Times New Roman" w:cs="Times New Roman"/>
-          <w:sz w:val="28"/>
-          <w:szCs w:val="28"/>
-        </w:rPr>
-      </w:pPr>
-      <w:r>
-        <w:rPr>
-          <w:rFonts w:hint="default" w:ascii="Times New Roman" w:hAnsi="Times New Roman" w:cs="Times New Roman"/>
-          <w:sz w:val="28"/>
-          <w:szCs w:val="28"/>
-        </w:rPr>
-        <w:t xml:space="preserve">сортировка </w:t>
-      </w:r>
-    </w:p>
-    <w:p>
-      <w:pPr>
-        <w:keepNext w:val="0"/>
-        <w:keepLines w:val="0"/>
-        <w:widowControl/>
-        <w:numPr>
-          <w:ilvl w:val="0"/>
-          <w:numId w:val="3"/>
-        </w:numPr>
-        <w:suppressLineNumbers w:val="0"/>
-        <w:spacing w:before="0" w:beforeAutospacing="1" w:after="0" w:afterAutospacing="1"/>
+        <w:jc w:val="both"/>
+        <w:rPr>
+          <w:rFonts w:hint="default" w:ascii="Times New Roman" w:hAnsi="Times New Roman" w:cs="Times New Roman"/>
+          <w:color w:val="auto"/>
+          <w:sz w:val="28"/>
+          <w:szCs w:val="28"/>
+        </w:rPr>
+      </w:pPr>
+      <w:r>
+        <w:rPr>
+          <w:rFonts w:hint="default" w:ascii="Times New Roman" w:hAnsi="Times New Roman" w:cs="Times New Roman"/>
+          <w:color w:val="auto"/>
+          <w:sz w:val="28"/>
+          <w:szCs w:val="28"/>
+        </w:rPr>
+        <w:t xml:space="preserve">ввод элементов  </w:t>
+      </w:r>
+    </w:p>
+    <w:p>
+      <w:pPr>
+        <w:keepNext w:val="0"/>
+        <w:keepLines w:val="0"/>
+        <w:widowControl/>
+        <w:numPr>
+          <w:ilvl w:val="0"/>
+          <w:numId w:val="5"/>
+        </w:numPr>
+        <w:suppressLineNumbers w:val="0"/>
+        <w:spacing w:line="360" w:lineRule="auto"/>
         <w:ind w:left="860" w:leftChars="0" w:hanging="420" w:firstLineChars="0"/>
-        <w:rPr>
-          <w:rFonts w:hint="default" w:ascii="Times New Roman" w:hAnsi="Times New Roman" w:cs="Times New Roman"/>
-          <w:sz w:val="28"/>
-          <w:szCs w:val="28"/>
-        </w:rPr>
-      </w:pPr>
-      <w:r>
-        <w:rPr>
-          <w:rFonts w:hint="default" w:ascii="Times New Roman" w:hAnsi="Times New Roman" w:cs="Times New Roman"/>
-          <w:sz w:val="28"/>
-          <w:szCs w:val="28"/>
-        </w:rPr>
-        <w:t>поиск (</w:t>
-      </w:r>
-      <w:r>
-        <w:rPr>
-          <w:rStyle w:val="15"/>
-          <w:rFonts w:hint="default" w:ascii="Times New Roman" w:hAnsi="Times New Roman" w:cs="Times New Roman"/>
-          <w:sz w:val="28"/>
-          <w:szCs w:val="28"/>
-        </w:rPr>
-        <w:t>find_if</w:t>
-      </w:r>
-      <w:r>
-        <w:rPr>
-          <w:rFonts w:hint="default" w:ascii="Times New Roman" w:hAnsi="Times New Roman" w:cs="Times New Roman"/>
-          <w:sz w:val="28"/>
-          <w:szCs w:val="28"/>
-        </w:rPr>
-        <w:t xml:space="preserve">) </w:t>
-      </w:r>
-    </w:p>
-    <w:p>
-      <w:pPr>
-        <w:keepNext w:val="0"/>
-        <w:keepLines w:val="0"/>
-        <w:widowControl/>
-        <w:numPr>
-          <w:ilvl w:val="0"/>
-          <w:numId w:val="3"/>
-        </w:numPr>
-        <w:suppressLineNumbers w:val="0"/>
-        <w:spacing w:before="0" w:beforeAutospacing="1" w:after="0" w:afterAutospacing="1"/>
+        <w:jc w:val="both"/>
+        <w:rPr>
+          <w:rFonts w:hint="default" w:ascii="Times New Roman" w:hAnsi="Times New Roman" w:cs="Times New Roman"/>
+          <w:color w:val="auto"/>
+          <w:sz w:val="28"/>
+          <w:szCs w:val="28"/>
+        </w:rPr>
+      </w:pPr>
+      <w:r>
+        <w:rPr>
+          <w:rFonts w:hint="default" w:ascii="Times New Roman" w:hAnsi="Times New Roman" w:cs="Times New Roman"/>
+          <w:color w:val="auto"/>
+          <w:sz w:val="28"/>
+          <w:szCs w:val="28"/>
+        </w:rPr>
+        <w:t xml:space="preserve">преобразование стека в вектор для обработки  </w:t>
+      </w:r>
+    </w:p>
+    <w:p>
+      <w:pPr>
+        <w:keepNext w:val="0"/>
+        <w:keepLines w:val="0"/>
+        <w:widowControl/>
+        <w:numPr>
+          <w:ilvl w:val="0"/>
+          <w:numId w:val="5"/>
+        </w:numPr>
+        <w:suppressLineNumbers w:val="0"/>
+        <w:spacing w:line="360" w:lineRule="auto"/>
         <w:ind w:left="860" w:leftChars="0" w:hanging="420" w:firstLineChars="0"/>
-        <w:rPr>
-          <w:rFonts w:hint="default" w:ascii="Times New Roman" w:hAnsi="Times New Roman" w:cs="Times New Roman"/>
-          <w:sz w:val="28"/>
-          <w:szCs w:val="28"/>
-        </w:rPr>
-      </w:pPr>
-      <w:r>
-        <w:rPr>
-          <w:rFonts w:hint="default" w:ascii="Times New Roman" w:hAnsi="Times New Roman" w:cs="Times New Roman"/>
-          <w:sz w:val="28"/>
-          <w:szCs w:val="28"/>
-        </w:rPr>
-        <w:t xml:space="preserve">добавление максимального элемента </w:t>
-      </w:r>
-    </w:p>
-    <w:p>
-      <w:pPr>
-        <w:keepNext w:val="0"/>
-        <w:keepLines w:val="0"/>
-        <w:widowControl/>
-        <w:numPr>
-          <w:ilvl w:val="0"/>
-          <w:numId w:val="3"/>
-        </w:numPr>
-        <w:suppressLineNumbers w:val="0"/>
-        <w:spacing w:before="0" w:beforeAutospacing="1" w:after="0" w:afterAutospacing="1"/>
+        <w:jc w:val="both"/>
+        <w:rPr>
+          <w:rFonts w:hint="default" w:ascii="Times New Roman" w:hAnsi="Times New Roman" w:cs="Times New Roman"/>
+          <w:color w:val="auto"/>
+          <w:sz w:val="28"/>
+          <w:szCs w:val="28"/>
+        </w:rPr>
+      </w:pPr>
+      <w:r>
+        <w:rPr>
+          <w:rFonts w:hint="default" w:ascii="Times New Roman" w:hAnsi="Times New Roman" w:cs="Times New Roman"/>
+          <w:color w:val="auto"/>
+          <w:sz w:val="28"/>
+          <w:szCs w:val="28"/>
+        </w:rPr>
+        <w:t xml:space="preserve">сортировку (sort)  </w:t>
+      </w:r>
+    </w:p>
+    <w:p>
+      <w:pPr>
+        <w:keepNext w:val="0"/>
+        <w:keepLines w:val="0"/>
+        <w:widowControl/>
+        <w:numPr>
+          <w:ilvl w:val="0"/>
+          <w:numId w:val="5"/>
+        </w:numPr>
+        <w:suppressLineNumbers w:val="0"/>
+        <w:spacing w:line="360" w:lineRule="auto"/>
         <w:ind w:left="860" w:leftChars="0" w:hanging="420" w:firstLineChars="0"/>
-        <w:rPr>
-          <w:rFonts w:hint="default" w:ascii="Times New Roman" w:hAnsi="Times New Roman" w:cs="Times New Roman"/>
-          <w:sz w:val="28"/>
-          <w:szCs w:val="28"/>
-        </w:rPr>
-      </w:pPr>
-      <w:r>
-        <w:rPr>
-          <w:rFonts w:hint="default" w:ascii="Times New Roman" w:hAnsi="Times New Roman" w:cs="Times New Roman"/>
-          <w:sz w:val="28"/>
-          <w:szCs w:val="28"/>
-        </w:rPr>
-        <w:t>удаление элементов (</w:t>
-      </w:r>
-      <w:r>
-        <w:rPr>
-          <w:rStyle w:val="15"/>
-          <w:rFonts w:hint="default" w:ascii="Times New Roman" w:hAnsi="Times New Roman" w:cs="Times New Roman"/>
-          <w:sz w:val="28"/>
-          <w:szCs w:val="28"/>
-        </w:rPr>
-        <w:t>remove_if</w:t>
-      </w:r>
-      <w:r>
-        <w:rPr>
-          <w:rFonts w:hint="default" w:ascii="Times New Roman" w:hAnsi="Times New Roman" w:cs="Times New Roman"/>
-          <w:sz w:val="28"/>
-          <w:szCs w:val="28"/>
-        </w:rPr>
-        <w:t xml:space="preserve">) </w:t>
-      </w:r>
-    </w:p>
-    <w:p>
-      <w:pPr>
-        <w:keepNext w:val="0"/>
-        <w:keepLines w:val="0"/>
-        <w:widowControl/>
-        <w:numPr>
-          <w:ilvl w:val="0"/>
-          <w:numId w:val="3"/>
-        </w:numPr>
-        <w:suppressLineNumbers w:val="0"/>
-        <w:spacing w:before="0" w:beforeAutospacing="1" w:after="0" w:afterAutospacing="1"/>
+        <w:jc w:val="both"/>
+        <w:rPr>
+          <w:rFonts w:hint="default" w:ascii="Times New Roman" w:hAnsi="Times New Roman" w:cs="Times New Roman"/>
+          <w:color w:val="auto"/>
+          <w:sz w:val="28"/>
+          <w:szCs w:val="28"/>
+        </w:rPr>
+      </w:pPr>
+      <w:r>
+        <w:rPr>
+          <w:rFonts w:hint="default" w:ascii="Times New Roman" w:hAnsi="Times New Roman" w:cs="Times New Roman"/>
+          <w:color w:val="auto"/>
+          <w:sz w:val="28"/>
+          <w:szCs w:val="28"/>
+        </w:rPr>
+        <w:t xml:space="preserve">поиск максимального элемента (max_element)  </w:t>
+      </w:r>
+    </w:p>
+    <w:p>
+      <w:pPr>
+        <w:keepNext w:val="0"/>
+        <w:keepLines w:val="0"/>
+        <w:widowControl/>
+        <w:numPr>
+          <w:ilvl w:val="0"/>
+          <w:numId w:val="5"/>
+        </w:numPr>
+        <w:suppressLineNumbers w:val="0"/>
+        <w:spacing w:line="360" w:lineRule="auto"/>
         <w:ind w:left="860" w:leftChars="0" w:hanging="420" w:firstLineChars="0"/>
-        <w:rPr>
-          <w:rFonts w:hint="default" w:ascii="Times New Roman" w:hAnsi="Times New Roman" w:cs="Times New Roman"/>
-          <w:sz w:val="28"/>
-          <w:szCs w:val="28"/>
-        </w:rPr>
-      </w:pPr>
-      <w:r>
-        <w:rPr>
-          <w:rFonts w:hint="default" w:ascii="Times New Roman" w:hAnsi="Times New Roman" w:cs="Times New Roman"/>
-          <w:sz w:val="28"/>
-          <w:szCs w:val="28"/>
-        </w:rPr>
-        <w:t>добавление среднего</w:t>
+        <w:jc w:val="both"/>
+        <w:rPr>
+          <w:rFonts w:hint="default" w:ascii="Times New Roman" w:hAnsi="Times New Roman" w:cs="Times New Roman"/>
+          <w:color w:val="auto"/>
+          <w:sz w:val="28"/>
+          <w:szCs w:val="28"/>
+        </w:rPr>
+      </w:pPr>
+      <w:r>
+        <w:rPr>
+          <w:rFonts w:hint="default" w:ascii="Times New Roman" w:hAnsi="Times New Roman" w:cs="Times New Roman"/>
+          <w:color w:val="auto"/>
+          <w:sz w:val="28"/>
+          <w:szCs w:val="28"/>
+        </w:rPr>
+        <w:t xml:space="preserve">добавление максимального элемента  </w:t>
+      </w:r>
+    </w:p>
+    <w:p>
+      <w:pPr>
+        <w:keepNext w:val="0"/>
+        <w:keepLines w:val="0"/>
+        <w:widowControl/>
+        <w:numPr>
+          <w:ilvl w:val="0"/>
+          <w:numId w:val="5"/>
+        </w:numPr>
+        <w:suppressLineNumbers w:val="0"/>
+        <w:spacing w:line="360" w:lineRule="auto"/>
+        <w:ind w:left="860" w:leftChars="0" w:hanging="420" w:firstLineChars="0"/>
+        <w:jc w:val="both"/>
+        <w:rPr>
+          <w:rFonts w:hint="default" w:ascii="Times New Roman" w:hAnsi="Times New Roman" w:cs="Times New Roman"/>
+          <w:color w:val="auto"/>
+          <w:sz w:val="28"/>
+          <w:szCs w:val="28"/>
+        </w:rPr>
+      </w:pPr>
+      <w:r>
+        <w:rPr>
+          <w:rFonts w:hint="default" w:ascii="Times New Roman" w:hAnsi="Times New Roman" w:cs="Times New Roman"/>
+          <w:color w:val="auto"/>
+          <w:sz w:val="28"/>
+          <w:szCs w:val="28"/>
+        </w:rPr>
+        <w:t xml:space="preserve">удаление элементов из диапазона (remove_if)  </w:t>
+      </w:r>
+    </w:p>
+    <w:p>
+      <w:pPr>
+        <w:keepNext w:val="0"/>
+        <w:keepLines w:val="0"/>
+        <w:widowControl/>
+        <w:numPr>
+          <w:ilvl w:val="0"/>
+          <w:numId w:val="5"/>
+        </w:numPr>
+        <w:suppressLineNumbers w:val="0"/>
+        <w:spacing w:line="360" w:lineRule="auto"/>
+        <w:ind w:left="860" w:leftChars="0" w:hanging="420" w:firstLineChars="0"/>
+        <w:jc w:val="both"/>
+        <w:rPr>
+          <w:rFonts w:hint="default" w:ascii="Times New Roman" w:hAnsi="Times New Roman" w:cs="Times New Roman"/>
+          <w:color w:val="auto"/>
+          <w:sz w:val="28"/>
+          <w:szCs w:val="28"/>
+        </w:rPr>
+      </w:pPr>
+      <w:r>
+        <w:rPr>
+          <w:rFonts w:hint="default" w:ascii="Times New Roman" w:hAnsi="Times New Roman" w:cs="Times New Roman"/>
+          <w:color w:val="auto"/>
+          <w:sz w:val="28"/>
+          <w:szCs w:val="28"/>
+        </w:rPr>
+        <w:t xml:space="preserve">вычисление среднего значения (accumulate)  </w:t>
+      </w:r>
+    </w:p>
+    <w:p>
+      <w:pPr>
+        <w:keepNext w:val="0"/>
+        <w:keepLines w:val="0"/>
+        <w:widowControl/>
+        <w:numPr>
+          <w:ilvl w:val="0"/>
+          <w:numId w:val="5"/>
+        </w:numPr>
+        <w:suppressLineNumbers w:val="0"/>
+        <w:spacing w:line="360" w:lineRule="auto"/>
+        <w:ind w:left="860" w:leftChars="0" w:hanging="420" w:firstLineChars="0"/>
+        <w:jc w:val="both"/>
+        <w:rPr>
+          <w:rFonts w:hint="default" w:ascii="Times New Roman" w:hAnsi="Times New Roman" w:cs="Times New Roman"/>
+          <w:color w:val="auto"/>
+          <w:sz w:val="28"/>
+          <w:szCs w:val="28"/>
+        </w:rPr>
+      </w:pPr>
+      <w:r>
+        <w:rPr>
+          <w:rFonts w:hint="default" w:ascii="Times New Roman" w:hAnsi="Times New Roman" w:cs="Times New Roman"/>
+          <w:color w:val="auto"/>
+          <w:sz w:val="28"/>
+          <w:szCs w:val="28"/>
+        </w:rPr>
+        <w:t xml:space="preserve">добавление среднего значения (for_each)  </w:t>
+      </w:r>
+    </w:p>
+    <w:p>
+      <w:pPr>
+        <w:keepNext w:val="0"/>
+        <w:keepLines w:val="0"/>
+        <w:widowControl/>
+        <w:numPr>
+          <w:ilvl w:val="0"/>
+          <w:numId w:val="5"/>
+        </w:numPr>
+        <w:suppressLineNumbers w:val="0"/>
+        <w:spacing w:line="360" w:lineRule="auto"/>
+        <w:ind w:left="860" w:leftChars="0" w:hanging="420" w:firstLineChars="0"/>
+        <w:jc w:val="both"/>
+        <w:rPr>
+          <w:rFonts w:hint="default" w:ascii="Times New Roman" w:hAnsi="Times New Roman" w:cs="Times New Roman"/>
+          <w:color w:val="auto"/>
+          <w:sz w:val="28"/>
+          <w:szCs w:val="28"/>
+        </w:rPr>
+      </w:pPr>
+      <w:r>
+        <w:rPr>
+          <w:rFonts w:hint="default" w:ascii="Times New Roman" w:hAnsi="Times New Roman" w:cs="Times New Roman"/>
+          <w:color w:val="auto"/>
+          <w:sz w:val="28"/>
+          <w:szCs w:val="28"/>
+        </w:rPr>
+        <w:t xml:space="preserve">возврат элементов обратно в стек  </w:t>
+      </w:r>
+    </w:p>
+    <w:p>
+      <w:pPr>
+        <w:keepNext w:val="0"/>
+        <w:keepLines w:val="0"/>
+        <w:widowControl/>
+        <w:numPr>
+          <w:ilvl w:val="0"/>
+          <w:numId w:val="5"/>
+        </w:numPr>
+        <w:suppressLineNumbers w:val="0"/>
+        <w:spacing w:line="360" w:lineRule="auto"/>
+        <w:ind w:left="860" w:leftChars="0" w:hanging="420" w:firstLineChars="0"/>
+        <w:jc w:val="both"/>
+        <w:rPr>
+          <w:rFonts w:hint="default" w:ascii="Times New Roman" w:hAnsi="Times New Roman" w:cs="Times New Roman"/>
+          <w:color w:val="auto"/>
+          <w:sz w:val="28"/>
+          <w:szCs w:val="28"/>
+        </w:rPr>
+      </w:pPr>
+      <w:r>
+        <w:rPr>
+          <w:rFonts w:hint="default" w:ascii="Times New Roman" w:hAnsi="Times New Roman" w:cs="Times New Roman"/>
+          <w:color w:val="auto"/>
+          <w:sz w:val="28"/>
+          <w:szCs w:val="28"/>
+        </w:rPr>
+        <w:t xml:space="preserve">вывод результата  </w:t>
       </w:r>
     </w:p>
     <w:p>
@@ -2365,208 +2877,522 @@
     </w:p>
     <w:p>
       <w:pPr>
-        <w:pStyle w:val="22"/>
-        <w:keepNext w:val="0"/>
-        <w:keepLines w:val="0"/>
-        <w:widowControl/>
-        <w:suppressLineNumbers w:val="0"/>
-        <w:rPr>
-          <w:rFonts w:hint="default" w:ascii="Times New Roman" w:hAnsi="Times New Roman" w:cs="Times New Roman"/>
-          <w:sz w:val="28"/>
-          <w:szCs w:val="28"/>
-        </w:rPr>
-      </w:pPr>
-      <w:r>
-        <w:rPr>
-          <w:rFonts w:hint="default" w:ascii="Times New Roman" w:hAnsi="Times New Roman" w:cs="Times New Roman"/>
-          <w:sz w:val="28"/>
-          <w:szCs w:val="28"/>
-        </w:rPr>
-        <w:t>Программа:</w:t>
-      </w:r>
-    </w:p>
-    <w:p>
-      <w:pPr>
-        <w:keepNext w:val="0"/>
-        <w:keepLines w:val="0"/>
-        <w:widowControl/>
-        <w:numPr>
-          <w:ilvl w:val="0"/>
-          <w:numId w:val="3"/>
-        </w:numPr>
-        <w:suppressLineNumbers w:val="0"/>
-        <w:spacing w:before="0" w:beforeAutospacing="1" w:after="0" w:afterAutospacing="1"/>
-        <w:ind w:left="860" w:leftChars="0" w:hanging="420" w:firstLineChars="0"/>
-        <w:rPr>
-          <w:rFonts w:hint="default" w:ascii="Times New Roman" w:hAnsi="Times New Roman" w:cs="Times New Roman"/>
-          <w:sz w:val="28"/>
-          <w:szCs w:val="28"/>
-        </w:rPr>
-      </w:pPr>
-      <w:r>
-        <w:rPr>
-          <w:rFonts w:hint="default" w:ascii="Times New Roman" w:hAnsi="Times New Roman" w:cs="Times New Roman"/>
-          <w:sz w:val="28"/>
-          <w:szCs w:val="28"/>
-        </w:rPr>
-        <w:t xml:space="preserve">формирует стек </w:t>
-      </w:r>
-    </w:p>
-    <w:p>
-      <w:pPr>
-        <w:keepNext w:val="0"/>
-        <w:keepLines w:val="0"/>
-        <w:widowControl/>
-        <w:numPr>
-          <w:ilvl w:val="0"/>
-          <w:numId w:val="3"/>
-        </w:numPr>
-        <w:suppressLineNumbers w:val="0"/>
-        <w:spacing w:before="0" w:beforeAutospacing="1" w:after="0" w:afterAutospacing="1"/>
-        <w:ind w:left="860" w:leftChars="0" w:hanging="420" w:firstLineChars="0"/>
-        <w:rPr>
-          <w:rFonts w:hint="default" w:ascii="Times New Roman" w:hAnsi="Times New Roman" w:cs="Times New Roman"/>
-          <w:sz w:val="28"/>
-          <w:szCs w:val="28"/>
-        </w:rPr>
-      </w:pPr>
-      <w:r>
-        <w:rPr>
-          <w:rFonts w:hint="default" w:ascii="Times New Roman" w:hAnsi="Times New Roman" w:cs="Times New Roman"/>
-          <w:sz w:val="28"/>
-          <w:szCs w:val="28"/>
-        </w:rPr>
-        <w:t xml:space="preserve">переносит элементы в вектор </w:t>
-      </w:r>
-    </w:p>
-    <w:p>
-      <w:pPr>
-        <w:keepNext w:val="0"/>
-        <w:keepLines w:val="0"/>
-        <w:widowControl/>
-        <w:numPr>
-          <w:ilvl w:val="0"/>
-          <w:numId w:val="3"/>
-        </w:numPr>
-        <w:suppressLineNumbers w:val="0"/>
-        <w:spacing w:before="0" w:beforeAutospacing="1" w:after="0" w:afterAutospacing="1"/>
-        <w:ind w:left="860" w:leftChars="0" w:hanging="420" w:firstLineChars="0"/>
-        <w:rPr>
-          <w:rFonts w:hint="default" w:ascii="Times New Roman" w:hAnsi="Times New Roman" w:cs="Times New Roman"/>
-          <w:sz w:val="28"/>
-          <w:szCs w:val="28"/>
-        </w:rPr>
-      </w:pPr>
-      <w:r>
-        <w:rPr>
-          <w:rFonts w:hint="default" w:ascii="Times New Roman" w:hAnsi="Times New Roman" w:cs="Times New Roman"/>
-          <w:sz w:val="28"/>
-          <w:szCs w:val="28"/>
-        </w:rPr>
-        <w:t xml:space="preserve">выполняет все операции </w:t>
-      </w:r>
-    </w:p>
-    <w:p>
-      <w:pPr>
-        <w:keepNext w:val="0"/>
-        <w:keepLines w:val="0"/>
-        <w:widowControl/>
-        <w:numPr>
-          <w:ilvl w:val="0"/>
-          <w:numId w:val="3"/>
-        </w:numPr>
-        <w:suppressLineNumbers w:val="0"/>
-        <w:spacing w:before="0" w:beforeAutospacing="1" w:after="0" w:afterAutospacing="1"/>
-        <w:ind w:left="860" w:leftChars="0" w:hanging="420" w:firstLineChars="0"/>
-        <w:rPr>
-          <w:rFonts w:hint="default" w:ascii="Times New Roman" w:hAnsi="Times New Roman" w:cs="Times New Roman"/>
-          <w:sz w:val="28"/>
-          <w:szCs w:val="28"/>
-        </w:rPr>
-      </w:pPr>
-      <w:r>
-        <w:rPr>
-          <w:rFonts w:hint="default" w:ascii="Times New Roman" w:hAnsi="Times New Roman" w:cs="Times New Roman"/>
-          <w:sz w:val="28"/>
-          <w:szCs w:val="28"/>
-        </w:rPr>
-        <w:t xml:space="preserve">возвращает элементы обратно в стек </w:t>
-      </w:r>
-    </w:p>
-    <w:p>
-      <w:pPr>
-        <w:keepNext w:val="0"/>
-        <w:keepLines w:val="0"/>
-        <w:widowControl/>
-        <w:numPr>
-          <w:ilvl w:val="0"/>
-          <w:numId w:val="3"/>
-        </w:numPr>
-        <w:suppressLineNumbers w:val="0"/>
-        <w:spacing w:before="0" w:beforeAutospacing="1" w:after="0" w:afterAutospacing="1"/>
-        <w:ind w:left="860" w:leftChars="0" w:hanging="420" w:firstLineChars="0"/>
-        <w:rPr>
-          <w:rFonts w:hint="default" w:ascii="Times New Roman" w:hAnsi="Times New Roman" w:cs="Times New Roman"/>
-          <w:sz w:val="28"/>
-          <w:szCs w:val="28"/>
-        </w:rPr>
-      </w:pPr>
-      <w:r>
-        <w:rPr>
-          <w:rFonts w:hint="default" w:ascii="Times New Roman" w:hAnsi="Times New Roman" w:cs="Times New Roman"/>
-          <w:sz w:val="28"/>
-          <w:szCs w:val="28"/>
-        </w:rPr>
-        <w:t xml:space="preserve">выводит результат </w:t>
-      </w:r>
-    </w:p>
-    <w:p>
-      <w:pPr>
-        <w:keepNext w:val="0"/>
-        <w:keepLines w:val="0"/>
-        <w:widowControl/>
-        <w:suppressLineNumbers w:val="0"/>
-        <w:spacing w:line="360" w:lineRule="auto"/>
-        <w:jc w:val="both"/>
-        <w:rPr>
-          <w:rFonts w:hint="default" w:ascii="Times New Roman" w:hAnsi="Times New Roman" w:cs="Times New Roman"/>
-          <w:color w:val="auto"/>
-          <w:sz w:val="28"/>
-          <w:szCs w:val="28"/>
-        </w:rPr>
-      </w:pPr>
-    </w:p>
-    <w:p>
-      <w:pPr>
-        <w:keepNext w:val="0"/>
-        <w:keepLines w:val="0"/>
-        <w:widowControl/>
-        <w:suppressLineNumbers w:val="0"/>
-        <w:spacing w:line="360" w:lineRule="auto"/>
-        <w:jc w:val="both"/>
-        <w:rPr>
-          <w:rFonts w:hint="default" w:ascii="Times New Roman" w:hAnsi="Times New Roman" w:cs="Times New Roman"/>
-          <w:color w:val="auto"/>
-          <w:sz w:val="28"/>
-          <w:szCs w:val="28"/>
-        </w:rPr>
-      </w:pPr>
-    </w:p>
-    <w:p>
-      <w:pPr>
-        <w:keepNext w:val="0"/>
-        <w:keepLines w:val="0"/>
-        <w:widowControl/>
-        <w:suppressLineNumbers w:val="0"/>
-        <w:spacing w:line="360" w:lineRule="auto"/>
-        <w:jc w:val="both"/>
-        <w:rPr>
-          <w:rFonts w:hint="default" w:ascii="Times New Roman" w:hAnsi="Times New Roman" w:cs="Times New Roman"/>
-          <w:color w:val="auto"/>
-          <w:sz w:val="28"/>
-          <w:szCs w:val="28"/>
-        </w:rPr>
-      </w:pPr>
+        <w:keepNext w:val="0"/>
+        <w:keepLines w:val="0"/>
+        <w:widowControl/>
+        <w:suppressLineNumbers w:val="0"/>
+        <w:spacing w:line="360" w:lineRule="auto"/>
+        <w:jc w:val="both"/>
+        <w:rPr>
+          <w:rFonts w:hint="default" w:ascii="Times New Roman" w:hAnsi="Times New Roman"/>
+          <w:color w:val="auto"/>
+          <w:sz w:val="28"/>
+          <w:szCs w:val="28"/>
+        </w:rPr>
+      </w:pPr>
+      <w:r>
+        <w:rPr>
+          <w:rFonts w:hint="default" w:ascii="Times New Roman" w:hAnsi="Times New Roman"/>
+          <w:color w:val="auto"/>
+          <w:sz w:val="28"/>
+          <w:szCs w:val="28"/>
+        </w:rPr>
+        <w:t>В основной программе при выборе пункта меню задачи 2</w:t>
+      </w:r>
+      <w:r>
+        <w:rPr>
+          <w:rFonts w:hint="default" w:ascii="Times New Roman" w:hAnsi="Times New Roman"/>
+          <w:color w:val="auto"/>
+          <w:sz w:val="28"/>
+          <w:szCs w:val="28"/>
+          <w:lang w:val="en-US"/>
+        </w:rPr>
+        <w:t xml:space="preserve"> </w:t>
+      </w:r>
+      <w:r>
+        <w:rPr>
+          <w:rFonts w:hint="default" w:ascii="Times New Roman" w:hAnsi="Times New Roman"/>
+          <w:color w:val="auto"/>
+          <w:sz w:val="28"/>
+          <w:szCs w:val="28"/>
+        </w:rPr>
+        <w:t>вызывается функция task2().</w:t>
+      </w:r>
+    </w:p>
+    <w:p>
+      <w:pPr>
+        <w:keepNext w:val="0"/>
+        <w:keepLines w:val="0"/>
+        <w:widowControl/>
+        <w:suppressLineNumbers w:val="0"/>
+        <w:spacing w:line="360" w:lineRule="auto"/>
+        <w:jc w:val="both"/>
+        <w:rPr>
+          <w:rFonts w:hint="default" w:ascii="Times New Roman" w:hAnsi="Times New Roman"/>
+          <w:color w:val="auto"/>
+          <w:sz w:val="28"/>
+          <w:szCs w:val="28"/>
+        </w:rPr>
+      </w:pPr>
+      <w:r>
+        <w:rPr>
+          <w:rFonts w:hint="default" w:ascii="Times New Roman" w:hAnsi="Times New Roman"/>
+          <w:color w:val="auto"/>
+          <w:sz w:val="28"/>
+          <w:szCs w:val="28"/>
+        </w:rPr>
+        <w:t>Внутри функции выполняются следующие действия:</w:t>
+      </w:r>
+    </w:p>
+    <w:p>
+      <w:pPr>
+        <w:keepNext w:val="0"/>
+        <w:keepLines w:val="0"/>
+        <w:widowControl/>
+        <w:numPr>
+          <w:ilvl w:val="0"/>
+          <w:numId w:val="6"/>
+        </w:numPr>
+        <w:suppressLineNumbers w:val="0"/>
+        <w:spacing w:line="360" w:lineRule="auto"/>
+        <w:ind w:left="865" w:leftChars="0" w:hanging="425" w:firstLineChars="0"/>
+        <w:jc w:val="both"/>
+        <w:rPr>
+          <w:rFonts w:hint="default" w:ascii="Times New Roman" w:hAnsi="Times New Roman"/>
+          <w:color w:val="auto"/>
+          <w:sz w:val="28"/>
+          <w:szCs w:val="28"/>
+        </w:rPr>
+      </w:pPr>
+      <w:r>
+        <w:rPr>
+          <w:rFonts w:hint="default" w:ascii="Times New Roman" w:hAnsi="Times New Roman"/>
+          <w:color w:val="auto"/>
+          <w:sz w:val="28"/>
+          <w:szCs w:val="28"/>
+        </w:rPr>
+        <w:t>Пользователь вводит количество элементов.</w:t>
+      </w:r>
+    </w:p>
+    <w:p>
+      <w:pPr>
+        <w:keepNext w:val="0"/>
+        <w:keepLines w:val="0"/>
+        <w:widowControl/>
+        <w:numPr>
+          <w:ilvl w:val="0"/>
+          <w:numId w:val="6"/>
+        </w:numPr>
+        <w:suppressLineNumbers w:val="0"/>
+        <w:spacing w:line="360" w:lineRule="auto"/>
+        <w:ind w:left="865" w:leftChars="0" w:hanging="425" w:firstLineChars="0"/>
+        <w:jc w:val="both"/>
+        <w:rPr>
+          <w:rFonts w:hint="default" w:ascii="Times New Roman" w:hAnsi="Times New Roman"/>
+          <w:color w:val="auto"/>
+          <w:sz w:val="28"/>
+          <w:szCs w:val="28"/>
+        </w:rPr>
+      </w:pPr>
+      <w:r>
+        <w:rPr>
+          <w:rFonts w:hint="default" w:ascii="Times New Roman" w:hAnsi="Times New Roman"/>
+          <w:color w:val="auto"/>
+          <w:sz w:val="28"/>
+          <w:szCs w:val="28"/>
+        </w:rPr>
+        <w:t>Создаётся контейнер stack&lt;Pair&gt;.</w:t>
+      </w:r>
+    </w:p>
+    <w:p>
+      <w:pPr>
+        <w:keepNext w:val="0"/>
+        <w:keepLines w:val="0"/>
+        <w:widowControl/>
+        <w:numPr>
+          <w:ilvl w:val="0"/>
+          <w:numId w:val="6"/>
+        </w:numPr>
+        <w:suppressLineNumbers w:val="0"/>
+        <w:spacing w:line="360" w:lineRule="auto"/>
+        <w:ind w:left="865" w:leftChars="0" w:hanging="425" w:firstLineChars="0"/>
+        <w:jc w:val="both"/>
+        <w:rPr>
+          <w:rFonts w:hint="default" w:ascii="Times New Roman" w:hAnsi="Times New Roman"/>
+          <w:color w:val="auto"/>
+          <w:sz w:val="28"/>
+          <w:szCs w:val="28"/>
+        </w:rPr>
+      </w:pPr>
+      <w:r>
+        <w:rPr>
+          <w:rFonts w:hint="default" w:ascii="Times New Roman" w:hAnsi="Times New Roman"/>
+          <w:color w:val="auto"/>
+          <w:sz w:val="28"/>
+          <w:szCs w:val="28"/>
+        </w:rPr>
+        <w:t>Выполняется ввод элементов и их добавление в стек.</w:t>
+      </w:r>
+    </w:p>
+    <w:p>
+      <w:pPr>
+        <w:keepNext w:val="0"/>
+        <w:keepLines w:val="0"/>
+        <w:widowControl/>
+        <w:numPr>
+          <w:ilvl w:val="0"/>
+          <w:numId w:val="6"/>
+        </w:numPr>
+        <w:suppressLineNumbers w:val="0"/>
+        <w:spacing w:line="360" w:lineRule="auto"/>
+        <w:ind w:left="865" w:leftChars="0" w:hanging="425" w:firstLineChars="0"/>
+        <w:jc w:val="both"/>
+        <w:rPr>
+          <w:rFonts w:hint="default" w:ascii="Times New Roman" w:hAnsi="Times New Roman"/>
+          <w:color w:val="auto"/>
+          <w:sz w:val="28"/>
+          <w:szCs w:val="28"/>
+        </w:rPr>
+      </w:pPr>
+      <w:r>
+        <w:rPr>
+          <w:rFonts w:hint="default" w:ascii="Times New Roman" w:hAnsi="Times New Roman"/>
+          <w:color w:val="auto"/>
+          <w:sz w:val="28"/>
+          <w:szCs w:val="28"/>
+        </w:rPr>
+        <w:t>Элементы извлекаются из контейнера для дальнейшей обработки.</w:t>
+      </w:r>
+    </w:p>
+    <w:p>
+      <w:pPr>
+        <w:keepNext w:val="0"/>
+        <w:keepLines w:val="0"/>
+        <w:widowControl/>
+        <w:numPr>
+          <w:ilvl w:val="0"/>
+          <w:numId w:val="6"/>
+        </w:numPr>
+        <w:suppressLineNumbers w:val="0"/>
+        <w:spacing w:line="360" w:lineRule="auto"/>
+        <w:ind w:left="865" w:leftChars="0" w:hanging="425" w:firstLineChars="0"/>
+        <w:jc w:val="both"/>
+        <w:rPr>
+          <w:rFonts w:hint="default" w:ascii="Times New Roman" w:hAnsi="Times New Roman"/>
+          <w:color w:val="auto"/>
+          <w:sz w:val="28"/>
+          <w:szCs w:val="28"/>
+        </w:rPr>
+      </w:pPr>
+      <w:r>
+        <w:rPr>
+          <w:rFonts w:hint="default" w:ascii="Times New Roman" w:hAnsi="Times New Roman"/>
+          <w:color w:val="auto"/>
+          <w:sz w:val="28"/>
+          <w:szCs w:val="28"/>
+        </w:rPr>
+        <w:t>Выполняется сортировка элементов с использованием алгоритма sort.</w:t>
+      </w:r>
+    </w:p>
+    <w:p>
+      <w:pPr>
+        <w:keepNext w:val="0"/>
+        <w:keepLines w:val="0"/>
+        <w:widowControl/>
+        <w:numPr>
+          <w:ilvl w:val="0"/>
+          <w:numId w:val="6"/>
+        </w:numPr>
+        <w:suppressLineNumbers w:val="0"/>
+        <w:spacing w:line="360" w:lineRule="auto"/>
+        <w:ind w:left="865" w:leftChars="0" w:hanging="425" w:firstLineChars="0"/>
+        <w:jc w:val="both"/>
+        <w:rPr>
+          <w:rFonts w:hint="default" w:ascii="Times New Roman" w:hAnsi="Times New Roman"/>
+          <w:color w:val="auto"/>
+          <w:sz w:val="28"/>
+          <w:szCs w:val="28"/>
+        </w:rPr>
+      </w:pPr>
+      <w:r>
+        <w:rPr>
+          <w:rFonts w:hint="default" w:ascii="Times New Roman" w:hAnsi="Times New Roman"/>
+          <w:color w:val="auto"/>
+          <w:sz w:val="28"/>
+          <w:szCs w:val="28"/>
+        </w:rPr>
+        <w:t>Находится максимальный элемент с помощью max_element</w:t>
+      </w:r>
+    </w:p>
+    <w:p>
+      <w:pPr>
+        <w:keepNext w:val="0"/>
+        <w:keepLines w:val="0"/>
+        <w:widowControl/>
+        <w:numPr>
+          <w:ilvl w:val="0"/>
+          <w:numId w:val="6"/>
+        </w:numPr>
+        <w:suppressLineNumbers w:val="0"/>
+        <w:spacing w:line="360" w:lineRule="auto"/>
+        <w:ind w:left="865" w:leftChars="0" w:hanging="425" w:firstLineChars="0"/>
+        <w:jc w:val="both"/>
+        <w:rPr>
+          <w:rFonts w:hint="default" w:ascii="Times New Roman" w:hAnsi="Times New Roman"/>
+          <w:color w:val="auto"/>
+          <w:sz w:val="28"/>
+          <w:szCs w:val="28"/>
+        </w:rPr>
+      </w:pPr>
+      <w:r>
+        <w:rPr>
+          <w:rFonts w:hint="default" w:ascii="Times New Roman" w:hAnsi="Times New Roman"/>
+          <w:color w:val="auto"/>
+          <w:sz w:val="28"/>
+          <w:szCs w:val="28"/>
+        </w:rPr>
+        <w:t xml:space="preserve">   и добавляется к набору элементов.</w:t>
+      </w:r>
+    </w:p>
+    <w:p>
+      <w:pPr>
+        <w:keepNext w:val="0"/>
+        <w:keepLines w:val="0"/>
+        <w:widowControl/>
+        <w:numPr>
+          <w:ilvl w:val="0"/>
+          <w:numId w:val="6"/>
+        </w:numPr>
+        <w:suppressLineNumbers w:val="0"/>
+        <w:spacing w:line="360" w:lineRule="auto"/>
+        <w:ind w:left="865" w:leftChars="0" w:hanging="425" w:firstLineChars="0"/>
+        <w:jc w:val="both"/>
+        <w:rPr>
+          <w:rFonts w:hint="default" w:ascii="Times New Roman" w:hAnsi="Times New Roman"/>
+          <w:color w:val="auto"/>
+          <w:sz w:val="28"/>
+          <w:szCs w:val="28"/>
+        </w:rPr>
+      </w:pPr>
+      <w:r>
+        <w:rPr>
+          <w:rFonts w:hint="default" w:ascii="Times New Roman" w:hAnsi="Times New Roman"/>
+          <w:color w:val="auto"/>
+          <w:sz w:val="28"/>
+          <w:szCs w:val="28"/>
+        </w:rPr>
+        <w:t>Пользователь вводит диапазон значений ключа.</w:t>
+      </w:r>
+    </w:p>
+    <w:p>
+      <w:pPr>
+        <w:keepNext w:val="0"/>
+        <w:keepLines w:val="0"/>
+        <w:widowControl/>
+        <w:numPr>
+          <w:ilvl w:val="0"/>
+          <w:numId w:val="6"/>
+        </w:numPr>
+        <w:suppressLineNumbers w:val="0"/>
+        <w:spacing w:line="360" w:lineRule="auto"/>
+        <w:ind w:left="865" w:leftChars="0" w:hanging="425" w:firstLineChars="0"/>
+        <w:jc w:val="both"/>
+        <w:rPr>
+          <w:rFonts w:hint="default" w:ascii="Times New Roman" w:hAnsi="Times New Roman"/>
+          <w:color w:val="auto"/>
+          <w:sz w:val="28"/>
+          <w:szCs w:val="28"/>
+        </w:rPr>
+      </w:pPr>
+      <w:r>
+        <w:rPr>
+          <w:rFonts w:hint="default" w:ascii="Times New Roman" w:hAnsi="Times New Roman"/>
+          <w:color w:val="auto"/>
+          <w:sz w:val="28"/>
+          <w:szCs w:val="28"/>
+        </w:rPr>
+        <w:t>Удаляются элементы, ключи которых находятся в заданном диапазоне</w:t>
+      </w:r>
+    </w:p>
+    <w:p>
+      <w:pPr>
+        <w:keepNext w:val="0"/>
+        <w:keepLines w:val="0"/>
+        <w:widowControl/>
+        <w:numPr>
+          <w:ilvl w:val="0"/>
+          <w:numId w:val="6"/>
+        </w:numPr>
+        <w:suppressLineNumbers w:val="0"/>
+        <w:spacing w:line="360" w:lineRule="auto"/>
+        <w:ind w:left="865" w:leftChars="0" w:hanging="425" w:firstLineChars="0"/>
+        <w:jc w:val="both"/>
+        <w:rPr>
+          <w:rFonts w:hint="default" w:ascii="Times New Roman" w:hAnsi="Times New Roman"/>
+          <w:color w:val="auto"/>
+          <w:sz w:val="28"/>
+          <w:szCs w:val="28"/>
+        </w:rPr>
+      </w:pPr>
+      <w:r>
+        <w:rPr>
+          <w:rFonts w:hint="default" w:ascii="Times New Roman" w:hAnsi="Times New Roman"/>
+          <w:color w:val="auto"/>
+          <w:sz w:val="28"/>
+          <w:szCs w:val="28"/>
+        </w:rPr>
+        <w:t xml:space="preserve">   (алгоритм remove_if).</w:t>
+      </w:r>
+    </w:p>
+    <w:p>
+      <w:pPr>
+        <w:keepNext w:val="0"/>
+        <w:keepLines w:val="0"/>
+        <w:widowControl/>
+        <w:numPr>
+          <w:ilvl w:val="0"/>
+          <w:numId w:val="6"/>
+        </w:numPr>
+        <w:suppressLineNumbers w:val="0"/>
+        <w:spacing w:line="360" w:lineRule="auto"/>
+        <w:ind w:left="865" w:leftChars="0" w:hanging="425" w:firstLineChars="0"/>
+        <w:jc w:val="both"/>
+        <w:rPr>
+          <w:rFonts w:hint="default" w:ascii="Times New Roman" w:hAnsi="Times New Roman"/>
+          <w:color w:val="auto"/>
+          <w:sz w:val="28"/>
+          <w:szCs w:val="28"/>
+        </w:rPr>
+      </w:pPr>
+      <w:r>
+        <w:rPr>
+          <w:rFonts w:hint="default" w:ascii="Times New Roman" w:hAnsi="Times New Roman"/>
+          <w:color w:val="auto"/>
+          <w:sz w:val="28"/>
+          <w:szCs w:val="28"/>
+        </w:rPr>
+        <w:t>Вычисляется среднее значение элементов контейнера</w:t>
+      </w:r>
+    </w:p>
+    <w:p>
+      <w:pPr>
+        <w:keepNext w:val="0"/>
+        <w:keepLines w:val="0"/>
+        <w:widowControl/>
+        <w:numPr>
+          <w:ilvl w:val="0"/>
+          <w:numId w:val="6"/>
+        </w:numPr>
+        <w:suppressLineNumbers w:val="0"/>
+        <w:spacing w:line="360" w:lineRule="auto"/>
+        <w:ind w:left="865" w:leftChars="0" w:hanging="425" w:firstLineChars="0"/>
+        <w:jc w:val="both"/>
+        <w:rPr>
+          <w:rFonts w:hint="default" w:ascii="Times New Roman" w:hAnsi="Times New Roman"/>
+          <w:color w:val="auto"/>
+          <w:sz w:val="28"/>
+          <w:szCs w:val="28"/>
+        </w:rPr>
+      </w:pPr>
+      <w:r>
+        <w:rPr>
+          <w:rFonts w:hint="default" w:ascii="Times New Roman" w:hAnsi="Times New Roman"/>
+          <w:color w:val="auto"/>
+          <w:sz w:val="28"/>
+          <w:szCs w:val="28"/>
+        </w:rPr>
+        <w:t xml:space="preserve">   с использованием accumulate.</w:t>
+      </w:r>
+    </w:p>
+    <w:p>
+      <w:pPr>
+        <w:keepNext w:val="0"/>
+        <w:keepLines w:val="0"/>
+        <w:widowControl/>
+        <w:numPr>
+          <w:ilvl w:val="0"/>
+          <w:numId w:val="6"/>
+        </w:numPr>
+        <w:suppressLineNumbers w:val="0"/>
+        <w:spacing w:line="360" w:lineRule="auto"/>
+        <w:ind w:left="865" w:leftChars="0" w:hanging="425" w:firstLineChars="0"/>
+        <w:jc w:val="both"/>
+        <w:rPr>
+          <w:rFonts w:hint="default" w:ascii="Times New Roman" w:hAnsi="Times New Roman"/>
+          <w:color w:val="auto"/>
+          <w:sz w:val="28"/>
+          <w:szCs w:val="28"/>
+        </w:rPr>
+      </w:pPr>
+      <w:r>
+        <w:rPr>
+          <w:rFonts w:hint="default" w:ascii="Times New Roman" w:hAnsi="Times New Roman"/>
+          <w:color w:val="auto"/>
+          <w:sz w:val="28"/>
+          <w:szCs w:val="28"/>
+        </w:rPr>
+        <w:t>К каждому элементу прибавляется среднее значение (for_each).</w:t>
+      </w:r>
+    </w:p>
+    <w:p>
+      <w:pPr>
+        <w:keepNext w:val="0"/>
+        <w:keepLines w:val="0"/>
+        <w:widowControl/>
+        <w:numPr>
+          <w:ilvl w:val="0"/>
+          <w:numId w:val="6"/>
+        </w:numPr>
+        <w:suppressLineNumbers w:val="0"/>
+        <w:spacing w:line="360" w:lineRule="auto"/>
+        <w:ind w:left="865" w:leftChars="0" w:hanging="425" w:firstLineChars="0"/>
+        <w:jc w:val="both"/>
+        <w:rPr>
+          <w:rFonts w:hint="default" w:ascii="Times New Roman" w:hAnsi="Times New Roman"/>
+          <w:color w:val="auto"/>
+          <w:sz w:val="28"/>
+          <w:szCs w:val="28"/>
+        </w:rPr>
+      </w:pPr>
+      <w:r>
+        <w:rPr>
+          <w:rFonts w:hint="default" w:ascii="Times New Roman" w:hAnsi="Times New Roman"/>
+          <w:color w:val="auto"/>
+          <w:sz w:val="28"/>
+          <w:szCs w:val="28"/>
+        </w:rPr>
+        <w:t>Обработанные элементы снова помещаются в стек.</w:t>
+      </w:r>
+    </w:p>
+    <w:p>
+      <w:pPr>
+        <w:keepNext w:val="0"/>
+        <w:keepLines w:val="0"/>
+        <w:widowControl/>
+        <w:numPr>
+          <w:ilvl w:val="0"/>
+          <w:numId w:val="6"/>
+        </w:numPr>
+        <w:suppressLineNumbers w:val="0"/>
+        <w:spacing w:line="360" w:lineRule="auto"/>
+        <w:ind w:left="865" w:leftChars="0" w:hanging="425" w:firstLineChars="0"/>
+        <w:jc w:val="both"/>
+        <w:rPr>
+          <w:rFonts w:hint="default" w:ascii="Times New Roman" w:hAnsi="Times New Roman" w:cs="Times New Roman"/>
+          <w:color w:val="auto"/>
+          <w:sz w:val="28"/>
+          <w:szCs w:val="28"/>
+        </w:rPr>
+      </w:pPr>
+      <w:r>
+        <w:rPr>
+          <w:rFonts w:hint="default" w:ascii="Times New Roman" w:hAnsi="Times New Roman"/>
+          <w:color w:val="auto"/>
+          <w:sz w:val="28"/>
+          <w:szCs w:val="28"/>
+        </w:rPr>
+        <w:t>Выполняется вывод элементов стека на экран.</w:t>
+      </w:r>
     </w:p>
     <w:p>
       <w:pPr>
@@ -2611,6 +3437,7 @@
         <w:jc w:val="center"/>
         <w:rPr>
           <w:rFonts w:hint="default" w:ascii="Times New Roman" w:hAnsi="Times New Roman" w:cs="Times New Roman"/>
+          <w:color w:val="auto"/>
           <w:sz w:val="28"/>
           <w:szCs w:val="28"/>
         </w:rPr>
@@ -2636,21 +3463,23 @@
         <w:suppressLineNumbers w:val="0"/>
         <w:rPr>
           <w:rFonts w:hint="default" w:ascii="Times New Roman" w:hAnsi="Times New Roman" w:cs="Times New Roman"/>
-          <w:sz w:val="28"/>
-          <w:szCs w:val="28"/>
-        </w:rPr>
-      </w:pPr>
-      <w:r>
-        <w:rPr>
-          <w:rFonts w:hint="default" w:ascii="Times New Roman" w:hAnsi="Times New Roman" w:cs="Times New Roman"/>
+          <w:color w:val="auto"/>
+          <w:sz w:val="28"/>
+          <w:szCs w:val="28"/>
+        </w:rPr>
+      </w:pPr>
+      <w:r>
+        <w:rPr>
+          <w:rFonts w:hint="default" w:ascii="Times New Roman" w:hAnsi="Times New Roman" w:cs="Times New Roman"/>
+          <w:color w:val="auto"/>
           <w:sz w:val="28"/>
           <w:szCs w:val="28"/>
         </w:rPr>
         <w:drawing>
           <wp:inline distT="0" distB="0" distL="114300" distR="114300">
-            <wp:extent cx="5720080" cy="2973705"/>
-            <wp:effectExtent l="0" t="0" r="13970" b="17145"/>
-            <wp:docPr id="7" name="Изображение 3"/>
+            <wp:extent cx="5937885" cy="3340735"/>
+            <wp:effectExtent l="0" t="0" r="5715" b="12065"/>
+            <wp:docPr id="3" name="Изображение 2"/>
             <wp:cNvGraphicFramePr>
               <a:graphicFrameLocks xmlns:a="http://schemas.openxmlformats.org/drawingml/2006/main" noChangeAspect="1"/>
             </wp:cNvGraphicFramePr>
@@ -2658,7 +3487,7 @@
               <a:graphicData uri="http://schemas.openxmlformats.org/drawingml/2006/picture">
                 <pic:pic xmlns:pic="http://schemas.openxmlformats.org/drawingml/2006/picture">
                   <pic:nvPicPr>
-                    <pic:cNvPr id="7" name="Изображение 3"/>
+                    <pic:cNvPr id="3" name="Изображение 2"/>
                     <pic:cNvPicPr>
                       <a:picLocks noChangeAspect="1"/>
                     </pic:cNvPicPr>
@@ -2672,7 +3501,7 @@
                   <pic:spPr>
                     <a:xfrm>
                       <a:off x="0" y="0"/>
-                      <a:ext cx="5720080" cy="2973705"/>
+                      <a:ext cx="5937885" cy="3340735"/>
                     </a:xfrm>
                     <a:prstGeom prst="rect">
                       <a:avLst/>
@@ -2691,52 +3520,97 @@
     </w:p>
     <w:p>
       <w:pPr>
-        <w:pStyle w:val="22"/>
-        <w:keepNext w:val="0"/>
-        <w:keepLines w:val="0"/>
-        <w:widowControl/>
-        <w:suppressLineNumbers w:val="0"/>
-        <w:rPr>
-          <w:rFonts w:hint="default" w:ascii="Times New Roman" w:hAnsi="Times New Roman" w:cs="Times New Roman"/>
-          <w:sz w:val="28"/>
-          <w:szCs w:val="28"/>
-        </w:rPr>
-      </w:pPr>
-      <w:r>
-        <w:rPr>
-          <w:rFonts w:hint="default" w:ascii="Times New Roman" w:hAnsi="Times New Roman" w:cs="Times New Roman"/>
-          <w:sz w:val="28"/>
-          <w:szCs w:val="28"/>
-        </w:rPr>
-        <w:t>Стек не поддерживает итераторы, поэтому используется промежуточный контейнер.</w:t>
-      </w:r>
-      <w:r>
-        <w:rPr>
-          <w:rFonts w:hint="default" w:ascii="Times New Roman" w:hAnsi="Times New Roman" w:cs="Times New Roman"/>
-          <w:sz w:val="28"/>
-          <w:szCs w:val="28"/>
-        </w:rPr>
-        <w:br w:type="textWrapping"/>
-      </w:r>
-      <w:r>
-        <w:rPr>
-          <w:rFonts w:hint="default" w:ascii="Times New Roman" w:hAnsi="Times New Roman" w:cs="Times New Roman"/>
-          <w:sz w:val="28"/>
-          <w:szCs w:val="28"/>
-        </w:rPr>
-        <w:t>Все операции выполняются корректно.</w:t>
-      </w:r>
-    </w:p>
-    <w:p>
-      <w:pPr>
-        <w:keepNext w:val="0"/>
-        <w:keepLines w:val="0"/>
-        <w:widowControl/>
-        <w:suppressLineNumbers w:val="0"/>
-        <w:spacing w:line="360" w:lineRule="auto"/>
-        <w:jc w:val="both"/>
-        <w:rPr>
-          <w:rFonts w:hint="default" w:ascii="Times New Roman" w:hAnsi="Times New Roman" w:cs="Times New Roman"/>
+        <w:keepNext w:val="0"/>
+        <w:keepLines w:val="0"/>
+        <w:widowControl/>
+        <w:suppressLineNumbers w:val="0"/>
+        <w:spacing w:line="360" w:lineRule="auto"/>
+        <w:ind w:firstLine="708" w:firstLineChars="0"/>
+        <w:jc w:val="both"/>
+        <w:rPr>
+          <w:rFonts w:hint="default" w:ascii="Times New Roman" w:hAnsi="Times New Roman" w:eastAsia="SimSun" w:cs="Times New Roman"/>
+          <w:color w:val="auto"/>
+          <w:sz w:val="28"/>
+          <w:szCs w:val="28"/>
+        </w:rPr>
+      </w:pPr>
+      <w:r>
+        <w:rPr>
+          <w:rFonts w:hint="default" w:ascii="Times New Roman" w:hAnsi="Times New Roman" w:eastAsia="SimSun" w:cs="Times New Roman"/>
+          <w:color w:val="auto"/>
+          <w:sz w:val="28"/>
+          <w:szCs w:val="28"/>
+        </w:rPr>
+        <w:t>В ходе работы программы выполняется сортировка элементов,</w:t>
+      </w:r>
+      <w:r>
+        <w:rPr>
+          <w:rFonts w:hint="default" w:ascii="Times New Roman" w:hAnsi="Times New Roman" w:eastAsia="SimSun" w:cs="Times New Roman"/>
+          <w:color w:val="auto"/>
+          <w:sz w:val="28"/>
+          <w:szCs w:val="28"/>
+          <w:lang w:val="en-US"/>
+        </w:rPr>
+        <w:t xml:space="preserve"> </w:t>
+      </w:r>
+      <w:r>
+        <w:rPr>
+          <w:rFonts w:hint="default" w:ascii="Times New Roman" w:hAnsi="Times New Roman" w:eastAsia="SimSun" w:cs="Times New Roman"/>
+          <w:color w:val="auto"/>
+          <w:sz w:val="28"/>
+          <w:szCs w:val="28"/>
+        </w:rPr>
+        <w:t>добавляется максимальный элемент, удаляются элементы из заданного диапазона,</w:t>
+      </w:r>
+      <w:r>
+        <w:rPr>
+          <w:rFonts w:hint="default" w:ascii="Times New Roman" w:hAnsi="Times New Roman" w:eastAsia="SimSun" w:cs="Times New Roman"/>
+          <w:color w:val="auto"/>
+          <w:sz w:val="28"/>
+          <w:szCs w:val="28"/>
+          <w:lang w:val="en-US"/>
+        </w:rPr>
+        <w:t xml:space="preserve"> </w:t>
+      </w:r>
+      <w:r>
+        <w:rPr>
+          <w:rFonts w:hint="default" w:ascii="Times New Roman" w:hAnsi="Times New Roman" w:eastAsia="SimSun" w:cs="Times New Roman"/>
+          <w:color w:val="auto"/>
+          <w:sz w:val="28"/>
+          <w:szCs w:val="28"/>
+        </w:rPr>
+        <w:t>после чего вычисляется среднее значение и прибавляется к каждому элементу.</w:t>
+      </w:r>
+      <w:r>
+        <w:rPr>
+          <w:rFonts w:hint="default" w:ascii="Times New Roman" w:hAnsi="Times New Roman" w:eastAsia="SimSun" w:cs="Times New Roman"/>
+          <w:color w:val="auto"/>
+          <w:sz w:val="28"/>
+          <w:szCs w:val="28"/>
+          <w:lang w:val="en-US"/>
+        </w:rPr>
+        <w:t xml:space="preserve"> </w:t>
+      </w:r>
+      <w:r>
+        <w:rPr>
+          <w:rFonts w:hint="default" w:ascii="Times New Roman" w:hAnsi="Times New Roman" w:eastAsia="SimSun" w:cs="Times New Roman"/>
+          <w:color w:val="auto"/>
+          <w:sz w:val="28"/>
+          <w:szCs w:val="28"/>
+        </w:rPr>
+        <w:t>В результате получается обновлённый стек, содержащий обработанные элементы.</w:t>
+      </w:r>
+    </w:p>
+    <w:p>
+      <w:pPr>
+        <w:keepNext w:val="0"/>
+        <w:keepLines w:val="0"/>
+        <w:widowControl/>
+        <w:suppressLineNumbers w:val="0"/>
+        <w:spacing w:line="360" w:lineRule="auto"/>
+        <w:jc w:val="both"/>
+        <w:rPr>
+          <w:rFonts w:hint="default" w:ascii="Times New Roman" w:hAnsi="Times New Roman" w:eastAsia="SimSun" w:cs="Times New Roman"/>
           <w:color w:val="auto"/>
           <w:sz w:val="28"/>
           <w:szCs w:val="28"/>
@@ -2770,191 +3644,9 @@
           <w:sz w:val="28"/>
           <w:szCs w:val="28"/>
         </w:rPr>
-        <w:t>10. Описание параметризированного класса для решения задачи 3</w:t>
-      </w:r>
-    </w:p>
-    <w:p>
-      <w:pPr>
-        <w:pStyle w:val="22"/>
-        <w:keepNext w:val="0"/>
-        <w:keepLines w:val="0"/>
-        <w:widowControl/>
-        <w:suppressLineNumbers w:val="0"/>
-        <w:rPr>
-          <w:rFonts w:hint="default" w:ascii="Times New Roman" w:hAnsi="Times New Roman" w:cs="Times New Roman"/>
-          <w:sz w:val="28"/>
-          <w:szCs w:val="28"/>
-        </w:rPr>
-      </w:pPr>
-      <w:r>
-        <w:rPr>
-          <w:rFonts w:hint="default" w:ascii="Times New Roman" w:hAnsi="Times New Roman" w:cs="Times New Roman"/>
-          <w:sz w:val="28"/>
-          <w:szCs w:val="28"/>
-        </w:rPr>
-        <w:t>Реализованы:</w:t>
-      </w:r>
-    </w:p>
-    <w:p>
-      <w:pPr>
-        <w:keepNext w:val="0"/>
-        <w:keepLines w:val="0"/>
-        <w:widowControl/>
-        <w:numPr>
-          <w:ilvl w:val="0"/>
-          <w:numId w:val="3"/>
-        </w:numPr>
-        <w:suppressLineNumbers w:val="0"/>
-        <w:spacing w:before="0" w:beforeAutospacing="1" w:after="0" w:afterAutospacing="1"/>
-        <w:ind w:left="860" w:leftChars="0" w:hanging="420" w:firstLineChars="0"/>
-        <w:rPr>
-          <w:rFonts w:hint="default" w:ascii="Times New Roman" w:hAnsi="Times New Roman" w:cs="Times New Roman"/>
-          <w:sz w:val="28"/>
-          <w:szCs w:val="28"/>
-        </w:rPr>
-      </w:pPr>
-      <w:r>
-        <w:rPr>
-          <w:rFonts w:hint="default" w:ascii="Times New Roman" w:hAnsi="Times New Roman" w:cs="Times New Roman"/>
-          <w:sz w:val="28"/>
-          <w:szCs w:val="28"/>
-        </w:rPr>
-        <w:t xml:space="preserve">ввод множества </w:t>
-      </w:r>
-    </w:p>
-    <w:p>
-      <w:pPr>
-        <w:keepNext w:val="0"/>
-        <w:keepLines w:val="0"/>
-        <w:widowControl/>
-        <w:numPr>
-          <w:ilvl w:val="0"/>
-          <w:numId w:val="3"/>
-        </w:numPr>
-        <w:suppressLineNumbers w:val="0"/>
-        <w:spacing w:before="0" w:beforeAutospacing="1" w:after="0" w:afterAutospacing="1"/>
-        <w:ind w:left="860" w:leftChars="0" w:hanging="420" w:firstLineChars="0"/>
-        <w:rPr>
-          <w:rFonts w:hint="default" w:ascii="Times New Roman" w:hAnsi="Times New Roman" w:cs="Times New Roman"/>
-          <w:sz w:val="28"/>
-          <w:szCs w:val="28"/>
-        </w:rPr>
-      </w:pPr>
-      <w:r>
-        <w:rPr>
-          <w:rFonts w:hint="default" w:ascii="Times New Roman" w:hAnsi="Times New Roman" w:cs="Times New Roman"/>
-          <w:sz w:val="28"/>
-          <w:szCs w:val="28"/>
-        </w:rPr>
-        <w:t xml:space="preserve">добавление максимального элемента </w:t>
-      </w:r>
-    </w:p>
-    <w:p>
-      <w:pPr>
-        <w:keepNext w:val="0"/>
-        <w:keepLines w:val="0"/>
-        <w:widowControl/>
-        <w:numPr>
-          <w:ilvl w:val="0"/>
-          <w:numId w:val="3"/>
-        </w:numPr>
-        <w:suppressLineNumbers w:val="0"/>
-        <w:spacing w:before="0" w:beforeAutospacing="1" w:after="0" w:afterAutospacing="1"/>
-        <w:ind w:left="860" w:leftChars="0" w:hanging="420" w:firstLineChars="0"/>
-        <w:rPr>
-          <w:rFonts w:hint="default" w:ascii="Times New Roman" w:hAnsi="Times New Roman" w:cs="Times New Roman"/>
-          <w:sz w:val="28"/>
-          <w:szCs w:val="28"/>
-        </w:rPr>
-      </w:pPr>
-      <w:r>
-        <w:rPr>
-          <w:rFonts w:hint="default" w:ascii="Times New Roman" w:hAnsi="Times New Roman" w:cs="Times New Roman"/>
-          <w:sz w:val="28"/>
-          <w:szCs w:val="28"/>
-        </w:rPr>
-        <w:t xml:space="preserve">удаление элементов по диапазону </w:t>
-      </w:r>
-    </w:p>
-    <w:p>
-      <w:pPr>
-        <w:keepNext w:val="0"/>
-        <w:keepLines w:val="0"/>
-        <w:widowControl/>
-        <w:numPr>
-          <w:ilvl w:val="0"/>
-          <w:numId w:val="3"/>
-        </w:numPr>
-        <w:suppressLineNumbers w:val="0"/>
-        <w:spacing w:before="0" w:beforeAutospacing="1" w:after="0" w:afterAutospacing="1"/>
-        <w:ind w:left="860" w:leftChars="0" w:hanging="420" w:firstLineChars="0"/>
-        <w:rPr>
-          <w:rFonts w:hint="default" w:ascii="Times New Roman" w:hAnsi="Times New Roman" w:cs="Times New Roman"/>
-          <w:sz w:val="28"/>
-          <w:szCs w:val="28"/>
-        </w:rPr>
-      </w:pPr>
-      <w:r>
-        <w:rPr>
-          <w:rFonts w:hint="default" w:ascii="Times New Roman" w:hAnsi="Times New Roman" w:cs="Times New Roman"/>
-          <w:sz w:val="28"/>
-          <w:szCs w:val="28"/>
-        </w:rPr>
-        <w:t xml:space="preserve">вычисление среднего </w:t>
-      </w:r>
-    </w:p>
-    <w:p>
-      <w:pPr>
-        <w:keepNext w:val="0"/>
-        <w:keepLines w:val="0"/>
-        <w:widowControl/>
-        <w:numPr>
-          <w:ilvl w:val="0"/>
-          <w:numId w:val="3"/>
-        </w:numPr>
-        <w:suppressLineNumbers w:val="0"/>
-        <w:spacing w:before="0" w:beforeAutospacing="1" w:after="0" w:afterAutospacing="1"/>
-        <w:ind w:left="860" w:leftChars="0" w:hanging="420" w:firstLineChars="0"/>
-        <w:rPr>
-          <w:rFonts w:hint="default" w:ascii="Times New Roman" w:hAnsi="Times New Roman" w:cs="Times New Roman"/>
-          <w:sz w:val="28"/>
-          <w:szCs w:val="28"/>
-        </w:rPr>
-      </w:pPr>
-      <w:r>
-        <w:rPr>
-          <w:rFonts w:hint="default" w:ascii="Times New Roman" w:hAnsi="Times New Roman" w:cs="Times New Roman"/>
-          <w:sz w:val="28"/>
-          <w:szCs w:val="28"/>
-        </w:rPr>
-        <w:t>изменение элементов</w:t>
-      </w:r>
-    </w:p>
-    <w:p>
-      <w:pPr>
-        <w:keepNext w:val="0"/>
-        <w:keepLines w:val="0"/>
-        <w:widowControl/>
-        <w:suppressLineNumbers w:val="0"/>
-        <w:spacing w:line="360" w:lineRule="auto"/>
-        <w:jc w:val="both"/>
-        <w:rPr>
-          <w:rFonts w:hint="default" w:ascii="Times New Roman" w:hAnsi="Times New Roman" w:cs="Times New Roman"/>
-          <w:color w:val="auto"/>
-          <w:sz w:val="28"/>
-          <w:szCs w:val="28"/>
-        </w:rPr>
-      </w:pPr>
-    </w:p>
-    <w:p>
-      <w:pPr>
-        <w:pStyle w:val="3"/>
-        <w:keepNext w:val="0"/>
-        <w:keepLines w:val="0"/>
-        <w:widowControl/>
-        <w:suppressLineNumbers w:val="0"/>
-        <w:spacing w:line="360" w:lineRule="auto"/>
-        <w:jc w:val="center"/>
+        <w:t xml:space="preserve">10. </w:t>
+      </w:r>
+      <w:r>
         <w:rPr>
           <w:rFonts w:hint="default" w:ascii="Times New Roman" w:hAnsi="Times New Roman" w:cs="Times New Roman"/>
           <w:b/>
@@ -2962,8 +3654,10 @@
           <w:color w:val="auto"/>
           <w:sz w:val="28"/>
           <w:szCs w:val="28"/>
-        </w:rPr>
-      </w:pPr>
+          <w:lang w:val="ru-RU"/>
+        </w:rPr>
+        <w:t>Функции</w:t>
+      </w:r>
       <w:r>
         <w:rPr>
           <w:rFonts w:hint="default" w:ascii="Times New Roman" w:hAnsi="Times New Roman" w:cs="Times New Roman"/>
@@ -2973,9 +3667,327 @@
           <w:sz w:val="28"/>
           <w:szCs w:val="28"/>
         </w:rPr>
-        <w:t>1</w:t>
-      </w:r>
-      <w:r>
+        <w:t xml:space="preserve"> для решения задачи 3</w:t>
+      </w:r>
+    </w:p>
+    <w:p>
+      <w:pPr>
+        <w:keepNext w:val="0"/>
+        <w:keepLines w:val="0"/>
+        <w:widowControl/>
+        <w:suppressLineNumbers w:val="0"/>
+        <w:spacing w:line="360" w:lineRule="auto"/>
+        <w:jc w:val="both"/>
+        <w:rPr>
+          <w:rFonts w:hint="default" w:ascii="Times New Roman" w:hAnsi="Times New Roman" w:cs="Times New Roman"/>
+          <w:color w:val="auto"/>
+          <w:sz w:val="28"/>
+          <w:szCs w:val="28"/>
+        </w:rPr>
+      </w:pPr>
+      <w:r>
+        <w:rPr>
+          <w:rFonts w:hint="default" w:ascii="Times New Roman" w:hAnsi="Times New Roman" w:cs="Times New Roman"/>
+          <w:color w:val="auto"/>
+          <w:sz w:val="28"/>
+          <w:szCs w:val="28"/>
+        </w:rPr>
+        <w:t>Для решения задачи 3 реализована функция task3().</w:t>
+      </w:r>
+    </w:p>
+    <w:p>
+      <w:pPr>
+        <w:keepNext w:val="0"/>
+        <w:keepLines w:val="0"/>
+        <w:widowControl/>
+        <w:suppressLineNumbers w:val="0"/>
+        <w:spacing w:line="360" w:lineRule="auto"/>
+        <w:jc w:val="both"/>
+        <w:rPr>
+          <w:rFonts w:hint="default" w:ascii="Times New Roman" w:hAnsi="Times New Roman" w:cs="Times New Roman"/>
+          <w:color w:val="auto"/>
+          <w:sz w:val="28"/>
+          <w:szCs w:val="28"/>
+        </w:rPr>
+      </w:pPr>
+      <w:r>
+        <w:rPr>
+          <w:rFonts w:hint="default" w:ascii="Times New Roman" w:hAnsi="Times New Roman" w:cs="Times New Roman"/>
+          <w:color w:val="auto"/>
+          <w:sz w:val="28"/>
+          <w:szCs w:val="28"/>
+        </w:rPr>
+        <w:t>Функция выполняет:</w:t>
+      </w:r>
+    </w:p>
+    <w:p>
+      <w:pPr>
+        <w:keepNext w:val="0"/>
+        <w:keepLines w:val="0"/>
+        <w:widowControl/>
+        <w:numPr>
+          <w:ilvl w:val="0"/>
+          <w:numId w:val="7"/>
+        </w:numPr>
+        <w:suppressLineNumbers w:val="0"/>
+        <w:spacing w:line="360" w:lineRule="auto"/>
+        <w:ind w:left="860" w:leftChars="0" w:hanging="420" w:firstLineChars="0"/>
+        <w:jc w:val="both"/>
+        <w:rPr>
+          <w:rFonts w:hint="default" w:ascii="Times New Roman" w:hAnsi="Times New Roman" w:cs="Times New Roman"/>
+          <w:color w:val="auto"/>
+          <w:sz w:val="28"/>
+          <w:szCs w:val="28"/>
+        </w:rPr>
+      </w:pPr>
+      <w:r>
+        <w:rPr>
+          <w:rFonts w:hint="default" w:ascii="Times New Roman" w:hAnsi="Times New Roman" w:cs="Times New Roman"/>
+          <w:color w:val="auto"/>
+          <w:sz w:val="28"/>
+          <w:szCs w:val="28"/>
+        </w:rPr>
+        <w:t xml:space="preserve">создание контейнера set&lt;Pair&gt;  </w:t>
+      </w:r>
+    </w:p>
+    <w:p>
+      <w:pPr>
+        <w:keepNext w:val="0"/>
+        <w:keepLines w:val="0"/>
+        <w:widowControl/>
+        <w:numPr>
+          <w:ilvl w:val="0"/>
+          <w:numId w:val="7"/>
+        </w:numPr>
+        <w:suppressLineNumbers w:val="0"/>
+        <w:spacing w:line="360" w:lineRule="auto"/>
+        <w:ind w:left="860" w:leftChars="0" w:hanging="420" w:firstLineChars="0"/>
+        <w:jc w:val="both"/>
+        <w:rPr>
+          <w:rFonts w:hint="default" w:ascii="Times New Roman" w:hAnsi="Times New Roman" w:cs="Times New Roman"/>
+          <w:color w:val="auto"/>
+          <w:sz w:val="28"/>
+          <w:szCs w:val="28"/>
+        </w:rPr>
+      </w:pPr>
+      <w:r>
+        <w:rPr>
+          <w:rFonts w:hint="default" w:ascii="Times New Roman" w:hAnsi="Times New Roman" w:cs="Times New Roman"/>
+          <w:color w:val="auto"/>
+          <w:sz w:val="28"/>
+          <w:szCs w:val="28"/>
+        </w:rPr>
+        <w:t xml:space="preserve">ввод элементов  </w:t>
+      </w:r>
+    </w:p>
+    <w:p>
+      <w:pPr>
+        <w:keepNext w:val="0"/>
+        <w:keepLines w:val="0"/>
+        <w:widowControl/>
+        <w:numPr>
+          <w:ilvl w:val="0"/>
+          <w:numId w:val="7"/>
+        </w:numPr>
+        <w:suppressLineNumbers w:val="0"/>
+        <w:spacing w:line="360" w:lineRule="auto"/>
+        <w:ind w:left="860" w:leftChars="0" w:hanging="420" w:firstLineChars="0"/>
+        <w:jc w:val="both"/>
+        <w:rPr>
+          <w:rFonts w:hint="default" w:ascii="Times New Roman" w:hAnsi="Times New Roman" w:cs="Times New Roman"/>
+          <w:color w:val="auto"/>
+          <w:sz w:val="28"/>
+          <w:szCs w:val="28"/>
+        </w:rPr>
+      </w:pPr>
+      <w:r>
+        <w:rPr>
+          <w:rFonts w:hint="default" w:ascii="Times New Roman" w:hAnsi="Times New Roman" w:cs="Times New Roman"/>
+          <w:color w:val="auto"/>
+          <w:sz w:val="28"/>
+          <w:szCs w:val="28"/>
+        </w:rPr>
+        <w:t xml:space="preserve">поиск максимального элемента  </w:t>
+      </w:r>
+    </w:p>
+    <w:p>
+      <w:pPr>
+        <w:keepNext w:val="0"/>
+        <w:keepLines w:val="0"/>
+        <w:widowControl/>
+        <w:numPr>
+          <w:ilvl w:val="0"/>
+          <w:numId w:val="7"/>
+        </w:numPr>
+        <w:suppressLineNumbers w:val="0"/>
+        <w:spacing w:line="360" w:lineRule="auto"/>
+        <w:ind w:left="860" w:leftChars="0" w:hanging="420" w:firstLineChars="0"/>
+        <w:jc w:val="both"/>
+        <w:rPr>
+          <w:rFonts w:hint="default" w:ascii="Times New Roman" w:hAnsi="Times New Roman" w:cs="Times New Roman"/>
+          <w:color w:val="auto"/>
+          <w:sz w:val="28"/>
+          <w:szCs w:val="28"/>
+        </w:rPr>
+      </w:pPr>
+      <w:r>
+        <w:rPr>
+          <w:rFonts w:hint="default" w:ascii="Times New Roman" w:hAnsi="Times New Roman" w:cs="Times New Roman"/>
+          <w:color w:val="auto"/>
+          <w:sz w:val="28"/>
+          <w:szCs w:val="28"/>
+        </w:rPr>
+        <w:t xml:space="preserve">добавление максимального элемента  </w:t>
+      </w:r>
+    </w:p>
+    <w:p>
+      <w:pPr>
+        <w:keepNext w:val="0"/>
+        <w:keepLines w:val="0"/>
+        <w:widowControl/>
+        <w:numPr>
+          <w:ilvl w:val="0"/>
+          <w:numId w:val="7"/>
+        </w:numPr>
+        <w:suppressLineNumbers w:val="0"/>
+        <w:spacing w:line="360" w:lineRule="auto"/>
+        <w:ind w:left="860" w:leftChars="0" w:hanging="420" w:firstLineChars="0"/>
+        <w:jc w:val="both"/>
+        <w:rPr>
+          <w:rFonts w:hint="default" w:ascii="Times New Roman" w:hAnsi="Times New Roman" w:cs="Times New Roman"/>
+          <w:color w:val="auto"/>
+          <w:sz w:val="28"/>
+          <w:szCs w:val="28"/>
+        </w:rPr>
+      </w:pPr>
+      <w:r>
+        <w:rPr>
+          <w:rFonts w:hint="default" w:ascii="Times New Roman" w:hAnsi="Times New Roman" w:cs="Times New Roman"/>
+          <w:color w:val="auto"/>
+          <w:sz w:val="28"/>
+          <w:szCs w:val="28"/>
+        </w:rPr>
+        <w:t xml:space="preserve">удаление элементов из диапазона  </w:t>
+      </w:r>
+    </w:p>
+    <w:p>
+      <w:pPr>
+        <w:keepNext w:val="0"/>
+        <w:keepLines w:val="0"/>
+        <w:widowControl/>
+        <w:numPr>
+          <w:ilvl w:val="0"/>
+          <w:numId w:val="7"/>
+        </w:numPr>
+        <w:suppressLineNumbers w:val="0"/>
+        <w:spacing w:line="360" w:lineRule="auto"/>
+        <w:ind w:left="860" w:leftChars="0" w:hanging="420" w:firstLineChars="0"/>
+        <w:jc w:val="both"/>
+        <w:rPr>
+          <w:rFonts w:hint="default" w:ascii="Times New Roman" w:hAnsi="Times New Roman" w:cs="Times New Roman"/>
+          <w:color w:val="auto"/>
+          <w:sz w:val="28"/>
+          <w:szCs w:val="28"/>
+        </w:rPr>
+      </w:pPr>
+      <w:r>
+        <w:rPr>
+          <w:rFonts w:hint="default" w:ascii="Times New Roman" w:hAnsi="Times New Roman" w:cs="Times New Roman"/>
+          <w:color w:val="auto"/>
+          <w:sz w:val="28"/>
+          <w:szCs w:val="28"/>
+        </w:rPr>
+        <w:t xml:space="preserve">вычисление среднего значения  </w:t>
+      </w:r>
+    </w:p>
+    <w:p>
+      <w:pPr>
+        <w:keepNext w:val="0"/>
+        <w:keepLines w:val="0"/>
+        <w:widowControl/>
+        <w:numPr>
+          <w:ilvl w:val="0"/>
+          <w:numId w:val="7"/>
+        </w:numPr>
+        <w:suppressLineNumbers w:val="0"/>
+        <w:spacing w:line="360" w:lineRule="auto"/>
+        <w:ind w:left="860" w:leftChars="0" w:hanging="420" w:firstLineChars="0"/>
+        <w:jc w:val="both"/>
+        <w:rPr>
+          <w:rFonts w:hint="default" w:ascii="Times New Roman" w:hAnsi="Times New Roman" w:cs="Times New Roman"/>
+          <w:color w:val="auto"/>
+          <w:sz w:val="28"/>
+          <w:szCs w:val="28"/>
+        </w:rPr>
+      </w:pPr>
+      <w:r>
+        <w:rPr>
+          <w:rFonts w:hint="default" w:ascii="Times New Roman" w:hAnsi="Times New Roman" w:cs="Times New Roman"/>
+          <w:color w:val="auto"/>
+          <w:sz w:val="28"/>
+          <w:szCs w:val="28"/>
+        </w:rPr>
+        <w:t xml:space="preserve">добавление среднего значения  </w:t>
+      </w:r>
+    </w:p>
+    <w:p>
+      <w:pPr>
+        <w:keepNext w:val="0"/>
+        <w:keepLines w:val="0"/>
+        <w:widowControl/>
+        <w:numPr>
+          <w:ilvl w:val="0"/>
+          <w:numId w:val="7"/>
+        </w:numPr>
+        <w:suppressLineNumbers w:val="0"/>
+        <w:spacing w:line="360" w:lineRule="auto"/>
+        <w:ind w:left="860" w:leftChars="0" w:hanging="420" w:firstLineChars="0"/>
+        <w:jc w:val="both"/>
+        <w:rPr>
+          <w:rFonts w:hint="default" w:ascii="Times New Roman" w:hAnsi="Times New Roman" w:cs="Times New Roman"/>
+          <w:color w:val="auto"/>
+          <w:sz w:val="28"/>
+          <w:szCs w:val="28"/>
+        </w:rPr>
+      </w:pPr>
+      <w:r>
+        <w:rPr>
+          <w:rFonts w:hint="default" w:ascii="Times New Roman" w:hAnsi="Times New Roman" w:cs="Times New Roman"/>
+          <w:color w:val="auto"/>
+          <w:sz w:val="28"/>
+          <w:szCs w:val="28"/>
+        </w:rPr>
+        <w:t xml:space="preserve">вывод результата  </w:t>
+      </w:r>
+    </w:p>
+    <w:p>
+      <w:pPr>
+        <w:keepNext w:val="0"/>
+        <w:keepLines w:val="0"/>
+        <w:widowControl/>
+        <w:numPr>
+          <w:numId w:val="0"/>
+        </w:numPr>
+        <w:suppressLineNumbers w:val="0"/>
+        <w:spacing w:after="160" w:line="360" w:lineRule="auto"/>
+        <w:jc w:val="both"/>
+        <w:rPr>
+          <w:rFonts w:hint="default" w:ascii="Times New Roman" w:hAnsi="Times New Roman" w:cs="Times New Roman"/>
+          <w:color w:val="auto"/>
+          <w:sz w:val="28"/>
+          <w:szCs w:val="28"/>
+        </w:rPr>
+      </w:pPr>
+    </w:p>
+    <w:p>
+      <w:pPr>
+        <w:pStyle w:val="3"/>
+        <w:keepNext w:val="0"/>
+        <w:keepLines w:val="0"/>
+        <w:widowControl/>
+        <w:suppressLineNumbers w:val="0"/>
+        <w:spacing w:line="360" w:lineRule="auto"/>
+        <w:jc w:val="center"/>
         <w:rPr>
           <w:rFonts w:hint="default" w:ascii="Times New Roman" w:hAnsi="Times New Roman" w:cs="Times New Roman"/>
           <w:b/>
@@ -2983,10 +3995,8 @@
           <w:color w:val="auto"/>
           <w:sz w:val="28"/>
           <w:szCs w:val="28"/>
-          <w:lang w:val="ru-RU"/>
-        </w:rPr>
-        <w:t>1</w:t>
-      </w:r>
+        </w:rPr>
+      </w:pPr>
       <w:r>
         <w:rPr>
           <w:rFonts w:hint="default" w:ascii="Times New Roman" w:hAnsi="Times New Roman" w:cs="Times New Roman"/>
@@ -2996,131 +4006,9 @@
           <w:sz w:val="28"/>
           <w:szCs w:val="28"/>
         </w:rPr>
-        <w:t>. Основная программа для решения задачи 3</w:t>
-      </w:r>
-    </w:p>
-    <w:p>
-      <w:pPr>
-        <w:pStyle w:val="22"/>
-        <w:keepNext w:val="0"/>
-        <w:keepLines w:val="0"/>
-        <w:widowControl/>
-        <w:suppressLineNumbers w:val="0"/>
-        <w:rPr>
-          <w:rFonts w:hint="default" w:ascii="Times New Roman" w:hAnsi="Times New Roman" w:cs="Times New Roman"/>
-          <w:sz w:val="28"/>
-          <w:szCs w:val="28"/>
-        </w:rPr>
-      </w:pPr>
-      <w:r>
-        <w:rPr>
-          <w:rFonts w:hint="default" w:ascii="Times New Roman" w:hAnsi="Times New Roman" w:cs="Times New Roman"/>
-          <w:sz w:val="28"/>
-          <w:szCs w:val="28"/>
-        </w:rPr>
-        <w:t>Программа:</w:t>
-      </w:r>
-    </w:p>
-    <w:p>
-      <w:pPr>
-        <w:keepNext w:val="0"/>
-        <w:keepLines w:val="0"/>
-        <w:widowControl/>
-        <w:numPr>
-          <w:ilvl w:val="0"/>
-          <w:numId w:val="3"/>
-        </w:numPr>
-        <w:suppressLineNumbers w:val="0"/>
-        <w:spacing w:before="0" w:beforeAutospacing="1" w:after="0" w:afterAutospacing="1"/>
-        <w:ind w:left="860" w:leftChars="0" w:hanging="420" w:firstLineChars="0"/>
-        <w:rPr>
-          <w:rFonts w:hint="default" w:ascii="Times New Roman" w:hAnsi="Times New Roman" w:cs="Times New Roman"/>
-          <w:sz w:val="28"/>
-          <w:szCs w:val="28"/>
-        </w:rPr>
-      </w:pPr>
-      <w:r>
-        <w:rPr>
-          <w:rFonts w:hint="default" w:ascii="Times New Roman" w:hAnsi="Times New Roman" w:cs="Times New Roman"/>
-          <w:sz w:val="28"/>
-          <w:szCs w:val="28"/>
-        </w:rPr>
-        <w:t xml:space="preserve">создаёт множество </w:t>
-      </w:r>
-    </w:p>
-    <w:p>
-      <w:pPr>
-        <w:keepNext w:val="0"/>
-        <w:keepLines w:val="0"/>
-        <w:widowControl/>
-        <w:numPr>
-          <w:ilvl w:val="0"/>
-          <w:numId w:val="3"/>
-        </w:numPr>
-        <w:suppressLineNumbers w:val="0"/>
-        <w:spacing w:before="0" w:beforeAutospacing="1" w:after="0" w:afterAutospacing="1"/>
-        <w:ind w:left="860" w:leftChars="0" w:hanging="420" w:firstLineChars="0"/>
-        <w:rPr>
-          <w:rFonts w:hint="default" w:ascii="Times New Roman" w:hAnsi="Times New Roman" w:cs="Times New Roman"/>
-          <w:sz w:val="28"/>
-          <w:szCs w:val="28"/>
-        </w:rPr>
-      </w:pPr>
-      <w:r>
-        <w:rPr>
-          <w:rFonts w:hint="default" w:ascii="Times New Roman" w:hAnsi="Times New Roman" w:cs="Times New Roman"/>
-          <w:sz w:val="28"/>
-          <w:szCs w:val="28"/>
-        </w:rPr>
-        <w:t xml:space="preserve">выполняет операции </w:t>
-      </w:r>
-    </w:p>
-    <w:p>
-      <w:pPr>
-        <w:keepNext w:val="0"/>
-        <w:keepLines w:val="0"/>
-        <w:widowControl/>
-        <w:numPr>
-          <w:ilvl w:val="0"/>
-          <w:numId w:val="3"/>
-        </w:numPr>
-        <w:suppressLineNumbers w:val="0"/>
-        <w:spacing w:before="0" w:beforeAutospacing="1" w:after="0" w:afterAutospacing="1"/>
-        <w:ind w:left="860" w:leftChars="0" w:hanging="420" w:firstLineChars="0"/>
-        <w:rPr>
-          <w:rFonts w:hint="default" w:ascii="Times New Roman" w:hAnsi="Times New Roman" w:cs="Times New Roman"/>
-          <w:color w:val="auto"/>
-          <w:sz w:val="28"/>
-          <w:szCs w:val="28"/>
-        </w:rPr>
-      </w:pPr>
-      <w:r>
-        <w:rPr>
-          <w:rFonts w:hint="default" w:ascii="Times New Roman" w:hAnsi="Times New Roman" w:cs="Times New Roman"/>
-          <w:sz w:val="28"/>
-          <w:szCs w:val="28"/>
-        </w:rPr>
-        <w:t>выводит результа</w:t>
-      </w:r>
-      <w:r>
-        <w:rPr>
-          <w:rFonts w:hint="default" w:ascii="Times New Roman" w:hAnsi="Times New Roman" w:cs="Times New Roman"/>
-          <w:sz w:val="28"/>
-          <w:szCs w:val="28"/>
-          <w:lang w:val="ru-RU"/>
-        </w:rPr>
-        <w:t>т</w:t>
-      </w:r>
-    </w:p>
-    <w:p>
-      <w:pPr>
-        <w:pStyle w:val="3"/>
-        <w:keepNext w:val="0"/>
-        <w:keepLines w:val="0"/>
-        <w:widowControl/>
-        <w:suppressLineNumbers w:val="0"/>
-        <w:spacing w:line="360" w:lineRule="auto"/>
-        <w:jc w:val="center"/>
+        <w:t>1</w:t>
+      </w:r>
+      <w:r>
         <w:rPr>
           <w:rFonts w:hint="default" w:ascii="Times New Roman" w:hAnsi="Times New Roman" w:cs="Times New Roman"/>
           <w:b/>
@@ -3128,8 +4016,10 @@
           <w:color w:val="auto"/>
           <w:sz w:val="28"/>
           <w:szCs w:val="28"/>
-        </w:rPr>
-      </w:pPr>
+          <w:lang w:val="ru-RU"/>
+        </w:rPr>
+        <w:t>1</w:t>
+      </w:r>
       <w:r>
         <w:rPr>
           <w:rFonts w:hint="default" w:ascii="Times New Roman" w:hAnsi="Times New Roman" w:cs="Times New Roman"/>
@@ -3139,9 +4029,489 @@
           <w:sz w:val="28"/>
           <w:szCs w:val="28"/>
         </w:rPr>
-        <w:t>1</w:t>
-      </w:r>
-      <w:r>
+        <w:t>. Основная программа для решения задачи 3</w:t>
+      </w:r>
+    </w:p>
+    <w:p>
+      <w:pPr>
+        <w:pStyle w:val="3"/>
+        <w:keepNext w:val="0"/>
+        <w:keepLines w:val="0"/>
+        <w:widowControl/>
+        <w:suppressLineNumbers w:val="0"/>
+        <w:spacing w:line="360" w:lineRule="auto"/>
+        <w:jc w:val="both"/>
+        <w:rPr>
+          <w:rFonts w:hint="default" w:ascii="Times New Roman" w:hAnsi="Times New Roman"/>
+          <w:color w:val="auto"/>
+          <w:sz w:val="28"/>
+          <w:szCs w:val="28"/>
+        </w:rPr>
+      </w:pPr>
+      <w:r>
+        <w:rPr>
+          <w:rFonts w:hint="default" w:ascii="Times New Roman" w:hAnsi="Times New Roman"/>
+          <w:color w:val="auto"/>
+          <w:sz w:val="28"/>
+          <w:szCs w:val="28"/>
+        </w:rPr>
+        <w:t>В основной программе при выборе пункта меню задачи 3</w:t>
+      </w:r>
+      <w:r>
+        <w:rPr>
+          <w:rFonts w:hint="default" w:ascii="Times New Roman" w:hAnsi="Times New Roman"/>
+          <w:color w:val="auto"/>
+          <w:sz w:val="28"/>
+          <w:szCs w:val="28"/>
+          <w:lang w:val="en-US"/>
+        </w:rPr>
+        <w:t xml:space="preserve"> d</w:t>
+      </w:r>
+      <w:r>
+        <w:rPr>
+          <w:rFonts w:hint="default" w:ascii="Times New Roman" w:hAnsi="Times New Roman"/>
+          <w:color w:val="auto"/>
+          <w:sz w:val="28"/>
+          <w:szCs w:val="28"/>
+        </w:rPr>
+        <w:t>ызывается функция task3().</w:t>
+      </w:r>
+    </w:p>
+    <w:p>
+      <w:pPr>
+        <w:pStyle w:val="3"/>
+        <w:keepNext w:val="0"/>
+        <w:keepLines w:val="0"/>
+        <w:widowControl/>
+        <w:suppressLineNumbers w:val="0"/>
+        <w:spacing w:line="360" w:lineRule="auto"/>
+        <w:jc w:val="both"/>
+        <w:rPr>
+          <w:rFonts w:hint="default" w:ascii="Times New Roman" w:hAnsi="Times New Roman"/>
+          <w:color w:val="auto"/>
+          <w:sz w:val="28"/>
+          <w:szCs w:val="28"/>
+        </w:rPr>
+      </w:pPr>
+      <w:r>
+        <w:rPr>
+          <w:rFonts w:hint="default" w:ascii="Times New Roman" w:hAnsi="Times New Roman"/>
+          <w:color w:val="auto"/>
+          <w:sz w:val="28"/>
+          <w:szCs w:val="28"/>
+        </w:rPr>
+        <w:t>Внутри функции выполняются следующие действия:</w:t>
+      </w:r>
+    </w:p>
+    <w:p>
+      <w:pPr>
+        <w:pStyle w:val="3"/>
+        <w:keepNext w:val="0"/>
+        <w:keepLines w:val="0"/>
+        <w:widowControl/>
+        <w:numPr>
+          <w:ilvl w:val="0"/>
+          <w:numId w:val="8"/>
+        </w:numPr>
+        <w:suppressLineNumbers w:val="0"/>
+        <w:spacing w:line="360" w:lineRule="auto"/>
+        <w:ind w:left="865" w:leftChars="0" w:hanging="425" w:firstLineChars="0"/>
+        <w:jc w:val="both"/>
+        <w:rPr>
+          <w:rFonts w:hint="default" w:ascii="Times New Roman" w:hAnsi="Times New Roman"/>
+          <w:color w:val="auto"/>
+          <w:sz w:val="28"/>
+          <w:szCs w:val="28"/>
+        </w:rPr>
+      </w:pPr>
+      <w:r>
+        <w:rPr>
+          <w:rFonts w:hint="default" w:ascii="Times New Roman" w:hAnsi="Times New Roman"/>
+          <w:color w:val="auto"/>
+          <w:sz w:val="28"/>
+          <w:szCs w:val="28"/>
+        </w:rPr>
+        <w:t>Пользователь вводит количество элементов.</w:t>
+      </w:r>
+    </w:p>
+    <w:p>
+      <w:pPr>
+        <w:pStyle w:val="3"/>
+        <w:keepNext w:val="0"/>
+        <w:keepLines w:val="0"/>
+        <w:widowControl/>
+        <w:numPr>
+          <w:ilvl w:val="0"/>
+          <w:numId w:val="8"/>
+        </w:numPr>
+        <w:suppressLineNumbers w:val="0"/>
+        <w:spacing w:line="360" w:lineRule="auto"/>
+        <w:ind w:left="865" w:leftChars="0" w:hanging="425" w:firstLineChars="0"/>
+        <w:jc w:val="both"/>
+        <w:rPr>
+          <w:rFonts w:hint="default" w:ascii="Times New Roman" w:hAnsi="Times New Roman"/>
+          <w:color w:val="auto"/>
+          <w:sz w:val="28"/>
+          <w:szCs w:val="28"/>
+        </w:rPr>
+      </w:pPr>
+      <w:r>
+        <w:rPr>
+          <w:rFonts w:hint="default" w:ascii="Times New Roman" w:hAnsi="Times New Roman"/>
+          <w:color w:val="auto"/>
+          <w:sz w:val="28"/>
+          <w:szCs w:val="28"/>
+        </w:rPr>
+        <w:t>Создаётся ассоциативный контейнер set&lt;Pair&gt;.</w:t>
+      </w:r>
+    </w:p>
+    <w:p>
+      <w:pPr>
+        <w:pStyle w:val="3"/>
+        <w:keepNext w:val="0"/>
+        <w:keepLines w:val="0"/>
+        <w:widowControl/>
+        <w:numPr>
+          <w:ilvl w:val="0"/>
+          <w:numId w:val="8"/>
+        </w:numPr>
+        <w:suppressLineNumbers w:val="0"/>
+        <w:spacing w:line="360" w:lineRule="auto"/>
+        <w:ind w:left="865" w:leftChars="0" w:hanging="425" w:firstLineChars="0"/>
+        <w:jc w:val="both"/>
+        <w:rPr>
+          <w:rFonts w:hint="default" w:ascii="Times New Roman" w:hAnsi="Times New Roman"/>
+          <w:color w:val="auto"/>
+          <w:sz w:val="28"/>
+          <w:szCs w:val="28"/>
+        </w:rPr>
+      </w:pPr>
+      <w:r>
+        <w:rPr>
+          <w:rFonts w:hint="default" w:ascii="Times New Roman" w:hAnsi="Times New Roman"/>
+          <w:color w:val="auto"/>
+          <w:sz w:val="28"/>
+          <w:szCs w:val="28"/>
+        </w:rPr>
+        <w:t>Выполняется ввод элементов и их добавление в контейнер.</w:t>
+      </w:r>
+    </w:p>
+    <w:p>
+      <w:pPr>
+        <w:pStyle w:val="3"/>
+        <w:keepNext w:val="0"/>
+        <w:keepLines w:val="0"/>
+        <w:widowControl/>
+        <w:numPr>
+          <w:ilvl w:val="0"/>
+          <w:numId w:val="8"/>
+        </w:numPr>
+        <w:suppressLineNumbers w:val="0"/>
+        <w:spacing w:line="360" w:lineRule="auto"/>
+        <w:ind w:left="865" w:leftChars="0" w:hanging="425" w:firstLineChars="0"/>
+        <w:jc w:val="both"/>
+        <w:rPr>
+          <w:rFonts w:hint="default" w:ascii="Times New Roman" w:hAnsi="Times New Roman"/>
+          <w:color w:val="auto"/>
+          <w:sz w:val="28"/>
+          <w:szCs w:val="28"/>
+        </w:rPr>
+      </w:pPr>
+      <w:r>
+        <w:rPr>
+          <w:rFonts w:hint="default" w:ascii="Times New Roman" w:hAnsi="Times New Roman"/>
+          <w:color w:val="auto"/>
+          <w:sz w:val="28"/>
+          <w:szCs w:val="28"/>
+        </w:rPr>
+        <w:t>Контейнер выводится на экран.</w:t>
+      </w:r>
+    </w:p>
+    <w:p>
+      <w:pPr>
+        <w:pStyle w:val="3"/>
+        <w:keepNext w:val="0"/>
+        <w:keepLines w:val="0"/>
+        <w:widowControl/>
+        <w:numPr>
+          <w:ilvl w:val="0"/>
+          <w:numId w:val="8"/>
+        </w:numPr>
+        <w:suppressLineNumbers w:val="0"/>
+        <w:spacing w:line="360" w:lineRule="auto"/>
+        <w:ind w:left="865" w:leftChars="0" w:hanging="425" w:firstLineChars="0"/>
+        <w:jc w:val="both"/>
+        <w:rPr>
+          <w:rFonts w:hint="default" w:ascii="Times New Roman" w:hAnsi="Times New Roman"/>
+          <w:color w:val="auto"/>
+          <w:sz w:val="28"/>
+          <w:szCs w:val="28"/>
+        </w:rPr>
+      </w:pPr>
+      <w:r>
+        <w:rPr>
+          <w:rFonts w:hint="default" w:ascii="Times New Roman" w:hAnsi="Times New Roman"/>
+          <w:color w:val="auto"/>
+          <w:sz w:val="28"/>
+          <w:szCs w:val="28"/>
+        </w:rPr>
+        <w:t>Определяется максимальный элемент с помощью алгоритма max_element</w:t>
+      </w:r>
+      <w:r>
+        <w:rPr>
+          <w:rFonts w:hint="default" w:ascii="Times New Roman" w:hAnsi="Times New Roman"/>
+          <w:color w:val="auto"/>
+          <w:sz w:val="28"/>
+          <w:szCs w:val="28"/>
+          <w:lang w:val="en-US"/>
+        </w:rPr>
+        <w:t xml:space="preserve"> </w:t>
+      </w:r>
+      <w:r>
+        <w:rPr>
+          <w:rFonts w:hint="default" w:ascii="Times New Roman" w:hAnsi="Times New Roman"/>
+          <w:color w:val="auto"/>
+          <w:sz w:val="28"/>
+          <w:szCs w:val="28"/>
+        </w:rPr>
+        <w:t>и добавляется в контейнер.</w:t>
+      </w:r>
+    </w:p>
+    <w:p>
+      <w:pPr>
+        <w:pStyle w:val="3"/>
+        <w:keepNext w:val="0"/>
+        <w:keepLines w:val="0"/>
+        <w:widowControl/>
+        <w:numPr>
+          <w:ilvl w:val="0"/>
+          <w:numId w:val="8"/>
+        </w:numPr>
+        <w:suppressLineNumbers w:val="0"/>
+        <w:spacing w:line="360" w:lineRule="auto"/>
+        <w:ind w:left="865" w:leftChars="0" w:hanging="425" w:firstLineChars="0"/>
+        <w:jc w:val="both"/>
+        <w:rPr>
+          <w:rFonts w:hint="default" w:ascii="Times New Roman" w:hAnsi="Times New Roman"/>
+          <w:color w:val="auto"/>
+          <w:sz w:val="28"/>
+          <w:szCs w:val="28"/>
+        </w:rPr>
+      </w:pPr>
+      <w:r>
+        <w:rPr>
+          <w:rFonts w:hint="default" w:ascii="Times New Roman" w:hAnsi="Times New Roman"/>
+          <w:color w:val="auto"/>
+          <w:sz w:val="28"/>
+          <w:szCs w:val="28"/>
+        </w:rPr>
+        <w:t>Пользователь вводит диапазон значений ключа.</w:t>
+      </w:r>
+    </w:p>
+    <w:p>
+      <w:pPr>
+        <w:pStyle w:val="3"/>
+        <w:keepNext w:val="0"/>
+        <w:keepLines w:val="0"/>
+        <w:widowControl/>
+        <w:numPr>
+          <w:ilvl w:val="0"/>
+          <w:numId w:val="8"/>
+        </w:numPr>
+        <w:suppressLineNumbers w:val="0"/>
+        <w:spacing w:line="360" w:lineRule="auto"/>
+        <w:ind w:left="865" w:leftChars="0" w:hanging="425" w:firstLineChars="0"/>
+        <w:jc w:val="both"/>
+        <w:rPr>
+          <w:rFonts w:hint="default" w:ascii="Times New Roman" w:hAnsi="Times New Roman"/>
+          <w:color w:val="auto"/>
+          <w:sz w:val="28"/>
+          <w:szCs w:val="28"/>
+        </w:rPr>
+      </w:pPr>
+      <w:r>
+        <w:rPr>
+          <w:rFonts w:hint="default" w:ascii="Times New Roman" w:hAnsi="Times New Roman"/>
+          <w:color w:val="auto"/>
+          <w:sz w:val="28"/>
+          <w:szCs w:val="28"/>
+        </w:rPr>
+        <w:t>Удаляются элементы, ключи которых попадают в заданный диапазон.</w:t>
+      </w:r>
+    </w:p>
+    <w:p>
+      <w:pPr>
+        <w:pStyle w:val="3"/>
+        <w:keepNext w:val="0"/>
+        <w:keepLines w:val="0"/>
+        <w:widowControl/>
+        <w:numPr>
+          <w:ilvl w:val="0"/>
+          <w:numId w:val="8"/>
+        </w:numPr>
+        <w:suppressLineNumbers w:val="0"/>
+        <w:spacing w:line="360" w:lineRule="auto"/>
+        <w:ind w:left="865" w:leftChars="0" w:hanging="425" w:firstLineChars="0"/>
+        <w:jc w:val="both"/>
+        <w:rPr>
+          <w:rFonts w:hint="default" w:ascii="Times New Roman" w:hAnsi="Times New Roman"/>
+          <w:color w:val="auto"/>
+          <w:sz w:val="28"/>
+          <w:szCs w:val="28"/>
+        </w:rPr>
+      </w:pPr>
+      <w:r>
+        <w:rPr>
+          <w:rFonts w:hint="default" w:ascii="Times New Roman" w:hAnsi="Times New Roman"/>
+          <w:color w:val="auto"/>
+          <w:sz w:val="28"/>
+          <w:szCs w:val="28"/>
+        </w:rPr>
+        <w:t>Вычисляется среднее значение элементов контейнера</w:t>
+      </w:r>
+      <w:r>
+        <w:rPr>
+          <w:rFonts w:hint="default" w:ascii="Times New Roman" w:hAnsi="Times New Roman"/>
+          <w:color w:val="auto"/>
+          <w:sz w:val="28"/>
+          <w:szCs w:val="28"/>
+          <w:lang w:val="en-US"/>
+        </w:rPr>
+        <w:t xml:space="preserve"> </w:t>
+      </w:r>
+      <w:r>
+        <w:rPr>
+          <w:rFonts w:hint="default" w:ascii="Times New Roman" w:hAnsi="Times New Roman"/>
+          <w:color w:val="auto"/>
+          <w:sz w:val="28"/>
+          <w:szCs w:val="28"/>
+        </w:rPr>
+        <w:t>с использованием алгоритма accumulate.</w:t>
+      </w:r>
+    </w:p>
+    <w:p>
+      <w:pPr>
+        <w:pStyle w:val="3"/>
+        <w:keepNext w:val="0"/>
+        <w:keepLines w:val="0"/>
+        <w:widowControl/>
+        <w:numPr>
+          <w:ilvl w:val="0"/>
+          <w:numId w:val="8"/>
+        </w:numPr>
+        <w:suppressLineNumbers w:val="0"/>
+        <w:spacing w:line="360" w:lineRule="auto"/>
+        <w:ind w:left="865" w:leftChars="0" w:hanging="425" w:firstLineChars="0"/>
+        <w:jc w:val="both"/>
+        <w:rPr>
+          <w:rFonts w:hint="default" w:ascii="Times New Roman" w:hAnsi="Times New Roman"/>
+          <w:color w:val="auto"/>
+          <w:sz w:val="28"/>
+          <w:szCs w:val="28"/>
+        </w:rPr>
+      </w:pPr>
+      <w:r>
+        <w:rPr>
+          <w:rFonts w:hint="default" w:ascii="Times New Roman" w:hAnsi="Times New Roman"/>
+          <w:color w:val="auto"/>
+          <w:sz w:val="28"/>
+          <w:szCs w:val="28"/>
+        </w:rPr>
+        <w:t>К каждому элементу добавляется среднее значение</w:t>
+      </w:r>
+      <w:r>
+        <w:rPr>
+          <w:rFonts w:hint="default" w:ascii="Times New Roman" w:hAnsi="Times New Roman"/>
+          <w:color w:val="auto"/>
+          <w:sz w:val="28"/>
+          <w:szCs w:val="28"/>
+          <w:lang w:val="en-US"/>
+        </w:rPr>
+        <w:t xml:space="preserve"> </w:t>
+      </w:r>
+      <w:r>
+        <w:rPr>
+          <w:rFonts w:hint="default" w:ascii="Times New Roman" w:hAnsi="Times New Roman"/>
+          <w:color w:val="auto"/>
+          <w:sz w:val="28"/>
+          <w:szCs w:val="28"/>
+        </w:rPr>
+        <w:t>(с использованием алгоритма for_each).</w:t>
+      </w:r>
+    </w:p>
+    <w:p>
+      <w:pPr>
+        <w:pStyle w:val="3"/>
+        <w:keepNext w:val="0"/>
+        <w:keepLines w:val="0"/>
+        <w:widowControl/>
+        <w:numPr>
+          <w:ilvl w:val="0"/>
+          <w:numId w:val="8"/>
+        </w:numPr>
+        <w:suppressLineNumbers w:val="0"/>
+        <w:spacing w:line="360" w:lineRule="auto"/>
+        <w:ind w:left="865" w:leftChars="0" w:hanging="425" w:firstLineChars="0"/>
+        <w:jc w:val="both"/>
+        <w:rPr>
+          <w:rFonts w:hint="default" w:ascii="Times New Roman" w:hAnsi="Times New Roman"/>
+          <w:color w:val="auto"/>
+          <w:sz w:val="28"/>
+          <w:szCs w:val="28"/>
+        </w:rPr>
+      </w:pPr>
+      <w:r>
+        <w:rPr>
+          <w:rFonts w:hint="default" w:ascii="Times New Roman" w:hAnsi="Times New Roman"/>
+          <w:color w:val="auto"/>
+          <w:sz w:val="28"/>
+          <w:szCs w:val="28"/>
+        </w:rPr>
+        <w:t>Обновлённый контейнер выводится на экран.</w:t>
+      </w:r>
+    </w:p>
+    <w:p>
+      <w:pPr>
+        <w:rPr>
+          <w:rFonts w:hint="default" w:ascii="Times New Roman" w:hAnsi="Times New Roman"/>
+          <w:color w:val="auto"/>
+          <w:sz w:val="28"/>
+          <w:szCs w:val="28"/>
+        </w:rPr>
+      </w:pPr>
+    </w:p>
+    <w:p>
+      <w:pPr>
+        <w:rPr>
+          <w:rFonts w:hint="default" w:ascii="Times New Roman" w:hAnsi="Times New Roman"/>
+          <w:color w:val="auto"/>
+          <w:sz w:val="28"/>
+          <w:szCs w:val="28"/>
+        </w:rPr>
+      </w:pPr>
+    </w:p>
+    <w:p>
+      <w:pPr>
+        <w:rPr>
+          <w:rFonts w:hint="default" w:ascii="Times New Roman" w:hAnsi="Times New Roman"/>
+          <w:color w:val="auto"/>
+          <w:sz w:val="28"/>
+          <w:szCs w:val="28"/>
+        </w:rPr>
+      </w:pPr>
+    </w:p>
+    <w:p>
+      <w:pPr>
+        <w:pStyle w:val="3"/>
+        <w:keepNext w:val="0"/>
+        <w:keepLines w:val="0"/>
+        <w:widowControl/>
+        <w:numPr>
+          <w:numId w:val="0"/>
+        </w:numPr>
+        <w:suppressLineNumbers w:val="0"/>
+        <w:spacing w:line="360" w:lineRule="auto"/>
+        <w:jc w:val="center"/>
         <w:rPr>
           <w:rFonts w:hint="default" w:ascii="Times New Roman" w:hAnsi="Times New Roman" w:cs="Times New Roman"/>
           <w:b/>
@@ -3149,10 +4519,8 @@
           <w:color w:val="auto"/>
           <w:sz w:val="28"/>
           <w:szCs w:val="28"/>
-          <w:lang w:val="ru-RU"/>
-        </w:rPr>
-        <w:t>2</w:t>
-      </w:r>
+        </w:rPr>
+      </w:pPr>
       <w:r>
         <w:rPr>
           <w:rFonts w:hint="default" w:ascii="Times New Roman" w:hAnsi="Times New Roman" w:cs="Times New Roman"/>
@@ -3162,6 +4530,29 @@
           <w:sz w:val="28"/>
           <w:szCs w:val="28"/>
         </w:rPr>
+        <w:t>1</w:t>
+      </w:r>
+      <w:r>
+        <w:rPr>
+          <w:rFonts w:hint="default" w:ascii="Times New Roman" w:hAnsi="Times New Roman" w:cs="Times New Roman"/>
+          <w:b/>
+          <w:bCs/>
+          <w:color w:val="auto"/>
+          <w:sz w:val="28"/>
+          <w:szCs w:val="28"/>
+          <w:lang w:val="ru-RU"/>
+        </w:rPr>
+        <w:t>2</w:t>
+      </w:r>
+      <w:r>
+        <w:rPr>
+          <w:rFonts w:hint="default" w:ascii="Times New Roman" w:hAnsi="Times New Roman" w:cs="Times New Roman"/>
+          <w:b/>
+          <w:bCs/>
+          <w:color w:val="auto"/>
+          <w:sz w:val="28"/>
+          <w:szCs w:val="28"/>
+        </w:rPr>
         <w:t>. Объяснение результатов работы программы</w:t>
       </w:r>
     </w:p>
@@ -3174,22 +4565,23 @@
         <w:suppressLineNumbers w:val="0"/>
         <w:rPr>
           <w:rFonts w:hint="default" w:ascii="Times New Roman" w:hAnsi="Times New Roman" w:cs="Times New Roman"/>
-          <w:sz w:val="28"/>
-          <w:szCs w:val="28"/>
-        </w:rPr>
-      </w:pPr>
-      <w:bookmarkStart w:id="0" w:name="_GoBack"/>
-      <w:r>
-        <w:rPr>
-          <w:rFonts w:hint="default" w:ascii="Times New Roman" w:hAnsi="Times New Roman" w:cs="Times New Roman"/>
+          <w:color w:val="auto"/>
+          <w:sz w:val="28"/>
+          <w:szCs w:val="28"/>
+        </w:rPr>
+      </w:pPr>
+      <w:r>
+        <w:rPr>
+          <w:rFonts w:hint="default" w:ascii="Times New Roman" w:hAnsi="Times New Roman" w:cs="Times New Roman"/>
+          <w:color w:val="auto"/>
           <w:sz w:val="28"/>
           <w:szCs w:val="28"/>
         </w:rPr>
         <w:drawing>
           <wp:inline distT="0" distB="0" distL="114300" distR="114300">
-            <wp:extent cx="5117465" cy="2667000"/>
-            <wp:effectExtent l="0" t="0" r="6985" b="0"/>
-            <wp:docPr id="8" name="Изображение 4"/>
+            <wp:extent cx="5847715" cy="4105275"/>
+            <wp:effectExtent l="0" t="0" r="635" b="9525"/>
+            <wp:docPr id="4" name="Изображение 3"/>
             <wp:cNvGraphicFramePr>
               <a:graphicFrameLocks xmlns:a="http://schemas.openxmlformats.org/drawingml/2006/main" noChangeAspect="1"/>
             </wp:cNvGraphicFramePr>
@@ -3197,7 +4589,7 @@
               <a:graphicData uri="http://schemas.openxmlformats.org/drawingml/2006/picture">
                 <pic:pic xmlns:pic="http://schemas.openxmlformats.org/drawingml/2006/picture">
                   <pic:nvPicPr>
-                    <pic:cNvPr id="8" name="Изображение 4"/>
+                    <pic:cNvPr id="4" name="Изображение 3"/>
                     <pic:cNvPicPr>
                       <a:picLocks noChangeAspect="1"/>
                     </pic:cNvPicPr>
@@ -3211,7 +4603,7 @@
                   <pic:spPr>
                     <a:xfrm>
                       <a:off x="0" y="0"/>
-                      <a:ext cx="5117465" cy="2667000"/>
+                      <a:ext cx="5847715" cy="4105275"/>
                     </a:xfrm>
                     <a:prstGeom prst="rect">
                       <a:avLst/>
@@ -3227,7 +4619,6 @@
           </wp:inline>
         </w:drawing>
       </w:r>
-      <w:bookmarkEnd w:id="0"/>
     </w:p>
     <w:p>
       <w:pPr>
@@ -3236,174 +4627,104 @@
         <w:keepLines w:val="0"/>
         <w:widowControl/>
         <w:suppressLineNumbers w:val="0"/>
-        <w:rPr>
-          <w:rFonts w:hint="default" w:ascii="Times New Roman" w:hAnsi="Times New Roman" w:cs="Times New Roman"/>
-          <w:sz w:val="28"/>
-          <w:szCs w:val="28"/>
-        </w:rPr>
-      </w:pPr>
-      <w:r>
-        <w:rPr>
-          <w:rFonts w:hint="default" w:ascii="Times New Roman" w:hAnsi="Times New Roman" w:cs="Times New Roman"/>
-          <w:sz w:val="28"/>
-          <w:szCs w:val="28"/>
-        </w:rPr>
-        <w:t xml:space="preserve">Контейнер </w:t>
-      </w:r>
-      <w:r>
-        <w:rPr>
-          <w:rStyle w:val="15"/>
-          <w:rFonts w:hint="default" w:ascii="Times New Roman" w:hAnsi="Times New Roman" w:cs="Times New Roman"/>
-          <w:sz w:val="28"/>
-          <w:szCs w:val="28"/>
-        </w:rPr>
-        <w:t>set</w:t>
-      </w:r>
-      <w:r>
-        <w:rPr>
-          <w:rFonts w:hint="default" w:ascii="Times New Roman" w:hAnsi="Times New Roman" w:cs="Times New Roman"/>
-          <w:sz w:val="28"/>
-          <w:szCs w:val="28"/>
-        </w:rPr>
-        <w:t xml:space="preserve"> автоматически сортирует элементы и не допускает дубликатов.</w:t>
-      </w:r>
-      <w:r>
-        <w:rPr>
-          <w:rFonts w:hint="default" w:ascii="Times New Roman" w:hAnsi="Times New Roman" w:cs="Times New Roman"/>
-          <w:sz w:val="28"/>
-          <w:szCs w:val="28"/>
-        </w:rPr>
-        <w:br w:type="textWrapping"/>
-      </w:r>
-      <w:r>
-        <w:rPr>
-          <w:rFonts w:hint="default" w:ascii="Times New Roman" w:hAnsi="Times New Roman" w:cs="Times New Roman"/>
-          <w:sz w:val="28"/>
-          <w:szCs w:val="28"/>
-        </w:rPr>
-        <w:t>Все операции выполняются корректно.</w:t>
-      </w:r>
-    </w:p>
-    <w:p>
-      <w:pPr>
-        <w:pStyle w:val="22"/>
-        <w:keepNext w:val="0"/>
-        <w:keepLines w:val="0"/>
-        <w:widowControl/>
-        <w:suppressLineNumbers w:val="0"/>
-        <w:rPr>
-          <w:rFonts w:hint="default" w:ascii="Times New Roman" w:hAnsi="Times New Roman" w:cs="Times New Roman"/>
-          <w:sz w:val="28"/>
-          <w:szCs w:val="28"/>
-        </w:rPr>
-      </w:pPr>
-    </w:p>
-    <w:p>
-      <w:pPr>
-        <w:pStyle w:val="22"/>
-        <w:keepNext w:val="0"/>
-        <w:keepLines w:val="0"/>
-        <w:widowControl/>
-        <w:numPr>
-          <w:ilvl w:val="0"/>
-          <w:numId w:val="4"/>
-        </w:numPr>
-        <w:suppressLineNumbers w:val="0"/>
-        <w:jc w:val="center"/>
-        <w:rPr>
-          <w:rFonts w:hint="default" w:ascii="Times New Roman" w:hAnsi="Times New Roman" w:cs="Times New Roman"/>
-          <w:b/>
-          <w:bCs/>
-          <w:sz w:val="28"/>
-          <w:szCs w:val="28"/>
-          <w:lang w:val="ru-RU"/>
-        </w:rPr>
-      </w:pPr>
+        <w:spacing w:line="360" w:lineRule="auto"/>
+        <w:ind w:firstLine="708" w:firstLineChars="0"/>
+        <w:jc w:val="both"/>
+        <w:rPr>
+          <w:rFonts w:hint="default" w:ascii="Times New Roman" w:hAnsi="Times New Roman" w:cs="Times New Roman"/>
+          <w:color w:val="auto"/>
+          <w:sz w:val="28"/>
+          <w:szCs w:val="28"/>
+        </w:rPr>
+      </w:pPr>
+      <w:bookmarkStart w:id="0" w:name="_GoBack"/>
+      <w:r>
+        <w:rPr>
+          <w:rFonts w:hint="default" w:ascii="Times New Roman" w:hAnsi="Times New Roman" w:eastAsia="SimSun" w:cs="Times New Roman"/>
+          <w:color w:val="auto"/>
+          <w:sz w:val="28"/>
+          <w:szCs w:val="28"/>
+        </w:rPr>
+        <w:t>Контейнер set автоматически упорядочивает элементы.</w:t>
+      </w:r>
       <w:r>
         <w:rPr>
           <w:rFonts w:hint="default" w:cs="Times New Roman"/>
-          <w:b/>
-          <w:bCs/>
+          <w:color w:val="auto"/>
           <w:sz w:val="28"/>
           <w:szCs w:val="28"/>
           <w:lang w:val="en-US"/>
         </w:rPr>
-        <w:t>UML-</w:t>
+        <w:t xml:space="preserve"> </w:t>
+      </w:r>
+      <w:r>
+        <w:rPr>
+          <w:rFonts w:hint="default" w:ascii="Times New Roman" w:hAnsi="Times New Roman" w:eastAsia="SimSun" w:cs="Times New Roman"/>
+          <w:color w:val="auto"/>
+          <w:sz w:val="28"/>
+          <w:szCs w:val="28"/>
+        </w:rPr>
+        <w:t>После добавления максимального элемента выполняется удаление элементов</w:t>
       </w:r>
       <w:r>
         <w:rPr>
           <w:rFonts w:hint="default" w:cs="Times New Roman"/>
-          <w:b/>
-          <w:bCs/>
-          <w:sz w:val="28"/>
-          <w:szCs w:val="28"/>
-          <w:lang w:val="ru-RU"/>
-        </w:rPr>
-        <w:t>диаграмма</w:t>
-      </w:r>
-    </w:p>
-    <w:p>
-      <w:pPr>
-        <w:pStyle w:val="22"/>
-        <w:keepNext w:val="0"/>
-        <w:keepLines w:val="0"/>
-        <w:widowControl/>
-        <w:numPr>
-          <w:numId w:val="0"/>
-        </w:numPr>
-        <w:suppressLineNumbers w:val="0"/>
-        <w:ind w:right="0" w:rightChars="0"/>
-        <w:jc w:val="both"/>
-        <w:rPr>
-          <w:rFonts w:hint="default" w:ascii="Times New Roman" w:hAnsi="Times New Roman" w:cs="Times New Roman"/>
-          <w:sz w:val="28"/>
-          <w:szCs w:val="28"/>
-        </w:rPr>
-      </w:pPr>
-      <w:r>
-        <w:drawing>
-          <wp:inline distT="0" distB="0" distL="114300" distR="114300">
-            <wp:extent cx="5938520" cy="4546600"/>
-            <wp:effectExtent l="0" t="0" r="5080" b="6350"/>
-            <wp:docPr id="1" name="Изображение 1"/>
-            <wp:cNvGraphicFramePr>
-              <a:graphicFrameLocks xmlns:a="http://schemas.openxmlformats.org/drawingml/2006/main" noChangeAspect="1"/>
-            </wp:cNvGraphicFramePr>
-            <a:graphic xmlns:a="http://schemas.openxmlformats.org/drawingml/2006/main">
-              <a:graphicData uri="http://schemas.openxmlformats.org/drawingml/2006/picture">
-                <pic:pic xmlns:pic="http://schemas.openxmlformats.org/drawingml/2006/picture">
-                  <pic:nvPicPr>
-                    <pic:cNvPr id="1" name="Изображение 1"/>
-                    <pic:cNvPicPr>
-                      <a:picLocks noChangeAspect="1"/>
-                    </pic:cNvPicPr>
-                  </pic:nvPicPr>
-                  <pic:blipFill>
-                    <a:blip r:embed="rId11"/>
-                    <a:stretch>
-                      <a:fillRect/>
-                    </a:stretch>
-                  </pic:blipFill>
-                  <pic:spPr>
-                    <a:xfrm>
-                      <a:off x="0" y="0"/>
-                      <a:ext cx="5938520" cy="4546600"/>
-                    </a:xfrm>
-                    <a:prstGeom prst="rect">
-                      <a:avLst/>
-                    </a:prstGeom>
-                    <a:noFill/>
-                    <a:ln>
-                      <a:noFill/>
-                    </a:ln>
-                  </pic:spPr>
-                </pic:pic>
-              </a:graphicData>
-            </a:graphic>
-          </wp:inline>
-        </w:drawing>
-      </w:r>
-    </w:p>
+          <w:color w:val="auto"/>
+          <w:sz w:val="28"/>
+          <w:szCs w:val="28"/>
+          <w:lang w:val="en-US"/>
+        </w:rPr>
+        <w:t xml:space="preserve"> </w:t>
+      </w:r>
+      <w:r>
+        <w:rPr>
+          <w:rFonts w:hint="default" w:ascii="Times New Roman" w:hAnsi="Times New Roman" w:eastAsia="SimSun" w:cs="Times New Roman"/>
+          <w:color w:val="auto"/>
+          <w:sz w:val="28"/>
+          <w:szCs w:val="28"/>
+        </w:rPr>
+        <w:t>из заданного</w:t>
+      </w:r>
+      <w:r>
+        <w:rPr>
+          <w:rFonts w:hint="default" w:cs="Times New Roman"/>
+          <w:color w:val="auto"/>
+          <w:sz w:val="28"/>
+          <w:szCs w:val="28"/>
+          <w:lang w:val="en-US"/>
+        </w:rPr>
+        <w:t xml:space="preserve"> </w:t>
+      </w:r>
+      <w:r>
+        <w:rPr>
+          <w:rFonts w:hint="default" w:ascii="Times New Roman" w:hAnsi="Times New Roman" w:eastAsia="SimSun" w:cs="Times New Roman"/>
+          <w:color w:val="auto"/>
+          <w:sz w:val="28"/>
+          <w:szCs w:val="28"/>
+        </w:rPr>
+        <w:t>диапазона, затем вычисляется среднее значение и добавляется</w:t>
+      </w:r>
+      <w:r>
+        <w:rPr>
+          <w:rFonts w:hint="default" w:cs="Times New Roman"/>
+          <w:color w:val="auto"/>
+          <w:sz w:val="28"/>
+          <w:szCs w:val="28"/>
+          <w:lang w:val="en-US"/>
+        </w:rPr>
+        <w:t xml:space="preserve"> </w:t>
+      </w:r>
+      <w:r>
+        <w:rPr>
+          <w:rFonts w:hint="default" w:ascii="Times New Roman" w:hAnsi="Times New Roman" w:eastAsia="SimSun" w:cs="Times New Roman"/>
+          <w:color w:val="auto"/>
+          <w:sz w:val="28"/>
+          <w:szCs w:val="28"/>
+        </w:rPr>
+        <w:t>к каждому элементу контейнера.</w:t>
+      </w:r>
+    </w:p>
+    <w:bookmarkEnd w:id="0"/>
     <w:sectPr>
       <w:footerReference r:id="rId5" w:type="default"/>
       <w:pgSz w:w="11906" w:h="16838"/>
@@ -3511,6 +4832,70 @@
 <file path=word/numbering.xml><?xml version="1.0" encoding="utf-8"?>
 <w:numbering xmlns:wpc="http://schemas.microsoft.com/office/word/2010/wordprocessingCanvas" xmlns:mc="http://schemas.openxmlformats.org/markup-compatibility/2006" xmlns:o="urn:schemas-microsoft-com:office:office" xmlns:r="http://schemas.openxmlformats.org/officeDocument/2006/relationships" xmlns:m="http://schemas.openxmlformats.org/officeDocument/2006/math" xmlns:v="urn:schemas-microsoft-com:vml" xmlns:wp14="http://schemas.microsoft.com/office/word/2010/wordprocessingDrawing" xmlns:wp="http://schemas.openxmlformats.org/drawingml/2006/wordprocessingDrawing" xmlns:w10="urn:schemas-microsoft-com:office:word" xmlns:w="http://schemas.openxmlformats.org/wordprocessingml/2006/main" xmlns:w14="http://schemas.microsoft.com/office/word/2010/wordml" xmlns:wpg="http://schemas.microsoft.com/office/word/2010/wordprocessingGroup" xmlns:wpi="http://schemas.microsoft.com/office/word/2010/wordprocessingInk" xmlns:wne="http://schemas.microsoft.com/office/word/2006/wordml" xmlns:wps="http://schemas.microsoft.com/office/word/2010/wordprocessingShape" xmlns:wpsCustomData="http://www.wps.cn/officeDocument/2013/wpsCustomData" mc:Ignorable="w14 wp14">
   <w:abstractNum w:abstractNumId="0">
+    <w:nsid w:val="97E7A314"/>
+    <w:multiLevelType w:val="singleLevel"/>
+    <w:tmpl w:val="97E7A314"/>
+    <w:lvl w:ilvl="0" w:tentative="0">
+      <w:start w:val="1"/>
+      <w:numFmt w:val="bullet"/>
+      <w:lvlText w:val=""/>
+      <w:lvlJc w:val="left"/>
+      <w:pPr>
+        <w:tabs>
+          <w:tab w:val="left" w:pos="420"/>
+        </w:tabs>
+        <w:ind w:left="860" w:leftChars="0" w:hanging="420" w:firstLineChars="0"/>
+      </w:pPr>
+      <w:rPr>
+        <w:rFonts w:hint="default" w:ascii="Wingdings" w:hAnsi="Wingdings"/>
+        <w:sz w:val="18"/>
+        <w:szCs w:val="18"/>
+      </w:rPr>
+    </w:lvl>
+  </w:abstractNum>
+  <w:abstractNum w:abstractNumId="1">
+    <w:nsid w:val="A219E242"/>
+    <w:multiLevelType w:val="singleLevel"/>
+    <w:tmpl w:val="A219E242"/>
+    <w:lvl w:ilvl="0" w:tentative="0">
+      <w:start w:val="1"/>
+      <w:numFmt w:val="bullet"/>
+      <w:lvlText w:val=""/>
+      <w:lvlJc w:val="left"/>
+      <w:pPr>
+        <w:tabs>
+          <w:tab w:val="left" w:pos="420"/>
+        </w:tabs>
+        <w:ind w:left="860" w:leftChars="0" w:hanging="420" w:firstLineChars="0"/>
+      </w:pPr>
+      <w:rPr>
+        <w:rFonts w:hint="default" w:ascii="Wingdings" w:hAnsi="Wingdings"/>
+        <w:sz w:val="18"/>
+        <w:szCs w:val="18"/>
+      </w:rPr>
+    </w:lvl>
+  </w:abstractNum>
+  <w:abstractNum w:abstractNumId="2">
+    <w:nsid w:val="CF645992"/>
+    <w:multiLevelType w:val="singleLevel"/>
+    <w:tmpl w:val="CF645992"/>
+    <w:lvl w:ilvl="0" w:tentative="0">
+      <w:start w:val="1"/>
+      <w:numFmt w:val="decimal"/>
+      <w:lvlText w:val="%1."/>
+      <w:lvlJc w:val="left"/>
+      <w:pPr>
+        <w:tabs>
+          <w:tab w:val="left" w:pos="425"/>
+        </w:tabs>
+        <w:ind w:left="865" w:leftChars="0" w:hanging="425" w:firstLineChars="0"/>
+      </w:pPr>
+      <w:rPr>
+        <w:rFonts w:hint="default"/>
+      </w:rPr>
+    </w:lvl>
+  </w:abstractNum>
+  <w:abstractNum w:abstractNumId="3">
     <w:nsid w:val="D12053B8"/>
     <w:multiLevelType w:val="singleLevel"/>
     <w:tmpl w:val="D12053B8"/>
@@ -3525,19 +4910,69 @@
       </w:pPr>
     </w:lvl>
   </w:abstractNum>
-  <w:abstractNum w:abstractNumId="1">
-    <w:nsid w:val="219603DA"/>
+  <w:abstractNum w:abstractNumId="4">
+    <w:nsid w:val="2C4CA357"/>
     <w:multiLevelType w:val="singleLevel"/>
-    <w:tmpl w:val="219603DA"/>
+    <w:tmpl w:val="2C4CA357"/>
     <w:lvl w:ilvl="0" w:tentative="0">
-      <w:start w:val="13"/>
+      <w:start w:val="1"/>
       <w:numFmt w:val="decimal"/>
-      <w:suff w:val="space"/>
       <w:lvlText w:val="%1."/>
       <w:lvlJc w:val="left"/>
+      <w:pPr>
+        <w:tabs>
+          <w:tab w:val="left" w:pos="425"/>
+        </w:tabs>
+        <w:ind w:left="865" w:leftChars="0" w:hanging="425" w:firstLineChars="0"/>
+      </w:pPr>
+      <w:rPr>
+        <w:rFonts w:hint="default"/>
+      </w:rPr>
     </w:lvl>
   </w:abstractNum>
-  <w:abstractNum w:abstractNumId="2">
+  <w:abstractNum w:abstractNumId="5">
+    <w:nsid w:val="30AEB031"/>
+    <w:multiLevelType w:val="singleLevel"/>
+    <w:tmpl w:val="30AEB031"/>
+    <w:lvl w:ilvl="0" w:tentative="0">
+      <w:start w:val="1"/>
+      <w:numFmt w:val="bullet"/>
+      <w:lvlText w:val=""/>
+      <w:lvlJc w:val="left"/>
+      <w:pPr>
+        <w:tabs>
+          <w:tab w:val="left" w:pos="420"/>
+        </w:tabs>
+        <w:ind w:left="860" w:leftChars="0" w:hanging="420" w:firstLineChars="0"/>
+      </w:pPr>
+      <w:rPr>
+        <w:rFonts w:hint="default" w:ascii="Wingdings" w:hAnsi="Wingdings"/>
+        <w:sz w:val="18"/>
+        <w:szCs w:val="18"/>
+      </w:rPr>
+    </w:lvl>
+  </w:abstractNum>
+  <w:abstractNum w:abstractNumId="6">
+    <w:nsid w:val="366674BE"/>
+    <w:multiLevelType w:val="singleLevel"/>
+    <w:tmpl w:val="366674BE"/>
+    <w:lvl w:ilvl="0" w:tentative="0">
+      <w:start w:val="1"/>
+      <w:numFmt w:val="decimal"/>
+      <w:lvlText w:val="%1."/>
+      <w:lvlJc w:val="left"/>
+      <w:pPr>
+        <w:tabs>
+          <w:tab w:val="left" w:pos="425"/>
+        </w:tabs>
+        <w:ind w:left="865" w:leftChars="0" w:hanging="425" w:firstLineChars="0"/>
+      </w:pPr>
+      <w:rPr>
+        <w:rFonts w:hint="default"/>
+      </w:rPr>
+    </w:lvl>
+  </w:abstractNum>
+  <w:abstractNum w:abstractNumId="7">
     <w:nsid w:val="51FC7A63"/>
     <w:multiLevelType w:val="multilevel"/>
     <w:tmpl w:val="51FC7A63"/>
@@ -3630,39 +5065,29 @@
       </w:pPr>
     </w:lvl>
   </w:abstractNum>
-  <w:abstractNum w:abstractNumId="3">
-    <w:nsid w:val="657152CD"/>
-    <w:multiLevelType w:val="singleLevel"/>
-    <w:tmpl w:val="657152CD"/>
-    <w:lvl w:ilvl="0" w:tentative="0">
-      <w:start w:val="1"/>
-      <w:numFmt w:val="bullet"/>
-      <w:lvlText w:val=""/>
-      <w:lvlJc w:val="left"/>
-      <w:pPr>
-        <w:tabs>
-          <w:tab w:val="left" w:pos="420"/>
-        </w:tabs>
-        <w:ind w:left="860" w:leftChars="0" w:hanging="420" w:firstLineChars="0"/>
-      </w:pPr>
-      <w:rPr>
-        <w:rFonts w:hint="default" w:ascii="Wingdings" w:hAnsi="Wingdings"/>
-        <w:sz w:val="18"/>
-        <w:szCs w:val="18"/>
-      </w:rPr>
-    </w:lvl>
-  </w:abstractNum>
   <w:num w:numId="1">
-    <w:abstractNumId w:val="2"/>
+    <w:abstractNumId w:val="7"/>
   </w:num>
   <w:num w:numId="2">
+    <w:abstractNumId w:val="3"/>
+  </w:num>
+  <w:num w:numId="3">
     <w:abstractNumId w:val="0"/>
   </w:num>
-  <w:num w:numId="3">
-    <w:abstractNumId w:val="3"/>
+  <w:num w:numId="4">
+    <w:abstractNumId w:val="6"/>
   </w:num>
-  <w:num w:numId="4">
+  <w:num w:numId="5">
+    <w:abstractNumId w:val="5"/>
+  </w:num>
+  <w:num w:numId="6">
+    <w:abstractNumId w:val="4"/>
+  </w:num>
+  <w:num w:numId="7">
     <w:abstractNumId w:val="1"/>
+  </w:num>
+  <w:num w:numId="8">
+    <w:abstractNumId w:val="2"/>
   </w:num>
 </w:numbering>
 </file>
